--- a/templates/simples.docx
+++ b/templates/simples.docx
@@ -1,8 +1,8 @@
 
 <file path=word/document.xml><?xml version="1.0" encoding="utf-8"?>
-<w:document xmlns:wpc="http://schemas.microsoft.com/office/word/2010/wordprocessingCanvas" xmlns:cx="http://schemas.microsoft.com/office/drawing/2014/chartex" xmlns:cx1="http://schemas.microsoft.com/office/drawing/2015/9/8/chartex" xmlns:cx2="http://schemas.microsoft.com/office/drawing/2015/10/21/chartex" xmlns:cx3="http://schemas.microsoft.com/office/drawing/2016/5/9/chartex" xmlns:cx4="http://schemas.microsoft.com/office/drawing/2016/5/10/chartex" xmlns:cx5="http://schemas.microsoft.com/office/drawing/2016/5/11/chartex" xmlns:cx6="http://schemas.microsoft.com/office/drawing/2016/5/12/chartex" xmlns:cx7="http://schemas.microsoft.com/office/drawing/2016/5/13/chartex" xmlns:cx8="http://schemas.microsoft.com/office/drawing/2016/5/14/chartex" xmlns:mc="http://schemas.openxmlformats.org/markup-compatibility/2006" xmlns:aink="http://schemas.microsoft.com/office/drawing/2016/ink" xmlns:am3d="http://schemas.microsoft.com/office/drawing/2017/model3d" xmlns:o="urn:schemas-microsoft-com:office:office" xmlns:oel="http://schemas.microsoft.com/office/2019/extlst" xmlns:r="http://schemas.openxmlformats.org/officeDocument/2006/relationships" xmlns:m="http://schemas.openxmlformats.org/officeDocument/2006/math" xmlns:v="urn:schemas-microsoft-com:vml" xmlns:wp14="http://schemas.microsoft.com/office/word/2010/wordprocessingDrawing" xmlns:wp="http://schemas.openxmlformats.org/drawingml/2006/wordprocessingDrawing" xmlns:w10="urn:schemas-microsoft-com:office:word" xmlns:w="http://schemas.openxmlformats.org/wordprocessingml/2006/main" xmlns:w14="http://schemas.microsoft.com/office/word/2010/wordml" xmlns:w15="http://schemas.microsoft.com/office/word/2012/wordml" xmlns:w16cex="http://schemas.microsoft.com/office/word/2018/wordml/cex" xmlns:w16cid="http://schemas.microsoft.com/office/word/2016/wordml/cid" xmlns:w16="http://schemas.microsoft.com/office/word/2018/wordml" xmlns:w16du="http://schemas.microsoft.com/office/word/2023/wordml/word16du" xmlns:w16sdtdh="http://schemas.microsoft.com/office/word/2020/wordml/sdtdatahash" xmlns:w16sdtfl="http://schemas.microsoft.com/office/word/2024/wordml/sdtformatlock" xmlns:w16se="http://schemas.microsoft.com/office/word/2015/wordml/symex" xmlns:wpg="http://schemas.microsoft.com/office/word/2010/wordprocessingGroup" xmlns:wpi="http://schemas.microsoft.com/office/word/2010/wordprocessingInk" xmlns:wne="http://schemas.microsoft.com/office/word/2006/wordml" xmlns:wps="http://schemas.microsoft.com/office/word/2010/wordprocessingShape" mc:Ignorable="w14 w15 w16se w16cid w16 w16cex w16sdtdh w16sdtfl w16du wp14">
+<w:document xmlns:ns1="http://schemas.openxmlformats.org/markup-compatibility/2006" xmlns:ns2="http://schemas.microsoft.com/office/word/2010/wordml" xmlns:ns3="http://schemas.openxmlformats.org/officeDocument/2006/relationships" xmlns:w="http://schemas.openxmlformats.org/wordprocessingml/2006/main" ns1:Ignorable="w14 w15 w16se w16cid w16 w16cex w16sdtdh w16sdtfl w16du wp14">
   <w:body>
-    <w:p>
+    <w:p ns2:paraId="324EF51E" ns2:textId="77777777">
       <w:pPr>
         <w:spacing w:line="360" w:lineRule="auto"/>
         <w:jc w:val="center"/>
@@ -88,7 +88,7 @@
         <w:t>DE COOPERAÇÃO – ESTÁGIO OBRIGATÓRIO</w:t>
       </w:r>
     </w:p>
-    <w:p>
+    <w:p ns2:paraId="1A1E468F" ns2:textId="77777777">
       <w:pPr>
         <w:spacing w:line="360" w:lineRule="auto"/>
         <w:rPr>
@@ -117,7 +117,7 @@
       <w:tblGrid>
         <w:gridCol w:w="9711"/>
       </w:tblGrid>
-      <w:tr>
+      <w:tr ns2:paraId="1E82A743" ns2:textId="77777777">
         <w:trPr>
           <w:trHeight w:val="410"/>
           <w:jc w:val="center"/>
@@ -134,7 +134,7 @@
             <w:shd w:val="clear" w:color="auto" w:fill="E8E8E8" w:themeFill="background2"/>
             <w:vAlign w:val="center"/>
           </w:tcPr>
-          <w:p>
+          <w:p ns2:paraId="16859A71" ns2:textId="77777777">
             <w:pPr>
               <w:spacing w:line="360" w:lineRule="auto"/>
               <w:jc w:val="center"/>
@@ -159,7 +159,7 @@
           </w:p>
         </w:tc>
       </w:tr>
-      <w:tr>
+      <w:tr ns2:paraId="567F3E89" ns2:textId="77777777">
         <w:trPr>
           <w:trHeight w:val="1717"/>
           <w:jc w:val="center"/>
@@ -171,7 +171,7 @@
               <w:top w:val="single" w:sz="12" w:space="0" w:color="auto"/>
             </w:tcBorders>
           </w:tcPr>
-          <w:p>
+          <w:p ns2:paraId="15577063" ns2:textId="77777777">
             <w:pPr>
               <w:spacing w:line="276" w:lineRule="auto"/>
               <w:jc w:val="both"/>
@@ -222,7 +222,7 @@
         </w:tc>
       </w:tr>
     </w:tbl>
-    <w:p>
+    <w:p ns2:paraId="6A8EECED" ns2:textId="77777777">
       <w:pPr>
         <w:rPr>
           <w:rFonts w:ascii="Arial" w:eastAsia="Times New Roman" w:hAnsi="Arial" w:cs="Arial"/>
@@ -257,7 +257,7 @@
         <w:gridCol w:w="533"/>
         <w:gridCol w:w="2841"/>
       </w:tblGrid>
-      <w:tr>
+      <w:tr ns2:paraId="6FF1F098" ns2:textId="77777777">
         <w:trPr>
           <w:trHeight w:val="359"/>
           <w:jc w:val="center"/>
@@ -275,7 +275,7 @@
             <w:shd w:val="clear" w:color="auto" w:fill="E8E8E8" w:themeFill="background2"/>
             <w:vAlign w:val="center"/>
           </w:tcPr>
-          <w:p>
+          <w:p ns2:paraId="0824342A" ns2:textId="77777777">
             <w:pPr>
               <w:spacing w:line="360" w:lineRule="auto"/>
               <w:jc w:val="center"/>
@@ -299,7 +299,7 @@
           </w:p>
         </w:tc>
       </w:tr>
-      <w:tr>
+      <w:tr ns2:paraId="564AE454" ns2:textId="77777777">
         <w:trPr>
           <w:trHeight w:val="349"/>
           <w:jc w:val="center"/>
@@ -314,7 +314,7 @@
             </w:tcBorders>
             <w:vAlign w:val="center"/>
           </w:tcPr>
-          <w:p>
+          <w:p ns2:paraId="2FA7E00B" ns2:textId="77777777">
             <w:pPr>
               <w:spacing w:line="360" w:lineRule="auto"/>
               <w:rPr>
@@ -367,7 +367,7 @@
           </w:p>
         </w:tc>
       </w:tr>
-      <w:tr>
+      <w:tr ns2:paraId="650A1B56" ns2:textId="77777777">
         <w:trPr>
           <w:trHeight w:val="349"/>
           <w:jc w:val="center"/>
@@ -382,7 +382,7 @@
             </w:tcBorders>
             <w:vAlign w:val="center"/>
           </w:tcPr>
-          <w:p>
+          <w:p ns2:paraId="12265EA8" ns2:textId="77777777">
             <w:pPr>
               <w:spacing w:line="360" w:lineRule="auto"/>
               <w:rPr>
@@ -434,7 +434,7 @@
           </w:p>
         </w:tc>
       </w:tr>
-      <w:tr>
+      <w:tr ns2:paraId="2E7A0482" ns2:textId="77777777">
         <w:trPr>
           <w:trHeight w:val="349"/>
           <w:jc w:val="center"/>
@@ -449,7 +449,7 @@
             </w:tcBorders>
             <w:vAlign w:val="center"/>
           </w:tcPr>
-          <w:p>
+          <w:p ns2:paraId="4FC796F2" ns2:textId="358A8BCD">
             <w:pPr>
               <w:spacing w:line="360" w:lineRule="auto"/>
               <w:rPr>
@@ -484,7 +484,7 @@
               <w:t xml:space="preserve"> {alvara}</w:t>
             </w:r>
           </w:p>
-          <w:p>
+          <w:p ns2:paraId="36F6A08D" ns2:textId="77777777">
             <w:pPr>
               <w:spacing w:line="360" w:lineRule="auto"/>
               <w:rPr>
@@ -517,7 +517,7 @@
           </w:p>
         </w:tc>
       </w:tr>
-      <w:tr>
+      <w:tr ns2:paraId="5129F5E1" ns2:textId="77777777">
         <w:trPr>
           <w:trHeight w:val="349"/>
           <w:jc w:val="center"/>
@@ -532,7 +532,7 @@
             </w:tcBorders>
             <w:vAlign w:val="center"/>
           </w:tcPr>
-          <w:p>
+          <w:p ns2:paraId="0DEA2342" ns2:textId="77777777">
             <w:pPr>
               <w:spacing w:line="276" w:lineRule="auto"/>
               <w:rPr>
@@ -575,7 +575,7 @@
               <w:t xml:space="preserve"> {area_atuacao}</w:t>
             </w:r>
           </w:p>
-          <w:p>
+          <w:p ns2:paraId="124AEE58" ns2:textId="195E8D09">
             <w:pPr>
               <w:spacing w:line="276" w:lineRule="auto"/>
               <w:rPr>
@@ -635,7 +635,7 @@
               </w:rPr>
             </w:r>
           </w:p>
-          <w:p>
+          <w:p ns2:paraId="348031C2" ns2:textId="057C8AA9">
             <w:pPr>
               <w:spacing w:line="276" w:lineRule="auto"/>
               <w:rPr>
@@ -679,7 +679,7 @@
               </w:rPr>
             </w:r>
           </w:p>
-          <w:p>
+          <w:p ns2:paraId="1E3AA995" ns2:textId="3ABCE2E0">
             <w:pPr>
               <w:spacing w:line="276" w:lineRule="auto"/>
               <w:rPr>
@@ -731,7 +731,7 @@
               </w:rPr>
             </w:r>
           </w:p>
-          <w:p>
+          <w:p ns2:paraId="4EF162FE" ns2:textId="1006E69C">
             <w:pPr>
               <w:spacing w:line="276" w:lineRule="auto"/>
               <w:rPr>
@@ -783,7 +783,7 @@
               </w:rPr>
             </w:r>
           </w:p>
-          <w:p>
+          <w:p ns2:paraId="5BB30C9E" ns2:textId="172E5DFD">
             <w:pPr>
               <w:spacing w:line="276" w:lineRule="auto"/>
               <w:rPr>
@@ -835,7 +835,7 @@
               </w:rPr>
             </w:r>
           </w:p>
-          <w:p>
+          <w:p ns2:paraId="090313BF" ns2:textId="64D66A6A">
             <w:pPr>
               <w:spacing w:line="276" w:lineRule="auto"/>
               <w:rPr>
@@ -887,7 +887,7 @@
               </w:rPr>
             </w:r>
           </w:p>
-          <w:p>
+          <w:p ns2:paraId="21A81B21" ns2:textId="48F6AEB3">
             <w:pPr>
               <w:spacing w:line="276" w:lineRule="auto"/>
               <w:rPr>
@@ -939,7 +939,7 @@
               </w:rPr>
             </w:r>
           </w:p>
-          <w:p>
+          <w:p ns2:paraId="41AED454" ns2:textId="6130E4C4">
             <w:pPr>
               <w:spacing w:line="276" w:lineRule="auto"/>
               <w:rPr>
@@ -975,7 +975,7 @@
               </w:rPr>
             </w:r>
           </w:p>
-          <w:p>
+          <w:p ns2:paraId="08C6AF7F" ns2:textId="4CDB159F">
             <w:pPr>
               <w:spacing w:line="276" w:lineRule="auto"/>
               <w:rPr>
@@ -1027,7 +1027,7 @@
               </w:rPr>
             </w:r>
           </w:p>
-          <w:p>
+          <w:p ns2:paraId="4F0A356E" ns2:textId="1FCD9536">
             <w:pPr>
               <w:spacing w:line="276" w:lineRule="auto"/>
               <w:rPr>
@@ -1063,7 +1063,7 @@
               </w:rPr>
             </w:r>
           </w:p>
-          <w:p>
+          <w:p ns2:paraId="75E3221F" ns2:textId="44BD6BCB">
             <w:pPr>
               <w:spacing w:line="276" w:lineRule="auto"/>
               <w:rPr>
@@ -1099,7 +1099,7 @@
               </w:rPr>
             </w:r>
           </w:p>
-          <w:p>
+          <w:p ns2:paraId="1A0BCD6A" ns2:textId="671FE1CB">
             <w:pPr>
               <w:spacing w:line="276" w:lineRule="auto"/>
               <w:rPr>
@@ -1135,7 +1135,7 @@
               </w:rPr>
             </w:r>
           </w:p>
-          <w:p>
+          <w:p ns2:paraId="3D395E9D" ns2:textId="77777777">
             <w:pPr>
               <w:spacing w:line="276" w:lineRule="auto"/>
               <w:rPr>
@@ -1146,7 +1146,7 @@
               </w:rPr>
             </w:pPr>
           </w:p>
-          <w:p>
+          <w:p ns2:paraId="69E58A43" ns2:textId="77777777">
             <w:pPr>
               <w:spacing w:line="276" w:lineRule="auto"/>
               <w:rPr>
@@ -1174,7 +1174,7 @@
               </w:rPr>
             </w:r>
           </w:p>
-          <w:p>
+          <w:p ns2:paraId="51D41B59" ns2:textId="77777777">
             <w:pPr>
               <w:spacing w:line="276" w:lineRule="auto"/>
               <w:rPr>
@@ -1187,7 +1187,7 @@
           </w:p>
         </w:tc>
       </w:tr>
-      <w:tr>
+      <w:tr ns2:paraId="64EA17FA" ns2:textId="77777777">
         <w:trPr>
           <w:trHeight w:val="349"/>
           <w:jc w:val="center"/>
@@ -1202,7 +1202,7 @@
             </w:tcBorders>
             <w:vAlign w:val="center"/>
           </w:tcPr>
-          <w:p>
+          <w:p ns2:paraId="51CA9CB1" ns2:textId="77777777">
             <w:pPr>
               <w:spacing w:line="360" w:lineRule="auto"/>
               <w:rPr>
@@ -1239,7 +1239,7 @@
           </w:p>
         </w:tc>
       </w:tr>
-      <w:tr>
+      <w:tr ns2:paraId="3C0FA064" ns2:textId="77777777">
         <w:trPr>
           <w:trHeight w:val="349"/>
           <w:jc w:val="center"/>
@@ -1254,7 +1254,7 @@
             </w:tcBorders>
             <w:vAlign w:val="center"/>
           </w:tcPr>
-          <w:p>
+          <w:p ns2:paraId="03A6BE52" ns2:textId="77777777">
             <w:pPr>
               <w:spacing w:line="360" w:lineRule="auto"/>
               <w:rPr>
@@ -1305,7 +1305,7 @@
             </w:tcBorders>
             <w:vAlign w:val="center"/>
           </w:tcPr>
-          <w:p>
+          <w:p ns2:paraId="2EE003DE" ns2:textId="77777777">
             <w:pPr>
               <w:spacing w:line="360" w:lineRule="auto"/>
               <w:rPr>
@@ -1355,7 +1355,7 @@
             </w:tcBorders>
             <w:vAlign w:val="center"/>
           </w:tcPr>
-          <w:p>
+          <w:p ns2:paraId="63011857" ns2:textId="77777777">
             <w:pPr>
               <w:spacing w:line="360" w:lineRule="auto"/>
               <w:rPr>
@@ -1389,7 +1389,7 @@
           </w:p>
         </w:tc>
       </w:tr>
-      <w:tr>
+      <w:tr ns2:paraId="31CFD55F" ns2:textId="77777777">
         <w:trPr>
           <w:trHeight w:val="349"/>
           <w:jc w:val="center"/>
@@ -1403,7 +1403,7 @@
             </w:tcBorders>
             <w:vAlign w:val="center"/>
           </w:tcPr>
-          <w:p>
+          <w:p ns2:paraId="3E88ED8D" ns2:textId="77777777">
             <w:pPr>
               <w:spacing w:line="360" w:lineRule="auto"/>
               <w:rPr>
@@ -1454,7 +1454,7 @@
             </w:tcBorders>
             <w:vAlign w:val="center"/>
           </w:tcPr>
-          <w:p>
+          <w:p ns2:paraId="260E102B" ns2:textId="77777777">
             <w:pPr>
               <w:spacing w:line="360" w:lineRule="auto"/>
               <w:rPr>
@@ -1506,7 +1506,7 @@
             </w:tcBorders>
             <w:vAlign w:val="center"/>
           </w:tcPr>
-          <w:p>
+          <w:p ns2:paraId="048F0237" ns2:textId="77777777">
             <w:pPr>
               <w:spacing w:line="360" w:lineRule="auto"/>
               <w:rPr>
@@ -1556,7 +1556,7 @@
             </w:tcBorders>
             <w:vAlign w:val="center"/>
           </w:tcPr>
-          <w:p>
+          <w:p ns2:paraId="7D549B1E" ns2:textId="77777777">
             <w:pPr>
               <w:spacing w:line="360" w:lineRule="auto"/>
               <w:rPr>
@@ -1599,7 +1599,7 @@
           </w:p>
         </w:tc>
       </w:tr>
-      <w:tr>
+      <w:tr ns2:paraId="7F98F5C6" ns2:textId="77777777">
         <w:trPr>
           <w:trHeight w:val="349"/>
           <w:jc w:val="center"/>
@@ -1613,7 +1613,7 @@
             </w:tcBorders>
             <w:vAlign w:val="center"/>
           </w:tcPr>
-          <w:p>
+          <w:p ns2:paraId="0D396093" ns2:textId="77777777">
             <w:pPr>
               <w:spacing w:line="360" w:lineRule="auto"/>
               <w:rPr>
@@ -1656,7 +1656,7 @@
             </w:tcBorders>
             <w:vAlign w:val="center"/>
           </w:tcPr>
-          <w:p>
+          <w:p ns2:paraId="6D3AB0AE" ns2:textId="77777777">
             <w:pPr>
               <w:spacing w:line="360" w:lineRule="auto"/>
               <w:rPr>
@@ -1692,7 +1692,7 @@
           </w:p>
         </w:tc>
       </w:tr>
-      <w:tr>
+      <w:tr ns2:paraId="2A195B2D" ns2:textId="77777777">
         <w:trPr>
           <w:trHeight w:val="349"/>
           <w:jc w:val="center"/>
@@ -1707,7 +1707,7 @@
             </w:tcBorders>
             <w:vAlign w:val="center"/>
           </w:tcPr>
-          <w:p>
+          <w:p ns2:paraId="2A19A2CB" ns2:textId="77777777">
             <w:pPr>
               <w:spacing w:line="360" w:lineRule="auto"/>
               <w:rPr>
@@ -1746,7 +1746,7 @@
               <w:t xml:space="preserve"> {representante}</w:t>
             </w:r>
           </w:p>
-          <w:p>
+          <w:p ns2:paraId="348714F2" ns2:textId="77777777">
             <w:pPr>
               <w:spacing w:line="360" w:lineRule="auto"/>
               <w:rPr>
@@ -1808,7 +1808,7 @@
             </w:tcBorders>
             <w:vAlign w:val="center"/>
           </w:tcPr>
-          <w:p>
+          <w:p ns2:paraId="3D3B6187" ns2:textId="77777777">
             <w:pPr>
               <w:spacing w:line="360" w:lineRule="auto"/>
               <w:rPr>
@@ -1850,7 +1850,7 @@
           </w:p>
         </w:tc>
       </w:tr>
-      <w:tr>
+      <w:tr ns2:paraId="00E2FBC4" ns2:textId="77777777">
         <w:trPr>
           <w:trHeight w:val="349"/>
           <w:jc w:val="center"/>
@@ -1864,7 +1864,7 @@
             </w:tcBorders>
             <w:vAlign w:val="center"/>
           </w:tcPr>
-          <w:p>
+          <w:p ns2:paraId="29CB8CBD" ns2:textId="61A24488">
             <w:pPr>
               <w:spacing w:line="360" w:lineRule="auto"/>
               <w:rPr>
@@ -1911,14 +1911,14 @@
       </w:tr>
       <w:bookmarkEnd w:id="0"/>
     </w:tbl>
-    <w:p>
+    <w:p ns2:paraId="1EE13E29" ns2:textId="77777777">
       <w:pPr>
         <w:rPr>
           <w:sz w:val="21"/>
         </w:rPr>
       </w:pPr>
     </w:p>
-    <w:p>
+    <w:p ns2:paraId="421A67F6" ns2:textId="77777777">
       <w:pPr>
         <w:jc w:val="center"/>
         <w:rPr>
@@ -1943,7 +1943,7 @@
         <w:t>DO OBJETO</w:t>
       </w:r>
     </w:p>
-    <w:p>
+    <w:p ns2:paraId="0A132F23" ns2:textId="77777777">
       <w:pPr>
         <w:jc w:val="both"/>
         <w:rPr>
@@ -1954,7 +1954,7 @@
         </w:rPr>
       </w:pPr>
     </w:p>
-    <w:p>
+    <w:p ns2:paraId="1D03F695" ns2:textId="77777777">
       <w:pPr>
         <w:jc w:val="both"/>
         <w:rPr>
@@ -2675,7 +2675,7 @@
         <w:t>.</w:t>
       </w:r>
     </w:p>
-    <w:p>
+    <w:p ns2:paraId="3C1773B1" ns2:textId="77777777">
       <w:pPr>
         <w:jc w:val="both"/>
         <w:rPr>
@@ -2685,7 +2685,7 @@
         </w:rPr>
       </w:pPr>
     </w:p>
-    <w:p>
+    <w:p ns2:paraId="6ABE24AA" ns2:textId="77777777">
       <w:pPr>
         <w:jc w:val="both"/>
         <w:rPr>
@@ -3340,7 +3340,7 @@
         <w:t>ensino-aprendizagem.</w:t>
       </w:r>
     </w:p>
-    <w:p>
+    <w:p ns2:paraId="1B918605" ns2:textId="77777777">
       <w:pPr>
         <w:jc w:val="both"/>
         <w:rPr>
@@ -3350,7 +3350,7 @@
         </w:rPr>
       </w:pPr>
     </w:p>
-    <w:p>
+    <w:p ns2:paraId="38CF35C0" ns2:textId="77777777">
       <w:pPr>
         <w:jc w:val="both"/>
         <w:rPr>
@@ -3564,7 +3564,7 @@
         <w:t>área.</w:t>
       </w:r>
     </w:p>
-    <w:p>
+    <w:p ns2:paraId="004DC89E" ns2:textId="77777777">
       <w:pPr>
         <w:jc w:val="both"/>
         <w:rPr>
@@ -3574,7 +3574,7 @@
         </w:rPr>
       </w:pPr>
     </w:p>
-    <w:p>
+    <w:p ns2:paraId="4315FBE9" ns2:textId="77777777">
       <w:pPr>
         <w:jc w:val="both"/>
         <w:rPr>
@@ -4147,7 +4147,7 @@
         <w:t>.</w:t>
       </w:r>
     </w:p>
-    <w:p>
+    <w:p ns2:paraId="3D6E016C" ns2:textId="77777777">
       <w:pPr>
         <w:jc w:val="both"/>
         <w:rPr>
@@ -4157,7 +4157,7 @@
         </w:rPr>
       </w:pPr>
     </w:p>
-    <w:p>
+    <w:p ns2:paraId="4039640D" ns2:textId="77777777">
       <w:pPr>
         <w:jc w:val="both"/>
         <w:rPr>
@@ -4470,7 +4470,7 @@
         <w:t>direito.</w:t>
       </w:r>
     </w:p>
-    <w:p>
+    <w:p ns2:paraId="74C01C10" ns2:textId="77777777">
       <w:pPr>
         <w:jc w:val="both"/>
         <w:rPr>
@@ -4480,7 +4480,7 @@
         </w:rPr>
       </w:pPr>
     </w:p>
-    <w:p>
+    <w:p ns2:paraId="09018DBF" ns2:textId="77777777">
       <w:pPr>
         <w:jc w:val="center"/>
         <w:rPr>
@@ -4527,7 +4527,7 @@
         <w:t>OBJETIVOS</w:t>
       </w:r>
     </w:p>
-    <w:p>
+    <w:p ns2:paraId="1BA79CA6" ns2:textId="77777777">
       <w:pPr>
         <w:jc w:val="both"/>
         <w:rPr>
@@ -4538,7 +4538,7 @@
         </w:rPr>
       </w:pPr>
     </w:p>
-    <w:p>
+    <w:p ns2:paraId="083151FE" ns2:textId="77777777">
       <w:pPr>
         <w:jc w:val="both"/>
         <w:rPr>
@@ -5217,7 +5217,7 @@
         <w:t>humano.</w:t>
       </w:r>
     </w:p>
-    <w:p>
+    <w:p ns2:paraId="67232DE6" ns2:textId="77777777">
       <w:pPr>
         <w:jc w:val="both"/>
         <w:rPr>
@@ -5227,7 +5227,7 @@
         </w:rPr>
       </w:pPr>
     </w:p>
-    <w:p>
+    <w:p ns2:paraId="4BA4CC56" ns2:textId="77777777">
       <w:pPr>
         <w:jc w:val="center"/>
         <w:rPr>
@@ -5343,7 +5343,7 @@
         <w:t>PROFISSIONAIS</w:t>
       </w:r>
     </w:p>
-    <w:p>
+    <w:p ns2:paraId="0C3FDBC8" ns2:textId="77777777">
       <w:pPr>
         <w:jc w:val="both"/>
         <w:rPr>
@@ -5354,7 +5354,7 @@
         </w:rPr>
       </w:pPr>
     </w:p>
-    <w:p>
+    <w:p ns2:paraId="08DF47A6" ns2:textId="77777777">
       <w:pPr>
         <w:jc w:val="both"/>
         <w:rPr>
@@ -5916,7 +5916,7 @@
         <w:t>visita.</w:t>
       </w:r>
     </w:p>
-    <w:p>
+    <w:p ns2:paraId="78CC636C" ns2:textId="77777777">
       <w:pPr>
         <w:jc w:val="both"/>
         <w:rPr>
@@ -5926,7 +5926,7 @@
         </w:rPr>
       </w:pPr>
     </w:p>
-    <w:p>
+    <w:p ns2:paraId="540F284F" ns2:textId="77777777">
       <w:pPr>
         <w:jc w:val="both"/>
         <w:rPr>
@@ -6377,7 +6377,7 @@
         <w:t>visita.</w:t>
       </w:r>
     </w:p>
-    <w:p>
+    <w:p ns2:paraId="648A4520" ns2:textId="77777777">
       <w:pPr>
         <w:jc w:val="both"/>
         <w:rPr>
@@ -6387,7 +6387,7 @@
         </w:rPr>
       </w:pPr>
     </w:p>
-    <w:p>
+    <w:p ns2:paraId="278AC214" ns2:textId="77777777">
       <w:pPr>
         <w:jc w:val="both"/>
         <w:rPr>
@@ -6491,7 +6491,7 @@
         <w:t>.</w:t>
       </w:r>
     </w:p>
-    <w:p>
+    <w:p ns2:paraId="114450DC" ns2:textId="77777777">
       <w:pPr>
         <w:jc w:val="both"/>
         <w:rPr>
@@ -6501,7 +6501,7 @@
         </w:rPr>
       </w:pPr>
     </w:p>
-    <w:p>
+    <w:p ns2:paraId="04DEC85D" ns2:textId="77777777">
       <w:pPr>
         <w:jc w:val="both"/>
         <w:rPr>
@@ -7019,7 +7019,7 @@
         <w:t>necessários.</w:t>
       </w:r>
     </w:p>
-    <w:p>
+    <w:p ns2:paraId="71B9535A" ns2:textId="77777777">
       <w:pPr>
         <w:jc w:val="both"/>
         <w:rPr>
@@ -7029,7 +7029,7 @@
         </w:rPr>
       </w:pPr>
     </w:p>
-    <w:p>
+    <w:p ns2:paraId="6DBF8D0B" ns2:textId="77777777">
       <w:pPr>
         <w:jc w:val="both"/>
         <w:rPr>
@@ -7422,7 +7422,7 @@
         <w:t>partes.</w:t>
       </w:r>
     </w:p>
-    <w:p>
+    <w:p ns2:paraId="6892C7D2" ns2:textId="77777777">
       <w:pPr>
         <w:jc w:val="both"/>
         <w:rPr>
@@ -7432,7 +7432,7 @@
         </w:rPr>
       </w:pPr>
     </w:p>
-    <w:p>
+    <w:p ns2:paraId="6208A19F" ns2:textId="77777777">
       <w:pPr>
         <w:jc w:val="both"/>
         <w:rPr>
@@ -7510,7 +7510,7 @@
         <w:t>TÉCNICAS:</w:t>
       </w:r>
     </w:p>
-    <w:p>
+    <w:p ns2:paraId="002D44E8" ns2:textId="77777777">
       <w:pPr>
         <w:jc w:val="both"/>
         <w:rPr>
@@ -7520,7 +7520,7 @@
         </w:rPr>
       </w:pPr>
     </w:p>
-    <w:p>
+    <w:p ns2:paraId="63B91A39" ns2:textId="77777777">
       <w:pPr>
         <w:pStyle w:val="PargrafodaLista"/>
         <w:numPr>
@@ -7781,7 +7781,7 @@
         <w:t>a CONVENIADA;</w:t>
       </w:r>
     </w:p>
-    <w:p>
+    <w:p ns2:paraId="4F2FE169" ns2:textId="77777777">
       <w:pPr>
         <w:pStyle w:val="PargrafodaLista"/>
         <w:numPr>
@@ -7940,7 +7940,7 @@
         <w:t>técnicas;</w:t>
       </w:r>
     </w:p>
-    <w:p>
+    <w:p ns2:paraId="7AE76629" ns2:textId="77777777">
       <w:pPr>
         <w:pStyle w:val="PargrafodaLista"/>
         <w:numPr>
@@ -8371,7 +8371,7 @@
         <w:t>prática;</w:t>
       </w:r>
     </w:p>
-    <w:p>
+    <w:p ns2:paraId="1A473E1D" ns2:textId="77777777">
       <w:pPr>
         <w:pStyle w:val="PargrafodaLista"/>
         <w:numPr>
@@ -8564,7 +8564,7 @@
         <w:t>técnica;</w:t>
       </w:r>
     </w:p>
-    <w:p>
+    <w:p ns2:paraId="3A26A4E5" ns2:textId="77777777">
       <w:pPr>
         <w:pStyle w:val="PargrafodaLista"/>
         <w:numPr>
@@ -8800,7 +8800,7 @@
         <w:t>.</w:t>
       </w:r>
     </w:p>
-    <w:p>
+    <w:p ns2:paraId="7790AE2B" ns2:textId="77777777">
       <w:pPr>
         <w:jc w:val="both"/>
         <w:rPr>
@@ -8810,7 +8810,7 @@
         </w:rPr>
       </w:pPr>
     </w:p>
-    <w:p>
+    <w:p ns2:paraId="0476A4AE" ns2:textId="77777777">
       <w:pPr>
         <w:jc w:val="both"/>
         <w:rPr>
@@ -8975,7 +8975,7 @@
         <w:t>TÉCNICAS:</w:t>
       </w:r>
     </w:p>
-    <w:p>
+    <w:p ns2:paraId="569860D4" ns2:textId="77777777">
       <w:pPr>
         <w:jc w:val="both"/>
         <w:rPr>
@@ -8985,7 +8985,7 @@
         </w:rPr>
       </w:pPr>
     </w:p>
-    <w:p>
+    <w:p ns2:paraId="2EC79902" ns2:textId="77777777">
       <w:pPr>
         <w:pStyle w:val="PargrafodaLista"/>
         <w:numPr>
@@ -9178,7 +9178,7 @@
         <w:t>técnica;</w:t>
       </w:r>
     </w:p>
-    <w:p>
+    <w:p ns2:paraId="3A459C19" ns2:textId="77777777">
       <w:pPr>
         <w:pStyle w:val="PargrafodaLista"/>
         <w:numPr>
@@ -9507,7 +9507,7 @@
         <w:t>realização;</w:t>
       </w:r>
     </w:p>
-    <w:p>
+    <w:p ns2:paraId="1B8231AB" ns2:textId="77777777">
       <w:pPr>
         <w:pStyle w:val="PargrafodaLista"/>
         <w:numPr>
@@ -9905,7 +9905,7 @@
         <w:t>acadêmico;</w:t>
       </w:r>
     </w:p>
-    <w:p>
+    <w:p ns2:paraId="6CB824A4" ns2:textId="77777777">
       <w:pPr>
         <w:pStyle w:val="PargrafodaLista"/>
         <w:numPr>
@@ -9996,7 +9996,7 @@
         <w:t>acordado.</w:t>
       </w:r>
     </w:p>
-    <w:p>
+    <w:p ns2:paraId="6F629845" ns2:textId="77777777">
       <w:pPr>
         <w:jc w:val="center"/>
         <w:rPr>
@@ -10006,7 +10006,7 @@
         </w:rPr>
       </w:pPr>
     </w:p>
-    <w:p>
+    <w:p ns2:paraId="34787019" ns2:textId="77777777">
       <w:pPr>
         <w:jc w:val="center"/>
         <w:rPr>
@@ -10076,7 +10076,7 @@
         <w:t>OBRIGATÓRIOS</w:t>
       </w:r>
     </w:p>
-    <w:p>
+    <w:p ns2:paraId="0B71519E" ns2:textId="77777777">
       <w:pPr>
         <w:jc w:val="both"/>
         <w:rPr>
@@ -10087,7 +10087,7 @@
         </w:rPr>
       </w:pPr>
     </w:p>
-    <w:p>
+    <w:p ns2:paraId="1554C868" ns2:textId="77777777">
       <w:pPr>
         <w:jc w:val="both"/>
         <w:rPr>
@@ -10267,7 +10267,7 @@
         <w:t>11.788/2008.</w:t>
       </w:r>
     </w:p>
-    <w:p>
+    <w:p ns2:paraId="7099057C" ns2:textId="77777777">
       <w:pPr>
         <w:jc w:val="both"/>
         <w:rPr>
@@ -10277,7 +10277,7 @@
         </w:rPr>
       </w:pPr>
     </w:p>
-    <w:p>
+    <w:p ns2:paraId="39745FBB" ns2:textId="77777777">
       <w:pPr>
         <w:jc w:val="both"/>
         <w:rPr>
@@ -10457,7 +10457,7 @@
         <w:t>disciplina.</w:t>
       </w:r>
     </w:p>
-    <w:p>
+    <w:p ns2:paraId="4089622C" ns2:textId="77777777">
       <w:pPr>
         <w:jc w:val="both"/>
         <w:rPr>
@@ -10467,7 +10467,7 @@
         </w:rPr>
       </w:pPr>
     </w:p>
-    <w:p>
+    <w:p ns2:paraId="718818A2" ns2:textId="77777777">
       <w:pPr>
         <w:jc w:val="both"/>
         <w:rPr>
@@ -10644,7 +10644,7 @@
         <w:t>a CONVENENTE:</w:t>
       </w:r>
     </w:p>
-    <w:p>
+    <w:p ns2:paraId="0D25F937" ns2:textId="77777777">
       <w:pPr>
         <w:jc w:val="both"/>
         <w:rPr>
@@ -10654,7 +10654,7 @@
         </w:rPr>
       </w:pPr>
     </w:p>
-    <w:p>
+    <w:p ns2:paraId="04D657ED" ns2:textId="77777777">
       <w:pPr>
         <w:pStyle w:val="PargrafodaLista"/>
         <w:numPr>
@@ -10711,7 +10711,7 @@
         <w:t>Curso;</w:t>
       </w:r>
     </w:p>
-    <w:p>
+    <w:p ns2:paraId="2DF7C144" ns2:textId="77777777">
       <w:pPr>
         <w:pStyle w:val="PargrafodaLista"/>
         <w:numPr>
@@ -10802,7 +10802,7 @@
         <w:t>estágio;</w:t>
       </w:r>
     </w:p>
-    <w:p>
+    <w:p ns2:paraId="14BE20F4" ns2:textId="77777777">
       <w:pPr>
         <w:pStyle w:val="PargrafodaLista"/>
         <w:numPr>
@@ -11080,7 +11080,7 @@
         <w:t>profissional;</w:t>
       </w:r>
     </w:p>
-    <w:p>
+    <w:p ns2:paraId="5D02DC8C" ns2:textId="77777777">
       <w:pPr>
         <w:pStyle w:val="PargrafodaLista"/>
         <w:numPr>
@@ -11171,7 +11171,7 @@
         <w:t>meses;</w:t>
       </w:r>
     </w:p>
-    <w:p>
+    <w:p ns2:paraId="51D3D1A2" ns2:textId="77777777">
       <w:pPr>
         <w:pStyle w:val="PargrafodaLista"/>
         <w:numPr>
@@ -11381,7 +11381,7 @@
         <w:t>suas normas;</w:t>
       </w:r>
     </w:p>
-    <w:p>
+    <w:p ns2:paraId="461E0779" ns2:textId="77777777">
       <w:pPr>
         <w:pStyle w:val="PargrafodaLista"/>
         <w:numPr>
@@ -11644,7 +11644,7 @@
         <w:t>Estágio;</w:t>
       </w:r>
     </w:p>
-    <w:p>
+    <w:p ns2:paraId="09117BB6" ns2:textId="77777777">
       <w:pPr>
         <w:pStyle w:val="PargrafodaLista"/>
         <w:numPr>
@@ -11877,7 +11877,7 @@
         <w:t>estágio;</w:t>
       </w:r>
     </w:p>
-    <w:p>
+    <w:p ns2:paraId="7EC3A4EB" ns2:textId="77777777">
       <w:pPr>
         <w:pStyle w:val="PargrafodaLista"/>
         <w:numPr>
@@ -12036,7 +12036,7 @@
         <w:t>acadêmico;</w:t>
       </w:r>
     </w:p>
-    <w:p>
+    <w:p ns2:paraId="329AC73B" ns2:textId="77777777">
       <w:pPr>
         <w:pStyle w:val="PargrafodaLista"/>
         <w:numPr>
@@ -12255,7 +12255,7 @@
         <w:t>Estagiário(a);</w:t>
       </w:r>
     </w:p>
-    <w:p>
+    <w:p ns2:paraId="76D9DFA6" ns2:textId="77777777">
       <w:pPr>
         <w:pStyle w:val="PargrafodaLista"/>
         <w:numPr>
@@ -12766,7 +12766,7 @@
         <w:t xml:space="preserve">estágio obrigatório; </w:t>
       </w:r>
     </w:p>
-    <w:p>
+    <w:p ns2:paraId="1F65CC82" ns2:textId="77777777">
       <w:pPr>
         <w:pStyle w:val="PargrafodaLista"/>
         <w:numPr>
@@ -13027,7 +13027,7 @@
         <w:t>público.</w:t>
       </w:r>
     </w:p>
-    <w:p>
+    <w:p ns2:paraId="1F634B9B" ns2:textId="77777777">
       <w:pPr>
         <w:jc w:val="both"/>
         <w:rPr>
@@ -13037,7 +13037,7 @@
         </w:rPr>
       </w:pPr>
     </w:p>
-    <w:p>
+    <w:p ns2:paraId="3F582B83" ns2:textId="77777777">
       <w:pPr>
         <w:jc w:val="both"/>
         <w:rPr>
@@ -13284,7 +13284,7 @@
         <w:t>pela CONVENENTE.</w:t>
       </w:r>
     </w:p>
-    <w:p>
+    <w:p ns2:paraId="348A0EE4" ns2:textId="77777777">
       <w:pPr>
         <w:jc w:val="both"/>
         <w:rPr>
@@ -13294,7 +13294,7 @@
         </w:rPr>
       </w:pPr>
     </w:p>
-    <w:p>
+    <w:p ns2:paraId="2F6A138D" ns2:textId="77777777">
       <w:pPr>
         <w:jc w:val="both"/>
         <w:rPr>
@@ -13495,7 +13495,7 @@
         <w:t>OBRIGATÓRIO:</w:t>
       </w:r>
     </w:p>
-    <w:p>
+    <w:p ns2:paraId="137CD015" ns2:textId="77777777">
       <w:pPr>
         <w:jc w:val="both"/>
         <w:rPr>
@@ -13505,7 +13505,7 @@
         </w:rPr>
       </w:pPr>
     </w:p>
-    <w:p>
+    <w:p ns2:paraId="36477086" ns2:textId="77777777">
       <w:pPr>
         <w:pStyle w:val="PargrafodaLista"/>
         <w:numPr>
@@ -13579,7 +13579,7 @@
         <w:t>cultural;</w:t>
       </w:r>
     </w:p>
-    <w:p>
+    <w:p ns2:paraId="6DB495AD" ns2:textId="77777777">
       <w:pPr>
         <w:pStyle w:val="PargrafodaLista"/>
         <w:numPr>
@@ -13773,7 +13773,7 @@
         <w:t>trabalho;</w:t>
       </w:r>
     </w:p>
-    <w:p>
+    <w:p ns2:paraId="43DEF540" ns2:textId="77777777">
       <w:pPr>
         <w:pStyle w:val="PargrafodaLista"/>
         <w:numPr>
@@ -13983,7 +13983,7 @@
         <w:t>11.788/2008.</w:t>
       </w:r>
     </w:p>
-    <w:p>
+    <w:p ns2:paraId="5B736533" ns2:textId="77777777">
       <w:pPr>
         <w:pStyle w:val="PargrafodaLista"/>
         <w:numPr>
@@ -14176,7 +14176,7 @@
         <w:t>cumprimento;</w:t>
       </w:r>
     </w:p>
-    <w:p>
+    <w:p ns2:paraId="74FE4445" ns2:textId="77777777">
       <w:pPr>
         <w:pStyle w:val="PargrafodaLista"/>
         <w:numPr>
@@ -14489,7 +14489,7 @@
         <w:t>estágio;</w:t>
       </w:r>
     </w:p>
-    <w:p>
+    <w:p ns2:paraId="598DF6BD" ns2:textId="77777777">
       <w:pPr>
         <w:pStyle w:val="PargrafodaLista"/>
         <w:numPr>
@@ -14614,7 +14614,7 @@
         <w:t>TCE;</w:t>
       </w:r>
     </w:p>
-    <w:p>
+    <w:p ns2:paraId="363F8B40" ns2:textId="77777777">
       <w:pPr>
         <w:pStyle w:val="PargrafodaLista"/>
         <w:numPr>
@@ -14834,7 +14834,7 @@
         <w:t>;</w:t>
       </w:r>
     </w:p>
-    <w:p>
+    <w:p ns2:paraId="3ECDE0E1" ns2:textId="77777777">
       <w:pPr>
         <w:pStyle w:val="PargrafodaLista"/>
         <w:numPr>
@@ -14968,7 +14968,7 @@
         <w:t>;</w:t>
       </w:r>
     </w:p>
-    <w:p>
+    <w:p ns2:paraId="7B38EE47" ns2:textId="77777777">
       <w:pPr>
         <w:pStyle w:val="PargrafodaLista"/>
         <w:numPr>
@@ -15025,7 +15025,7 @@
         <w:t>formal;</w:t>
       </w:r>
     </w:p>
-    <w:p>
+    <w:p ns2:paraId="521A1221" ns2:textId="77777777">
       <w:pPr>
         <w:pStyle w:val="PargrafodaLista"/>
         <w:numPr>
@@ -15354,7 +15354,7 @@
         <w:t>Obrigatórios.</w:t>
       </w:r>
     </w:p>
-    <w:p>
+    <w:p ns2:paraId="4D364B0A" ns2:textId="77777777">
       <w:pPr>
         <w:jc w:val="both"/>
         <w:rPr>
@@ -15364,7 +15364,7 @@
         </w:rPr>
       </w:pPr>
     </w:p>
-    <w:p>
+    <w:p ns2:paraId="36E98A50" ns2:textId="77777777">
       <w:pPr>
         <w:jc w:val="both"/>
         <w:rPr>
@@ -15493,7 +15493,7 @@
         <w:t>intervenção.</w:t>
       </w:r>
     </w:p>
-    <w:p>
+    <w:p ns2:paraId="386BE412" ns2:textId="77777777">
       <w:pPr>
         <w:jc w:val="both"/>
         <w:rPr>
@@ -15503,7 +15503,7 @@
         </w:rPr>
       </w:pPr>
     </w:p>
-    <w:p>
+    <w:p ns2:paraId="1E196B8B" ns2:textId="77777777">
       <w:pPr>
         <w:jc w:val="both"/>
         <w:rPr>
@@ -15768,7 +15768,7 @@
         <w:t>semanais.</w:t>
       </w:r>
     </w:p>
-    <w:p>
+    <w:p ns2:paraId="48D6084A" ns2:textId="77777777">
       <w:pPr>
         <w:jc w:val="both"/>
         <w:rPr>
@@ -15778,7 +15778,7 @@
         </w:rPr>
       </w:pPr>
     </w:p>
-    <w:p>
+    <w:p ns2:paraId="503F87A4" ns2:textId="77777777">
       <w:pPr>
         <w:jc w:val="center"/>
         <w:rPr>
@@ -15894,7 +15894,7 @@
         <w:t>PESSOAIS</w:t>
       </w:r>
     </w:p>
-    <w:p>
+    <w:p ns2:paraId="304377BE" ns2:textId="77777777">
       <w:pPr>
         <w:jc w:val="both"/>
         <w:rPr>
@@ -15905,7 +15905,7 @@
         </w:rPr>
       </w:pPr>
     </w:p>
-    <w:p>
+    <w:p ns2:paraId="275593B5" ns2:textId="77777777">
       <w:pPr>
         <w:jc w:val="both"/>
         <w:rPr>
@@ -16459,7 +16459,7 @@
         <w:t>vigor.</w:t>
       </w:r>
     </w:p>
-    <w:p>
+    <w:p ns2:paraId="19105EDF" ns2:textId="77777777">
       <w:pPr>
         <w:jc w:val="both"/>
         <w:rPr>
@@ -16469,7 +16469,7 @@
         </w:rPr>
       </w:pPr>
     </w:p>
-    <w:p>
+    <w:p ns2:paraId="24145BDE" ns2:textId="77777777">
       <w:pPr>
         <w:jc w:val="both"/>
         <w:rPr>
@@ -16590,7 +16590,7 @@
         <w:t>.</w:t>
       </w:r>
     </w:p>
-    <w:p>
+    <w:p ns2:paraId="3C1518BC" ns2:textId="77777777">
       <w:pPr>
         <w:jc w:val="both"/>
         <w:rPr>
@@ -16600,7 +16600,7 @@
         </w:rPr>
       </w:pPr>
     </w:p>
-    <w:p>
+    <w:p ns2:paraId="1062A9E9" ns2:textId="77777777">
       <w:pPr>
         <w:jc w:val="both"/>
         <w:rPr>
@@ -16972,7 +16972,7 @@
         <w:t>dependências.</w:t>
       </w:r>
     </w:p>
-    <w:p>
+    <w:p ns2:paraId="341CF94E" ns2:textId="77777777">
       <w:pPr>
         <w:jc w:val="both"/>
         <w:rPr>
@@ -16982,7 +16982,7 @@
         </w:rPr>
       </w:pPr>
     </w:p>
-    <w:p>
+    <w:p ns2:paraId="5694FEE0" ns2:textId="77777777">
       <w:pPr>
         <w:jc w:val="center"/>
         <w:rPr>
@@ -17029,7 +17029,7 @@
         <w:t>VÍNCULO</w:t>
       </w:r>
     </w:p>
-    <w:p>
+    <w:p ns2:paraId="2D02B38A" ns2:textId="77777777">
       <w:pPr>
         <w:jc w:val="both"/>
         <w:rPr>
@@ -17040,7 +17040,7 @@
         </w:rPr>
       </w:pPr>
     </w:p>
-    <w:p>
+    <w:p ns2:paraId="5BAE78A4" ns2:textId="77777777">
       <w:pPr>
         <w:jc w:val="both"/>
         <w:rPr>
@@ -17357,7 +17357,7 @@
         <w:t>acadêmico.</w:t>
       </w:r>
     </w:p>
-    <w:p>
+    <w:p ns2:paraId="2D6ED75F" ns2:textId="77777777">
       <w:pPr>
         <w:jc w:val="both"/>
         <w:rPr>
@@ -17367,7 +17367,7 @@
         </w:rPr>
       </w:pPr>
     </w:p>
-    <w:p>
+    <w:p ns2:paraId="4F571EAB" ns2:textId="77777777">
       <w:pPr>
         <w:jc w:val="center"/>
         <w:rPr>
@@ -17414,7 +17414,7 @@
         <w:t>VIGÊNCIA</w:t>
       </w:r>
     </w:p>
-    <w:p>
+    <w:p ns2:paraId="5C405FF5" ns2:textId="77777777">
       <w:pPr>
         <w:jc w:val="both"/>
         <w:rPr>
@@ -17425,7 +17425,7 @@
         </w:rPr>
       </w:pPr>
     </w:p>
-    <w:p>
+    <w:p ns2:paraId="2CAE320A" ns2:textId="77777777">
       <w:pPr>
         <w:jc w:val="both"/>
         <w:rPr>
@@ -17530,7 +17530,7 @@
           <w:sz w:val="24"/>
           <w:szCs w:val="24"/>
         </w:rPr>
-        <w:t>com possibilidade de recisão com aviso prévio de 60 dias</w:t>
+        <w:t>com possibilidade de rescisão com aviso prévio de 60 dias</w:t>
       </w:r>
       <w:r>
         <w:rPr>
@@ -17541,7 +17541,7 @@
         <w:t>.</w:t>
       </w:r>
     </w:p>
-    <w:p>
+    <w:p ns2:paraId="31C28306" ns2:textId="77777777">
       <w:pPr>
         <w:jc w:val="both"/>
         <w:rPr>
@@ -17551,7 +17551,7 @@
         </w:rPr>
       </w:pPr>
     </w:p>
-    <w:p>
+    <w:p ns2:paraId="0E294B68" ns2:textId="77777777">
       <w:pPr>
         <w:jc w:val="center"/>
         <w:rPr>
@@ -17598,7 +17598,7 @@
         <w:t>RESCISÃO</w:t>
       </w:r>
     </w:p>
-    <w:p>
+    <w:p ns2:paraId="613EA088" ns2:textId="77777777">
       <w:pPr>
         <w:jc w:val="both"/>
         <w:rPr>
@@ -17609,7 +17609,7 @@
         </w:rPr>
       </w:pPr>
     </w:p>
-    <w:p>
+    <w:p ns2:paraId="3AA173BF" ns2:textId="77777777">
       <w:pPr>
         <w:jc w:val="both"/>
         <w:rPr>
@@ -18351,7 +18351,7 @@
         <w:t>couber.</w:t>
       </w:r>
     </w:p>
-    <w:p>
+    <w:p ns2:paraId="5EE24744" ns2:textId="77777777">
       <w:pPr>
         <w:jc w:val="both"/>
         <w:rPr>
@@ -18361,7 +18361,7 @@
         </w:rPr>
       </w:pPr>
     </w:p>
-    <w:p>
+    <w:p ns2:paraId="29D4F696" ns2:textId="77777777">
       <w:pPr>
         <w:jc w:val="both"/>
         <w:rPr>
@@ -19193,7 +19193,7 @@
         <w:t>Convênio.</w:t>
       </w:r>
     </w:p>
-    <w:p>
+    <w:p ns2:paraId="6A04AE22" ns2:textId="77777777">
       <w:pPr>
         <w:jc w:val="both"/>
         <w:rPr>
@@ -19203,7 +19203,7 @@
         </w:rPr>
       </w:pPr>
     </w:p>
-    <w:p>
+    <w:p ns2:paraId="50993FCB" ns2:textId="77777777">
       <w:pPr>
         <w:jc w:val="both"/>
         <w:rPr>
@@ -19213,7 +19213,7 @@
         </w:rPr>
       </w:pPr>
     </w:p>
-    <w:p>
+    <w:p ns2:paraId="223128BD" ns2:textId="77777777">
       <w:pPr>
         <w:jc w:val="center"/>
         <w:rPr>
@@ -19237,7 +19237,7 @@
         <w:t>DA PROTEÇÃO DE DADOS</w:t>
       </w:r>
     </w:p>
-    <w:p>
+    <w:p ns2:paraId="52F493E8" ns2:textId="77777777">
       <w:pPr>
         <w:jc w:val="both"/>
         <w:rPr>
@@ -19247,7 +19247,7 @@
         </w:rPr>
       </w:pPr>
     </w:p>
-    <w:p>
+    <w:p ns2:paraId="0BDAFC6F" ns2:textId="77777777">
       <w:pPr>
         <w:jc w:val="both"/>
         <w:rPr>
@@ -19285,7 +19285,7 @@
         <w:t xml:space="preserve"> – As partes declaram e concordam que toda e qualquer atividade de tratamento de dados deve atender às finalidades e limites previstos neste instrumento e estar em conformidade com a legislação aplicável, principalmente, mas não se limitando à Lei 13.709/18 (“Lei Geral de Proteção de Dados” ou “LGPD”).</w:t>
       </w:r>
     </w:p>
-    <w:p>
+    <w:p ns2:paraId="6B12D6EF" ns2:textId="77777777">
       <w:pPr>
         <w:jc w:val="both"/>
         <w:rPr>
@@ -19295,7 +19295,7 @@
         </w:rPr>
       </w:pPr>
     </w:p>
-    <w:p>
+    <w:p ns2:paraId="4CCC79E5" ns2:textId="77777777">
       <w:pPr>
         <w:jc w:val="both"/>
         <w:rPr>
@@ -19341,7 +19341,7 @@
         <w:t xml:space="preserve"> é única e exclusivamente responsável por obter o consentimento para fins de coleta, tratamento, conservação e uso dos dados pessoais de seus empregados, prepostos, subcontratados e/ou pessoas a seu serviço, necessários ao cumprimento do presente instrumento.</w:t>
       </w:r>
     </w:p>
-    <w:p>
+    <w:p ns2:paraId="5B6D35C2" ns2:textId="77777777">
       <w:pPr>
         <w:jc w:val="both"/>
         <w:rPr>
@@ -19351,7 +19351,7 @@
         </w:rPr>
       </w:pPr>
     </w:p>
-    <w:p>
+    <w:p ns2:paraId="07B43F14" ns2:textId="77777777">
       <w:pPr>
         <w:jc w:val="both"/>
         <w:rPr>
@@ -19397,7 +19397,7 @@
         <w:t xml:space="preserve"> se compromete perante os titulares dos dados, salvo impedimento legal, a salvaguardar os direitos destes de acesso aos dados pessoais que lhe digam respeito, bem como a sua retificação ou eliminação, à limitação do tratamento, ao direito de se opor ao tratamento e à portabilidade dos dados.</w:t>
       </w:r>
     </w:p>
-    <w:p>
+    <w:p ns2:paraId="28E48F73" ns2:textId="77777777">
       <w:pPr>
         <w:jc w:val="both"/>
         <w:rPr>
@@ -19407,7 +19407,7 @@
         </w:rPr>
       </w:pPr>
     </w:p>
-    <w:p>
+    <w:p ns2:paraId="635FF68F" ns2:textId="77777777">
       <w:pPr>
         <w:jc w:val="both"/>
         <w:rPr>
@@ -19462,7 +19462,7 @@
         <w:t>cumprimento de obrigações legais ou com base no consentimento previamente dado.</w:t>
       </w:r>
     </w:p>
-    <w:p>
+    <w:p ns2:paraId="7382A63C" ns2:textId="77777777">
       <w:pPr>
         <w:jc w:val="both"/>
         <w:rPr>
@@ -19472,7 +19472,7 @@
         </w:rPr>
       </w:pPr>
     </w:p>
-    <w:p>
+    <w:p ns2:paraId="76304747" ns2:textId="77777777">
       <w:pPr>
         <w:jc w:val="both"/>
         <w:rPr>
@@ -19536,7 +19536,7 @@
         <w:t xml:space="preserve"> com as seguintes finalidades específicas: Gestão contabilística, fiscal e administrativa para controle de cobranças, pagamentos e acompanhamento das informações mensais para medição da prestação de serviços.</w:t>
       </w:r>
     </w:p>
-    <w:p>
+    <w:p ns2:paraId="352B55D2" ns2:textId="77777777">
       <w:pPr>
         <w:jc w:val="both"/>
         <w:rPr>
@@ -19546,7 +19546,7 @@
         </w:rPr>
       </w:pPr>
     </w:p>
-    <w:p>
+    <w:p ns2:paraId="5A8829D6" ns2:textId="77777777">
       <w:pPr>
         <w:jc w:val="both"/>
         <w:rPr>
@@ -19574,7 +19574,7 @@
         <w:t xml:space="preserve"> – As partes devem tomar as medidas cabíveis e aplicar as medidas de segurança, técnicas e administrativas aptas a proteger os dados pessoais de acessos não autorizados ou de qualquer forma de tratamento inadequado ou ilícito, com o objetivo de assegurar o nível de segurança devido aos dados pessoais decorrentes deste instrumento.</w:t>
       </w:r>
     </w:p>
-    <w:p>
+    <w:p ns2:paraId="34B9DAB3" ns2:textId="77777777">
       <w:pPr>
         <w:jc w:val="both"/>
         <w:rPr>
@@ -19584,7 +19584,7 @@
         </w:rPr>
       </w:pPr>
     </w:p>
-    <w:p>
+    <w:p ns2:paraId="5907C457" ns2:textId="77777777">
       <w:pPr>
         <w:jc w:val="both"/>
         <w:rPr>
@@ -19648,7 +19648,7 @@
         <w:t>.</w:t>
       </w:r>
     </w:p>
-    <w:p>
+    <w:p ns2:paraId="1A042A1B" ns2:textId="77777777">
       <w:pPr>
         <w:jc w:val="both"/>
         <w:rPr>
@@ -19658,7 +19658,7 @@
         </w:rPr>
       </w:pPr>
     </w:p>
-    <w:p>
+    <w:p ns2:paraId="2CD001E3" ns2:textId="77777777">
       <w:pPr>
         <w:jc w:val="both"/>
         <w:rPr>
@@ -19740,7 +19740,7 @@
         <w:t xml:space="preserve"> e de seus representantes a fim de verificar a conformidade e o adequado cumprimento da Lei Geral de Proteção de Dados.</w:t>
       </w:r>
     </w:p>
-    <w:p>
+    <w:p ns2:paraId="42E51E28" ns2:textId="77777777">
       <w:pPr>
         <w:jc w:val="both"/>
         <w:rPr>
@@ -19753,7 +19753,7 @@
         </w:rPr>
       </w:pPr>
     </w:p>
-    <w:p>
+    <w:p ns2:paraId="6AC2C350" ns2:textId="77777777">
       <w:pPr>
         <w:jc w:val="center"/>
         <w:rPr>
@@ -19823,7 +19823,7 @@
         <w:t>FINAIS</w:t>
       </w:r>
     </w:p>
-    <w:p>
+    <w:p ns2:paraId="4CCBCBA6" ns2:textId="77777777">
       <w:pPr>
         <w:jc w:val="both"/>
         <w:rPr>
@@ -19834,7 +19834,7 @@
         </w:rPr>
       </w:pPr>
     </w:p>
-    <w:p>
+    <w:p ns2:paraId="4150753F" ns2:textId="77777777">
       <w:pPr>
         <w:jc w:val="both"/>
         <w:rPr>
@@ -20261,7 +20261,7 @@
         <w:t>administrativo.</w:t>
       </w:r>
     </w:p>
-    <w:p>
+    <w:p ns2:paraId="46AED8D7" ns2:textId="77777777">
       <w:pPr>
         <w:jc w:val="both"/>
         <w:rPr>
@@ -20271,7 +20271,7 @@
         </w:rPr>
       </w:pPr>
     </w:p>
-    <w:p>
+    <w:p ns2:paraId="3CC1799C" ns2:textId="77777777">
       <w:pPr>
         <w:jc w:val="both"/>
         <w:rPr>
@@ -20797,7 +20797,7 @@
         <w:t>parte.</w:t>
       </w:r>
     </w:p>
-    <w:p>
+    <w:p ns2:paraId="656336C7" ns2:textId="77777777">
       <w:pPr>
         <w:jc w:val="both"/>
         <w:rPr>
@@ -20807,7 +20807,7 @@
         </w:rPr>
       </w:pPr>
     </w:p>
-    <w:p>
+    <w:p ns2:paraId="2A3959B8" ns2:textId="77777777">
       <w:pPr>
         <w:jc w:val="both"/>
         <w:rPr>
@@ -21226,7 +21226,7 @@
         <w:t>tácita.</w:t>
       </w:r>
     </w:p>
-    <w:p>
+    <w:p ns2:paraId="7533B11F" ns2:textId="77777777">
       <w:pPr>
         <w:jc w:val="both"/>
         <w:rPr>
@@ -21236,7 +21236,7 @@
         </w:rPr>
       </w:pPr>
     </w:p>
-    <w:p>
+    <w:p ns2:paraId="5B1EE4D3" ns2:textId="77777777">
       <w:pPr>
         <w:jc w:val="both"/>
         <w:rPr>
@@ -21434,7 +21434,7 @@
         <w:t>instrumento.</w:t>
       </w:r>
     </w:p>
-    <w:p>
+    <w:p ns2:paraId="4B3D6884" ns2:textId="77777777">
       <w:pPr>
         <w:jc w:val="both"/>
         <w:rPr>
@@ -21481,7 +21481,7 @@
         <w:t>FORO</w:t>
       </w:r>
     </w:p>
-    <w:p>
+    <w:p ns2:paraId="0DDF5F15" ns2:textId="77777777">
       <w:pPr>
         <w:jc w:val="both"/>
         <w:rPr>
@@ -21492,7 +21492,7 @@
         </w:rPr>
       </w:pPr>
     </w:p>
-    <w:p>
+    <w:p ns2:paraId="4D4F54E9" ns2:textId="4339293B">
       <w:pPr>
         <w:jc w:val="both"/>
         <w:rPr>
@@ -22037,7 +22037,7 @@
         <w:t>seja.</w:t>
       </w:r>
     </w:p>
-    <w:p>
+    <w:p ns2:paraId="777955E5" ns2:textId="77777777">
       <w:pPr>
         <w:jc w:val="both"/>
         <w:rPr>
@@ -22047,7 +22047,7 @@
         </w:rPr>
       </w:pPr>
     </w:p>
-    <w:p>
+    <w:p ns2:paraId="04E11793" ns2:textId="77777777">
       <w:pPr>
         <w:jc w:val="both"/>
         <w:rPr>
@@ -22771,7 +22771,7 @@
         <w:t>teor.</w:t>
       </w:r>
     </w:p>
-    <w:p>
+    <w:p ns2:paraId="4A520CBD" ns2:textId="77777777">
       <w:pPr>
         <w:jc w:val="both"/>
         <w:rPr>
@@ -22781,7 +22781,7 @@
         </w:rPr>
       </w:pPr>
     </w:p>
-    <w:p>
+    <w:p ns2:paraId="48BF7A30" ns2:textId="625E4BA8">
       <w:pPr>
         <w:jc w:val="both"/>
         <w:rPr>
@@ -22885,7 +22885,7 @@
         </w:rPr>
       </w:r>
     </w:p>
-    <w:p>
+    <w:p ns2:paraId="74BF60DF" ns2:textId="77777777">
       <w:pPr>
         <w:jc w:val="both"/>
         <w:rPr>
@@ -22905,7 +22905,7 @@
         <w:gridCol w:w="4851"/>
         <w:gridCol w:w="4851"/>
       </w:tblGrid>
-      <w:tr>
+      <w:tr ns2:paraId="2AA54568" ns2:textId="77777777">
         <w:trPr>
           <w:trHeight w:val="1677"/>
         </w:trPr>
@@ -22914,7 +22914,7 @@
             <w:tcW w:w="4851" w:type="dxa"/>
             <w:vAlign w:val="bottom"/>
           </w:tcPr>
-          <w:p>
+          <w:p ns2:paraId="6CF43841" ns2:textId="77777777">
             <w:pPr>
               <w:jc w:val="center"/>
               <w:rPr>
@@ -22926,7 +22926,7 @@
               </w:rPr>
             </w:pPr>
           </w:p>
-          <w:p>
+          <w:p ns2:paraId="701F0F85" ns2:textId="77777777">
             <w:pPr>
               <w:jc w:val="center"/>
               <w:rPr>
@@ -22938,7 +22938,7 @@
               </w:rPr>
             </w:pPr>
           </w:p>
-          <w:p>
+          <w:p ns2:paraId="72A34F88" ns2:textId="77777777">
             <w:pPr>
               <w:jc w:val="center"/>
               <w:rPr>
@@ -22960,7 +22960,7 @@
               <w:t>______________________________</w:t>
             </w:r>
           </w:p>
-          <w:p>
+          <w:p ns2:paraId="7E2F1C19" ns2:textId="77777777">
             <w:pPr>
               <w:jc w:val="center"/>
               <w:rPr>
@@ -23022,7 +23022,7 @@
               <w:t>)</w:t>
             </w:r>
           </w:p>
-          <w:p>
+          <w:p ns2:paraId="7055E97C" ns2:textId="77777777">
             <w:pPr>
               <w:jc w:val="center"/>
               <w:rPr>
@@ -23062,7 +23062,7 @@
             <w:tcW w:w="4851" w:type="dxa"/>
             <w:vAlign w:val="bottom"/>
           </w:tcPr>
-          <w:p>
+          <w:p ns2:paraId="2AEB245F" ns2:textId="77777777">
             <w:pPr>
               <w:jc w:val="center"/>
               <w:rPr>
@@ -23074,7 +23074,7 @@
               </w:rPr>
             </w:pPr>
           </w:p>
-          <w:p>
+          <w:p ns2:paraId="19DF20C3" ns2:textId="77777777">
             <w:pPr>
               <w:jc w:val="center"/>
               <w:rPr>
@@ -23096,7 +23096,7 @@
               <w:t>______________________________</w:t>
             </w:r>
           </w:p>
-          <w:p>
+          <w:p ns2:paraId="1FF8A0EC" ns2:textId="77777777">
             <w:pPr>
               <w:jc w:val="center"/>
               <w:rPr>
@@ -23128,7 +23128,7 @@
               <w:t xml:space="preserve"> (LOCAL)</w:t>
             </w:r>
           </w:p>
-          <w:p>
+          <w:p ns2:paraId="20424D89" ns2:textId="77777777">
             <w:pPr>
               <w:jc w:val="center"/>
               <w:rPr>
@@ -23165,7 +23165,7 @@
         </w:tc>
       </w:tr>
     </w:tbl>
-    <w:p>
+    <w:p ns2:paraId="6EBF3F64" ns2:textId="77777777">
       <w:pPr>
         <w:jc w:val="both"/>
         <w:rPr>
@@ -23178,7 +23178,7 @@
         </w:rPr>
       </w:pPr>
     </w:p>
-    <w:p>
+    <w:p ns2:paraId="40B2E97F" ns2:textId="77777777">
       <w:pPr>
         <w:jc w:val="both"/>
         <w:rPr>
@@ -23191,7 +23191,7 @@
         </w:rPr>
       </w:pPr>
     </w:p>
-    <w:p>
+    <w:p ns2:paraId="216468F2" ns2:textId="39EFD45E">
       <w:pPr>
         <w:jc w:val="both"/>
         <w:rPr>
@@ -23226,14 +23226,14 @@
         <w:t xml:space="preserve"> assinatura só será considerada se for digital (Token, GOV) se manual deverá ser reconhecida em firma. </w:t>
       </w:r>
     </w:p>
-    <w:p>
+    <w:p ns2:paraId="43D7741D" ns2:textId="77777777">
       <w:pPr>
         <w:jc w:val="both"/>
       </w:pPr>
     </w:p>
     <w:sectPr>
-      <w:headerReference w:type="default" r:id="rId8"/>
-      <w:footerReference w:type="default" r:id="rId9"/>
+      <w:headerReference w:type="default" ns3:id="rId8"/>
+      <w:footerReference w:type="default" ns3:id="rId9"/>
       <w:pgSz w:w="11906" w:h="16838"/>
       <w:pgMar w:top="1701" w:right="1134" w:bottom="1701" w:left="1134" w:header="709" w:footer="709" w:gutter="0"/>
       <w:cols w:space="708"/>

--- a/templates/simples.docx
+++ b/templates/simples.docx
@@ -1673,7 +1673,7 @@
                 <w:sz w:val="24"/>
                 <w:szCs w:val="24"/>
               </w:rPr>
-              <w:t xml:space="preserve">Endereço eletrônico/site:                              </w:t>
+              <w:t xml:space="preserve">Responsável/Contato:                              </w:t>
             </w:r>
             <w:r>
               <w:rPr>

--- a/templates/simples.docx
+++ b/templates/simples.docx
@@ -1,6 +1,6 @@
 
 <file path=word/document.xml><?xml version="1.0" encoding="utf-8"?>
-<w:document xmlns:ns1="http://schemas.openxmlformats.org/markup-compatibility/2006" xmlns:ns2="http://schemas.microsoft.com/office/word/2010/wordml" xmlns:ns3="http://schemas.openxmlformats.org/officeDocument/2006/relationships" xmlns:w="http://schemas.openxmlformats.org/wordprocessingml/2006/main" ns1:Ignorable="w14 w15 w16se w16cid w16 w16cex w16sdtdh w16sdtfl w16du wp14">
+<w:document xmlns:ns1="http://schemas.openxmlformats.org/markup-compatibility/2006" xmlns:ns2="http://schemas.microsoft.com/office/word/2010/wordml" xmlns:ns3="http://schemas.openxmlformats.org/officeDocument/2006/relationships" xmlns:w="http://schemas.openxmlformats.org/wordprocessingml/2006/main" ns1:Ignorable="ns2">
   <w:body>
     <w:p ns2:paraId="324EF51E" ns2:textId="77777777">
       <w:pPr>
@@ -112,7 +112,7 @@
           <w:left w:w="70" w:type="dxa"/>
           <w:right w:w="70" w:type="dxa"/>
         </w:tblCellMar>
-        <w:tblLook w:val="0000" w:firstRow="0" w:lastRow="0" w:firstColumn="0" w:lastColumn="0" w:noHBand="0" w:noVBand="0"/>
+        <w:tblLook w:val="0000"/>
       </w:tblPr>
       <w:tblGrid>
         <w:gridCol w:w="9711"/>
@@ -248,7 +248,7 @@
           <w:left w:w="70" w:type="dxa"/>
           <w:right w:w="70" w:type="dxa"/>
         </w:tblCellMar>
-        <w:tblLook w:val="0000" w:firstRow="0" w:lastRow="0" w:firstColumn="0" w:lastColumn="0" w:noHBand="0" w:noVBand="0"/>
+        <w:tblLook w:val="0000"/>
       </w:tblPr>
       <w:tblGrid>
         <w:gridCol w:w="2987"/>
@@ -22899,7 +22899,7 @@
       <w:tblPr>
         <w:tblStyle w:val="Tabelacomgrade"/>
         <w:tblW w:w="9702" w:type="dxa"/>
-        <w:tblLook w:val="04A0" w:firstRow="1" w:lastRow="0" w:firstColumn="1" w:lastColumn="0" w:noHBand="0" w:noVBand="1"/>
+        <w:tblLook w:val="04A0"/>
       </w:tblPr>
       <w:tblGrid>
         <w:gridCol w:w="4851"/>

--- a/templates/simples.docx
+++ b/templates/simples.docx
@@ -1,8 +1,8 @@
 
 <file path=word/document.xml><?xml version="1.0" encoding="utf-8"?>
-<w:document xmlns:ns1="http://schemas.openxmlformats.org/markup-compatibility/2006" xmlns:ns2="http://schemas.microsoft.com/office/word/2010/wordml" xmlns:ns3="http://schemas.openxmlformats.org/officeDocument/2006/relationships" xmlns:w="http://schemas.openxmlformats.org/wordprocessingml/2006/main" ns1:Ignorable="ns2">
+<w:document xmlns:wpc="http://schemas.microsoft.com/office/word/2010/wordprocessingCanvas" xmlns:cx="http://schemas.microsoft.com/office/drawing/2014/chartex" xmlns:cx1="http://schemas.microsoft.com/office/drawing/2015/9/8/chartex" xmlns:cx2="http://schemas.microsoft.com/office/drawing/2015/10/21/chartex" xmlns:cx3="http://schemas.microsoft.com/office/drawing/2016/5/9/chartex" xmlns:cx4="http://schemas.microsoft.com/office/drawing/2016/5/10/chartex" xmlns:cx5="http://schemas.microsoft.com/office/drawing/2016/5/11/chartex" xmlns:cx6="http://schemas.microsoft.com/office/drawing/2016/5/12/chartex" xmlns:cx7="http://schemas.microsoft.com/office/drawing/2016/5/13/chartex" xmlns:cx8="http://schemas.microsoft.com/office/drawing/2016/5/14/chartex" xmlns:mc="http://schemas.openxmlformats.org/markup-compatibility/2006" xmlns:aink="http://schemas.microsoft.com/office/drawing/2016/ink" xmlns:am3d="http://schemas.microsoft.com/office/drawing/2017/model3d" xmlns:o="urn:schemas-microsoft-com:office:office" xmlns:oel="http://schemas.microsoft.com/office/2019/extlst" xmlns:r="http://schemas.openxmlformats.org/officeDocument/2006/relationships" xmlns:m="http://schemas.openxmlformats.org/officeDocument/2006/math" xmlns:v="urn:schemas-microsoft-com:vml" xmlns:wp14="http://schemas.microsoft.com/office/word/2010/wordprocessingDrawing" xmlns:wp="http://schemas.openxmlformats.org/drawingml/2006/wordprocessingDrawing" xmlns:w10="urn:schemas-microsoft-com:office:word" xmlns:w="http://schemas.openxmlformats.org/wordprocessingml/2006/main" xmlns:w14="http://schemas.microsoft.com/office/word/2010/wordml" xmlns:w15="http://schemas.microsoft.com/office/word/2012/wordml" xmlns:w16cex="http://schemas.microsoft.com/office/word/2018/wordml/cex" xmlns:w16cid="http://schemas.microsoft.com/office/word/2016/wordml/cid" xmlns:w16="http://schemas.microsoft.com/office/word/2018/wordml" xmlns:w16du="http://schemas.microsoft.com/office/word/2023/wordml/word16du" xmlns:w16sdtdh="http://schemas.microsoft.com/office/word/2020/wordml/sdtdatahash" xmlns:w16sdtfl="http://schemas.microsoft.com/office/word/2024/wordml/sdtformatlock" xmlns:w16se="http://schemas.microsoft.com/office/word/2015/wordml/symex" xmlns:wpg="http://schemas.microsoft.com/office/word/2010/wordprocessingGroup" xmlns:wpi="http://schemas.microsoft.com/office/word/2010/wordprocessingInk" xmlns:wne="http://schemas.microsoft.com/office/word/2006/wordml" xmlns:wps="http://schemas.microsoft.com/office/word/2010/wordprocessingShape" mc:Ignorable="w14 w15 w16se w16cid w16 w16cex w16sdtdh w16sdtfl w16du wp14">
   <w:body>
-    <w:p ns2:paraId="324EF51E" ns2:textId="77777777">
+    <w:p>
       <w:pPr>
         <w:spacing w:line="360" w:lineRule="auto"/>
         <w:jc w:val="center"/>
@@ -88,7 +88,7 @@
         <w:t>DE COOPERAÇÃO – ESTÁGIO OBRIGATÓRIO</w:t>
       </w:r>
     </w:p>
-    <w:p ns2:paraId="1A1E468F" ns2:textId="77777777">
+    <w:p>
       <w:pPr>
         <w:spacing w:line="360" w:lineRule="auto"/>
         <w:rPr>
@@ -112,12 +112,12 @@
           <w:left w:w="70" w:type="dxa"/>
           <w:right w:w="70" w:type="dxa"/>
         </w:tblCellMar>
-        <w:tblLook w:val="0000"/>
+        <w:tblLook w:val="0000" w:firstRow="0" w:lastRow="0" w:firstColumn="0" w:lastColumn="0" w:noHBand="0" w:noVBand="0"/>
       </w:tblPr>
       <w:tblGrid>
         <w:gridCol w:w="9711"/>
       </w:tblGrid>
-      <w:tr ns2:paraId="1E82A743" ns2:textId="77777777">
+      <w:tr>
         <w:trPr>
           <w:trHeight w:val="410"/>
           <w:jc w:val="center"/>
@@ -134,7 +134,7 @@
             <w:shd w:val="clear" w:color="auto" w:fill="E8E8E8" w:themeFill="background2"/>
             <w:vAlign w:val="center"/>
           </w:tcPr>
-          <w:p ns2:paraId="16859A71" ns2:textId="77777777">
+          <w:p>
             <w:pPr>
               <w:spacing w:line="360" w:lineRule="auto"/>
               <w:jc w:val="center"/>
@@ -159,7 +159,7 @@
           </w:p>
         </w:tc>
       </w:tr>
-      <w:tr ns2:paraId="567F3E89" ns2:textId="77777777">
+      <w:tr>
         <w:trPr>
           <w:trHeight w:val="1717"/>
           <w:jc w:val="center"/>
@@ -171,7 +171,7 @@
               <w:top w:val="single" w:sz="12" w:space="0" w:color="auto"/>
             </w:tcBorders>
           </w:tcPr>
-          <w:p ns2:paraId="15577063" ns2:textId="77777777">
+          <w:p>
             <w:pPr>
               <w:spacing w:line="276" w:lineRule="auto"/>
               <w:jc w:val="both"/>
@@ -222,7 +222,7 @@
         </w:tc>
       </w:tr>
     </w:tbl>
-    <w:p ns2:paraId="6A8EECED" ns2:textId="77777777">
+    <w:p>
       <w:pPr>
         <w:rPr>
           <w:rFonts w:ascii="Arial" w:eastAsia="Times New Roman" w:hAnsi="Arial" w:cs="Arial"/>
@@ -248,7 +248,7 @@
           <w:left w:w="70" w:type="dxa"/>
           <w:right w:w="70" w:type="dxa"/>
         </w:tblCellMar>
-        <w:tblLook w:val="0000"/>
+        <w:tblLook w:val="0000" w:firstRow="0" w:lastRow="0" w:firstColumn="0" w:lastColumn="0" w:noHBand="0" w:noVBand="0"/>
       </w:tblPr>
       <w:tblGrid>
         <w:gridCol w:w="2987"/>
@@ -257,7 +257,7 @@
         <w:gridCol w:w="533"/>
         <w:gridCol w:w="2841"/>
       </w:tblGrid>
-      <w:tr ns2:paraId="6FF1F098" ns2:textId="77777777">
+      <w:tr>
         <w:trPr>
           <w:trHeight w:val="359"/>
           <w:jc w:val="center"/>
@@ -275,7 +275,7 @@
             <w:shd w:val="clear" w:color="auto" w:fill="E8E8E8" w:themeFill="background2"/>
             <w:vAlign w:val="center"/>
           </w:tcPr>
-          <w:p ns2:paraId="0824342A" ns2:textId="77777777">
+          <w:p>
             <w:pPr>
               <w:spacing w:line="360" w:lineRule="auto"/>
               <w:jc w:val="center"/>
@@ -299,7 +299,7 @@
           </w:p>
         </w:tc>
       </w:tr>
-      <w:tr ns2:paraId="564AE454" ns2:textId="77777777">
+      <w:tr>
         <w:trPr>
           <w:trHeight w:val="349"/>
           <w:jc w:val="center"/>
@@ -314,7 +314,7 @@
             </w:tcBorders>
             <w:vAlign w:val="center"/>
           </w:tcPr>
-          <w:p ns2:paraId="2FA7E00B" ns2:textId="77777777">
+          <w:p>
             <w:pPr>
               <w:spacing w:line="360" w:lineRule="auto"/>
               <w:rPr>
@@ -331,43 +331,12 @@
                 <w:sz w:val="24"/>
                 <w:szCs w:val="24"/>
               </w:rPr>
-              <w:t xml:space="preserve">Razão Social:                                      </w:t>
-            </w:r>
-            <w:r>
-              <w:rPr>
-                <w:rFonts w:ascii="Arial" w:eastAsia="Times New Roman" w:hAnsi="Arial" w:cs="Arial"/>
-                <w:b/>
-                <w:sz w:val="24"/>
-                <w:szCs w:val="24"/>
-              </w:rPr>
-            </w:r>
-            <w:r>
-              <w:rPr>
-                <w:rFonts w:ascii="Arial" w:eastAsia="Times New Roman" w:hAnsi="Arial" w:cs="Arial"/>
-                <w:b/>
-                <w:sz w:val="24"/>
-                <w:szCs w:val="24"/>
-              </w:rPr>
-            </w:r>
-            <w:r>
-              <w:rPr>
-                <w:rFonts w:ascii="Arial" w:eastAsia="Times New Roman" w:hAnsi="Arial" w:cs="Arial"/>
-                <w:b/>
-                <w:sz w:val="24"/>
-                <w:szCs w:val="24"/>
-              </w:rPr>
-            </w:r>
-            <w:r/>
-            <w:r/>
-            <w:r/>
-            <w:r/>
-            <w:r>
-              <w:t xml:space="preserve"> {razao_social}</w:t>
+              <w:t xml:space="preserve">Razão Social: {razao_social}</w:t>
             </w:r>
           </w:p>
         </w:tc>
       </w:tr>
-      <w:tr ns2:paraId="650A1B56" ns2:textId="77777777">
+      <w:tr>
         <w:trPr>
           <w:trHeight w:val="349"/>
           <w:jc w:val="center"/>
@@ -382,7 +351,7 @@
             </w:tcBorders>
             <w:vAlign w:val="center"/>
           </w:tcPr>
-          <w:p ns2:paraId="12265EA8" ns2:textId="77777777">
+          <w:p>
             <w:pPr>
               <w:spacing w:line="360" w:lineRule="auto"/>
               <w:rPr>
@@ -399,42 +368,12 @@
                 <w:sz w:val="24"/>
                 <w:szCs w:val="24"/>
               </w:rPr>
-              <w:t xml:space="preserve">CNPJ/CPF:                                 </w:t>
-            </w:r>
-            <w:r>
-              <w:rPr>
-                <w:rFonts w:ascii="Arial" w:eastAsia="Times New Roman" w:hAnsi="Arial" w:cs="Arial"/>
-                <w:b/>
-                <w:sz w:val="24"/>
-                <w:szCs w:val="24"/>
-              </w:rPr>
-            </w:r>
-            <w:r>
-              <w:rPr>
-                <w:rFonts w:ascii="Arial" w:eastAsia="Times New Roman" w:hAnsi="Arial" w:cs="Arial"/>
-                <w:b/>
-                <w:sz w:val="24"/>
-                <w:szCs w:val="24"/>
-              </w:rPr>
-            </w:r>
-            <w:r>
-              <w:rPr>
-                <w:b/>
-                <w:sz w:val="24"/>
-                <w:szCs w:val="24"/>
-              </w:rPr>
-            </w:r>
-            <w:r/>
-            <w:r/>
-            <w:r/>
-            <w:r/>
-            <w:r>
-              <w:t xml:space="preserve"> {cnpj}</w:t>
+              <w:t xml:space="preserve">CNPJ/CPF: {cnpj}</w:t>
             </w:r>
           </w:p>
         </w:tc>
       </w:tr>
-      <w:tr ns2:paraId="2E7A0482" ns2:textId="77777777">
+      <w:tr>
         <w:trPr>
           <w:trHeight w:val="349"/>
           <w:jc w:val="center"/>
@@ -449,7 +388,7 @@
             </w:tcBorders>
             <w:vAlign w:val="center"/>
           </w:tcPr>
-          <w:p ns2:paraId="4FC796F2" ns2:textId="358A8BCD">
+          <w:p>
             <w:pPr>
               <w:spacing w:line="360" w:lineRule="auto"/>
               <w:rPr>
@@ -466,25 +405,10 @@
                 <w:sz w:val="24"/>
                 <w:szCs w:val="24"/>
               </w:rPr>
-              <w:t xml:space="preserve">Alvará de Funcionamento/Sanitário:                       </w:t>
-            </w:r>
-            <w:r>
-              <w:rPr>
-                <w:rFonts w:ascii="Arial" w:eastAsia="Times New Roman" w:hAnsi="Arial" w:cs="Arial"/>
-                <w:b/>
-                <w:sz w:val="24"/>
-                <w:szCs w:val="24"/>
-              </w:rPr>
-            </w:r>
-            <w:r/>
-            <w:r/>
-            <w:r/>
-            <w:r/>
-            <w:r>
-              <w:t xml:space="preserve"> {alvara}</w:t>
+              <w:t xml:space="preserve">Alvará de Funcionamento/Sanitário: {alvara}</w:t>
             </w:r>
           </w:p>
-          <w:p ns2:paraId="36F6A08D" ns2:textId="77777777">
+          <w:p>
             <w:pPr>
               <w:spacing w:line="360" w:lineRule="auto"/>
               <w:rPr>
@@ -517,7 +441,7 @@
           </w:p>
         </w:tc>
       </w:tr>
-      <w:tr ns2:paraId="5129F5E1" ns2:textId="77777777">
+      <w:tr>
         <w:trPr>
           <w:trHeight w:val="349"/>
           <w:jc w:val="center"/>
@@ -532,7 +456,7 @@
             </w:tcBorders>
             <w:vAlign w:val="center"/>
           </w:tcPr>
-          <w:p ns2:paraId="0DEA2342" ns2:textId="77777777">
+          <w:p>
             <w:pPr>
               <w:spacing w:line="276" w:lineRule="auto"/>
               <w:rPr>
@@ -549,33 +473,10 @@
                 <w:sz w:val="24"/>
                 <w:szCs w:val="24"/>
               </w:rPr>
-              <w:t xml:space="preserve">Área de atuação :    </w:t>
-            </w:r>
-            <w:r>
-              <w:rPr>
-                <w:rFonts w:ascii="Arial" w:eastAsia="Times New Roman" w:hAnsi="Arial" w:cs="Arial"/>
-                <w:bCs/>
-                <w:sz w:val="24"/>
-                <w:szCs w:val="24"/>
-              </w:rPr>
-            </w:r>
-            <w:r>
-              <w:rPr>
-                <w:rFonts w:ascii="Arial" w:eastAsia="Times New Roman" w:hAnsi="Arial" w:cs="Arial"/>
-                <w:bCs/>
-                <w:sz w:val="24"/>
-                <w:szCs w:val="24"/>
-              </w:rPr>
-            </w:r>
-            <w:r/>
-            <w:r/>
-            <w:r/>
-            <w:r/>
-            <w:r>
-              <w:t xml:space="preserve"> {area_atuacao}</w:t>
+              <w:t xml:space="preserve">Área de atuação : {area_atuacao}</w:t>
             </w:r>
           </w:p>
-          <w:p ns2:paraId="124AEE58" ns2:textId="195E8D09">
+          <w:p>
             <w:pPr>
               <w:spacing w:line="276" w:lineRule="auto"/>
               <w:rPr>
@@ -592,50 +493,10 @@
                 <w:sz w:val="24"/>
                 <w:szCs w:val="24"/>
               </w:rPr>
-              <w:t>({chk_biomedicina}) Biomedicina</w:t>
-            </w:r>
-            <w:r>
-              <w:rPr>
-                <w:rFonts w:ascii="Arial" w:eastAsia="Times New Roman" w:hAnsi="Arial" w:cs="Arial"/>
-                <w:bCs/>
-                <w:sz w:val="24"/>
-                <w:szCs w:val="24"/>
-              </w:rPr>
-            </w:r>
-            <w:r>
-              <w:rPr>
-                <w:rFonts w:ascii="Arial" w:eastAsia="Times New Roman" w:hAnsi="Arial" w:cs="Arial"/>
-                <w:bCs/>
-                <w:sz w:val="24"/>
-                <w:szCs w:val="24"/>
-              </w:rPr>
-            </w:r>
-            <w:r>
-              <w:rPr>
-                <w:rFonts w:ascii="Arial" w:eastAsia="Times New Roman" w:hAnsi="Arial" w:cs="Arial"/>
-                <w:bCs/>
-                <w:sz w:val="24"/>
-                <w:szCs w:val="24"/>
-              </w:rPr>
-            </w:r>
-            <w:r>
-              <w:rPr>
-                <w:rFonts w:ascii="Arial" w:eastAsia="Times New Roman" w:hAnsi="Arial" w:cs="Arial"/>
-                <w:bCs/>
-                <w:sz w:val="24"/>
-                <w:szCs w:val="24"/>
-              </w:rPr>
-            </w:r>
-            <w:r>
-              <w:rPr>
-                <w:rFonts w:ascii="Arial" w:eastAsia="Times New Roman" w:hAnsi="Arial" w:cs="Arial"/>
-                <w:bCs/>
-                <w:sz w:val="24"/>
-                <w:szCs w:val="24"/>
-              </w:rPr>
+              <w:t xml:space="preserve">({chk_biomedicina}) Biomedicina</w:t>
             </w:r>
           </w:p>
-          <w:p ns2:paraId="348031C2" ns2:textId="057C8AA9">
+          <w:p>
             <w:pPr>
               <w:spacing w:line="276" w:lineRule="auto"/>
               <w:rPr>
@@ -652,34 +513,10 @@
                 <w:sz w:val="24"/>
                 <w:szCs w:val="24"/>
               </w:rPr>
-              <w:t>({chk_farmacia}) Farmácia</w:t>
-            </w:r>
-            <w:r>
-              <w:rPr>
-                <w:rFonts w:ascii="Arial" w:eastAsia="Times New Roman" w:hAnsi="Arial" w:cs="Arial"/>
-                <w:bCs/>
-                <w:sz w:val="24"/>
-                <w:szCs w:val="24"/>
-              </w:rPr>
-            </w:r>
-            <w:r>
-              <w:rPr>
-                <w:rFonts w:ascii="Arial" w:eastAsia="Times New Roman" w:hAnsi="Arial" w:cs="Arial"/>
-                <w:bCs/>
-                <w:sz w:val="24"/>
-                <w:szCs w:val="24"/>
-              </w:rPr>
-            </w:r>
-            <w:r>
-              <w:rPr>
-                <w:rFonts w:ascii="Arial" w:eastAsia="Times New Roman" w:hAnsi="Arial" w:cs="Arial"/>
-                <w:bCs/>
-                <w:sz w:val="24"/>
-                <w:szCs w:val="24"/>
-              </w:rPr>
+              <w:t xml:space="preserve">({chk_farmacia}) Farmácia</w:t>
             </w:r>
           </w:p>
-          <w:p ns2:paraId="1E3AA995" ns2:textId="3ABCE2E0">
+          <w:p>
             <w:pPr>
               <w:spacing w:line="276" w:lineRule="auto"/>
               <w:rPr>
@@ -696,42 +533,10 @@
                 <w:sz w:val="24"/>
                 <w:szCs w:val="24"/>
               </w:rPr>
-              <w:t>({chk_fonoaudiologia}) Fonoaudiologia</w:t>
-            </w:r>
-            <w:r>
-              <w:rPr>
-                <w:rFonts w:ascii="Arial" w:eastAsia="Times New Roman" w:hAnsi="Arial" w:cs="Arial"/>
-                <w:bCs/>
-                <w:sz w:val="24"/>
-                <w:szCs w:val="24"/>
-              </w:rPr>
-            </w:r>
-            <w:r>
-              <w:rPr>
-                <w:rFonts w:ascii="Arial" w:eastAsia="Times New Roman" w:hAnsi="Arial" w:cs="Arial"/>
-                <w:bCs/>
-                <w:sz w:val="24"/>
-                <w:szCs w:val="24"/>
-              </w:rPr>
-            </w:r>
-            <w:r>
-              <w:rPr>
-                <w:rFonts w:ascii="Arial" w:eastAsia="Times New Roman" w:hAnsi="Arial" w:cs="Arial"/>
-                <w:bCs/>
-                <w:sz w:val="24"/>
-                <w:szCs w:val="24"/>
-              </w:rPr>
-            </w:r>
-            <w:r>
-              <w:rPr>
-                <w:rFonts w:ascii="Arial" w:eastAsia="Times New Roman" w:hAnsi="Arial" w:cs="Arial"/>
-                <w:bCs/>
-                <w:sz w:val="24"/>
-                <w:szCs w:val="24"/>
-              </w:rPr>
+              <w:t xml:space="preserve">({chk_fonoaudiologia}) Fonoaudiologia</w:t>
             </w:r>
           </w:p>
-          <w:p ns2:paraId="4EF162FE" ns2:textId="1006E69C">
+          <w:p>
             <w:pPr>
               <w:spacing w:line="276" w:lineRule="auto"/>
               <w:rPr>
@@ -748,42 +553,10 @@
                 <w:sz w:val="24"/>
                 <w:szCs w:val="24"/>
               </w:rPr>
-              <w:t>({chk_fisioterapia}) Fisioterapia</w:t>
-            </w:r>
-            <w:r>
-              <w:rPr>
-                <w:rFonts w:ascii="Arial" w:eastAsia="Times New Roman" w:hAnsi="Arial" w:cs="Arial"/>
-                <w:bCs/>
-                <w:sz w:val="24"/>
-                <w:szCs w:val="24"/>
-              </w:rPr>
-            </w:r>
-            <w:r>
-              <w:rPr>
-                <w:rFonts w:ascii="Arial" w:eastAsia="Times New Roman" w:hAnsi="Arial" w:cs="Arial"/>
-                <w:bCs/>
-                <w:sz w:val="24"/>
-                <w:szCs w:val="24"/>
-              </w:rPr>
-            </w:r>
-            <w:r>
-              <w:rPr>
-                <w:rFonts w:ascii="Arial" w:eastAsia="Times New Roman" w:hAnsi="Arial" w:cs="Arial"/>
-                <w:bCs/>
-                <w:sz w:val="24"/>
-                <w:szCs w:val="24"/>
-              </w:rPr>
-            </w:r>
-            <w:r>
-              <w:rPr>
-                <w:rFonts w:ascii="Arial" w:eastAsia="Times New Roman" w:hAnsi="Arial" w:cs="Arial"/>
-                <w:bCs/>
-                <w:sz w:val="24"/>
-                <w:szCs w:val="24"/>
-              </w:rPr>
+              <w:t xml:space="preserve">({chk_fisioterapia}) Fisioterapia</w:t>
             </w:r>
           </w:p>
-          <w:p ns2:paraId="5BB30C9E" ns2:textId="172E5DFD">
+          <w:p>
             <w:pPr>
               <w:spacing w:line="276" w:lineRule="auto"/>
               <w:rPr>
@@ -800,42 +573,10 @@
                 <w:sz w:val="24"/>
                 <w:szCs w:val="24"/>
               </w:rPr>
-              <w:t>({chk_nutricao}) Nutrição</w:t>
-            </w:r>
-            <w:r>
-              <w:rPr>
-                <w:rFonts w:ascii="Arial" w:eastAsia="Times New Roman" w:hAnsi="Arial" w:cs="Arial"/>
-                <w:bCs/>
-                <w:sz w:val="24"/>
-                <w:szCs w:val="24"/>
-              </w:rPr>
-            </w:r>
-            <w:r>
-              <w:rPr>
-                <w:rFonts w:ascii="Arial" w:eastAsia="Times New Roman" w:hAnsi="Arial" w:cs="Arial"/>
-                <w:bCs/>
-                <w:sz w:val="24"/>
-                <w:szCs w:val="24"/>
-              </w:rPr>
-            </w:r>
-            <w:r>
-              <w:rPr>
-                <w:rFonts w:ascii="Arial" w:eastAsia="Times New Roman" w:hAnsi="Arial" w:cs="Arial"/>
-                <w:bCs/>
-                <w:sz w:val="24"/>
-                <w:szCs w:val="24"/>
-              </w:rPr>
-            </w:r>
-            <w:r>
-              <w:rPr>
-                <w:rFonts w:ascii="Arial" w:eastAsia="Times New Roman" w:hAnsi="Arial" w:cs="Arial"/>
-                <w:bCs/>
-                <w:sz w:val="24"/>
-                <w:szCs w:val="24"/>
-              </w:rPr>
+              <w:t xml:space="preserve">({chk_nutricao}) Nutrição</w:t>
             </w:r>
           </w:p>
-          <w:p ns2:paraId="090313BF" ns2:textId="64D66A6A">
+          <w:p>
             <w:pPr>
               <w:spacing w:line="276" w:lineRule="auto"/>
               <w:rPr>
@@ -852,42 +593,10 @@
                 <w:sz w:val="24"/>
                 <w:szCs w:val="24"/>
               </w:rPr>
-              <w:t>({chk_terapia_ocupacional}) Terapia Ocupacional</w:t>
-            </w:r>
-            <w:r>
-              <w:rPr>
-                <w:rFonts w:ascii="Arial" w:eastAsia="Times New Roman" w:hAnsi="Arial" w:cs="Arial"/>
-                <w:bCs/>
-                <w:sz w:val="24"/>
-                <w:szCs w:val="24"/>
-              </w:rPr>
-            </w:r>
-            <w:r>
-              <w:rPr>
-                <w:rFonts w:ascii="Arial" w:eastAsia="Times New Roman" w:hAnsi="Arial" w:cs="Arial"/>
-                <w:bCs/>
-                <w:sz w:val="24"/>
-                <w:szCs w:val="24"/>
-              </w:rPr>
-            </w:r>
-            <w:r>
-              <w:rPr>
-                <w:rFonts w:ascii="Arial" w:eastAsia="Times New Roman" w:hAnsi="Arial" w:cs="Arial"/>
-                <w:bCs/>
-                <w:sz w:val="24"/>
-                <w:szCs w:val="24"/>
-              </w:rPr>
-            </w:r>
-            <w:r>
-              <w:rPr>
-                <w:rFonts w:ascii="Arial" w:eastAsia="Times New Roman" w:hAnsi="Arial" w:cs="Arial"/>
-                <w:bCs/>
-                <w:sz w:val="24"/>
-                <w:szCs w:val="24"/>
-              </w:rPr>
+              <w:t xml:space="preserve">({chk_terapia_ocupacional}) Terapia Ocupacional</w:t>
             </w:r>
           </w:p>
-          <w:p ns2:paraId="21A81B21" ns2:textId="48F6AEB3">
+          <w:p>
             <w:pPr>
               <w:spacing w:line="276" w:lineRule="auto"/>
               <w:rPr>
@@ -904,42 +613,10 @@
                 <w:sz w:val="24"/>
                 <w:szCs w:val="24"/>
               </w:rPr>
-              <w:t>({chk_radiologia}) Radiologia</w:t>
-            </w:r>
-            <w:r>
-              <w:rPr>
-                <w:rFonts w:ascii="Arial" w:eastAsia="Times New Roman" w:hAnsi="Arial" w:cs="Arial"/>
-                <w:bCs/>
-                <w:sz w:val="24"/>
-                <w:szCs w:val="24"/>
-              </w:rPr>
-            </w:r>
-            <w:r>
-              <w:rPr>
-                <w:rFonts w:ascii="Arial" w:eastAsia="Times New Roman" w:hAnsi="Arial" w:cs="Arial"/>
-                <w:bCs/>
-                <w:sz w:val="24"/>
-                <w:szCs w:val="24"/>
-              </w:rPr>
-            </w:r>
-            <w:r>
-              <w:rPr>
-                <w:rFonts w:ascii="Arial" w:eastAsia="Times New Roman" w:hAnsi="Arial" w:cs="Arial"/>
-                <w:bCs/>
-                <w:sz w:val="24"/>
-                <w:szCs w:val="24"/>
-              </w:rPr>
-            </w:r>
-            <w:r>
-              <w:rPr>
-                <w:rFonts w:ascii="Arial" w:eastAsia="Times New Roman" w:hAnsi="Arial" w:cs="Arial"/>
-                <w:bCs/>
-                <w:sz w:val="24"/>
-                <w:szCs w:val="24"/>
-              </w:rPr>
+              <w:t xml:space="preserve">({chk_radiologia}) Radiologia</w:t>
             </w:r>
           </w:p>
-          <w:p ns2:paraId="41AED454" ns2:textId="6130E4C4">
+          <w:p>
             <w:pPr>
               <w:spacing w:line="276" w:lineRule="auto"/>
               <w:rPr>
@@ -956,26 +633,10 @@
                 <w:sz w:val="24"/>
                 <w:szCs w:val="24"/>
               </w:rPr>
-              <w:t>({chk_engenharias}) Engenharias</w:t>
-            </w:r>
-            <w:r>
-              <w:rPr>
-                <w:rFonts w:ascii="Arial" w:eastAsia="Times New Roman" w:hAnsi="Arial" w:cs="Arial"/>
-                <w:bCs/>
-                <w:sz w:val="24"/>
-                <w:szCs w:val="24"/>
-              </w:rPr>
-            </w:r>
-            <w:r>
-              <w:rPr>
-                <w:rFonts w:ascii="Arial" w:eastAsia="Times New Roman" w:hAnsi="Arial" w:cs="Arial"/>
-                <w:bCs/>
-                <w:sz w:val="24"/>
-                <w:szCs w:val="24"/>
-              </w:rPr>
+              <w:t xml:space="preserve">({chk_engenharias}) Engenharias</w:t>
             </w:r>
           </w:p>
-          <w:p ns2:paraId="08C6AF7F" ns2:textId="4CDB159F">
+          <w:p>
             <w:pPr>
               <w:spacing w:line="276" w:lineRule="auto"/>
               <w:rPr>
@@ -992,42 +653,10 @@
                 <w:sz w:val="24"/>
                 <w:szCs w:val="24"/>
               </w:rPr>
-              <w:t>({chk_licenciaturas}) Licenciaturas</w:t>
-            </w:r>
-            <w:r>
-              <w:rPr>
-                <w:rFonts w:ascii="Arial" w:eastAsia="Times New Roman" w:hAnsi="Arial" w:cs="Arial"/>
-                <w:bCs/>
-                <w:sz w:val="24"/>
-                <w:szCs w:val="24"/>
-              </w:rPr>
-            </w:r>
-            <w:r>
-              <w:rPr>
-                <w:rFonts w:ascii="Arial" w:eastAsia="Times New Roman" w:hAnsi="Arial" w:cs="Arial"/>
-                <w:bCs/>
-                <w:sz w:val="24"/>
-                <w:szCs w:val="24"/>
-              </w:rPr>
-            </w:r>
-            <w:r>
-              <w:rPr>
-                <w:rFonts w:ascii="Arial" w:eastAsia="Times New Roman" w:hAnsi="Arial" w:cs="Arial"/>
-                <w:bCs/>
-                <w:sz w:val="24"/>
-                <w:szCs w:val="24"/>
-              </w:rPr>
-            </w:r>
-            <w:r>
-              <w:rPr>
-                <w:rFonts w:ascii="Arial" w:eastAsia="Times New Roman" w:hAnsi="Arial" w:cs="Arial"/>
-                <w:bCs/>
-                <w:sz w:val="24"/>
-                <w:szCs w:val="24"/>
-              </w:rPr>
+              <w:t xml:space="preserve">({chk_licenciaturas}) Licenciaturas</w:t>
             </w:r>
           </w:p>
-          <w:p ns2:paraId="4F0A356E" ns2:textId="1FCD9536">
+          <w:p>
             <w:pPr>
               <w:spacing w:line="276" w:lineRule="auto"/>
               <w:rPr>
@@ -1044,26 +673,10 @@
                 <w:sz w:val="24"/>
                 <w:szCs w:val="24"/>
               </w:rPr>
-              <w:t>({chk_tecnico_enfermagem}) Técnico em Enfermagem</w:t>
-            </w:r>
-            <w:r>
-              <w:rPr>
-                <w:rFonts w:ascii="Arial" w:eastAsia="Times New Roman" w:hAnsi="Arial" w:cs="Arial"/>
-                <w:bCs/>
-                <w:sz w:val="24"/>
-                <w:szCs w:val="24"/>
-              </w:rPr>
-            </w:r>
-            <w:r>
-              <w:rPr>
-                <w:rFonts w:ascii="Arial" w:eastAsia="Times New Roman" w:hAnsi="Arial" w:cs="Arial"/>
-                <w:bCs/>
-                <w:sz w:val="24"/>
-                <w:szCs w:val="24"/>
-              </w:rPr>
+              <w:t xml:space="preserve">({chk_tecnico_enfermagem}) Técnico em Enfermagem</w:t>
             </w:r>
           </w:p>
-          <w:p ns2:paraId="75E3221F" ns2:textId="44BD6BCB">
+          <w:p>
             <w:pPr>
               <w:spacing w:line="276" w:lineRule="auto"/>
               <w:rPr>
@@ -1080,26 +693,10 @@
                 <w:sz w:val="24"/>
                 <w:szCs w:val="24"/>
               </w:rPr>
-              <w:t>({chk_tecnico_transacoes_imobiliarias}) Técnico em Transações Imobiliárias</w:t>
-            </w:r>
-            <w:r>
-              <w:rPr>
-                <w:rFonts w:ascii="Arial" w:eastAsia="Times New Roman" w:hAnsi="Arial" w:cs="Arial"/>
-                <w:bCs/>
-                <w:sz w:val="24"/>
-                <w:szCs w:val="24"/>
-              </w:rPr>
-            </w:r>
-            <w:r>
-              <w:rPr>
-                <w:rFonts w:ascii="Arial" w:eastAsia="Times New Roman" w:hAnsi="Arial" w:cs="Arial"/>
-                <w:bCs/>
-                <w:sz w:val="24"/>
-                <w:szCs w:val="24"/>
-              </w:rPr>
+              <w:t xml:space="preserve">({chk_tecnico_transacoes_imobiliarias}) Técnico em Transações Imobiliárias</w:t>
             </w:r>
           </w:p>
-          <w:p ns2:paraId="1A0BCD6A" ns2:textId="671FE1CB">
+          <w:p>
             <w:pPr>
               <w:spacing w:line="276" w:lineRule="auto"/>
               <w:rPr>
@@ -1116,26 +713,10 @@
                 <w:sz w:val="24"/>
                 <w:szCs w:val="24"/>
               </w:rPr>
-              <w:t>({chk_pos_biomedicina_estetica}) Pós-Graduação em Biomedicina Estética</w:t>
-            </w:r>
-            <w:r>
-              <w:rPr>
-                <w:rFonts w:ascii="Arial" w:eastAsia="Times New Roman" w:hAnsi="Arial" w:cs="Arial"/>
-                <w:bCs/>
-                <w:sz w:val="24"/>
-                <w:szCs w:val="24"/>
-              </w:rPr>
-            </w:r>
-            <w:r>
-              <w:rPr>
-                <w:rFonts w:ascii="Arial" w:eastAsia="Times New Roman" w:hAnsi="Arial" w:cs="Arial"/>
-                <w:bCs/>
-                <w:sz w:val="24"/>
-                <w:szCs w:val="24"/>
-              </w:rPr>
+              <w:t>({chk_pos_biomedicina_estetica}) P?s-Gradua??o em Biomedicina Est?tica</w:t>
             </w:r>
           </w:p>
-          <w:p ns2:paraId="3D395E9D" ns2:textId="77777777">
+          <w:p>
             <w:pPr>
               <w:spacing w:line="276" w:lineRule="auto"/>
               <w:rPr>
@@ -1146,7 +727,7 @@
               </w:rPr>
             </w:pPr>
           </w:p>
-          <w:p ns2:paraId="69E58A43" ns2:textId="77777777">
+          <w:p>
             <w:pPr>
               <w:spacing w:line="276" w:lineRule="auto"/>
               <w:rPr>
@@ -1163,18 +744,10 @@
                 <w:sz w:val="24"/>
                 <w:szCs w:val="24"/>
               </w:rPr>
-              <w:t>Outros (informar qual curso): {outros}</w:t>
-            </w:r>
-            <w:r>
-              <w:rPr>
-                <w:rFonts w:ascii="Arial" w:eastAsia="Times New Roman" w:hAnsi="Arial" w:cs="Arial"/>
-                <w:bCs/>
-                <w:sz w:val="24"/>
-                <w:szCs w:val="24"/>
-              </w:rPr>
+              <w:t xml:space="preserve">Outros (informar qual curso): {outros}</w:t>
             </w:r>
           </w:p>
-          <w:p ns2:paraId="51D41B59" ns2:textId="77777777">
+          <w:p>
             <w:pPr>
               <w:spacing w:line="276" w:lineRule="auto"/>
               <w:rPr>
@@ -1187,7 +760,7 @@
           </w:p>
         </w:tc>
       </w:tr>
-      <w:tr ns2:paraId="64EA17FA" ns2:textId="77777777">
+      <w:tr>
         <w:trPr>
           <w:trHeight w:val="349"/>
           <w:jc w:val="center"/>
@@ -1202,7 +775,7 @@
             </w:tcBorders>
             <w:vAlign w:val="center"/>
           </w:tcPr>
-          <w:p ns2:paraId="51CA9CB1" ns2:textId="77777777">
+          <w:p>
             <w:pPr>
               <w:spacing w:line="360" w:lineRule="auto"/>
               <w:rPr>
@@ -1219,27 +792,12 @@
                 <w:sz w:val="24"/>
                 <w:szCs w:val="24"/>
               </w:rPr>
-              <w:t xml:space="preserve">Estimativa de vagas:                       </w:t>
-            </w:r>
-            <w:r>
-              <w:rPr>
-                <w:rFonts w:ascii="Arial" w:eastAsia="Times New Roman" w:hAnsi="Arial" w:cs="Arial"/>
-                <w:bCs/>
-                <w:sz w:val="24"/>
-                <w:szCs w:val="24"/>
-              </w:rPr>
-            </w:r>
-            <w:r/>
-            <w:r/>
-            <w:r/>
-            <w:r/>
-            <w:r>
-              <w:t xml:space="preserve"> {estimativa_vagas}</w:t>
+              <w:t xml:space="preserve">Estimativa de vagas: {estimativa_vagas}</w:t>
             </w:r>
           </w:p>
         </w:tc>
       </w:tr>
-      <w:tr ns2:paraId="3C0FA064" ns2:textId="77777777">
+      <w:tr>
         <w:trPr>
           <w:trHeight w:val="349"/>
           <w:jc w:val="center"/>
@@ -1254,7 +812,7 @@
             </w:tcBorders>
             <w:vAlign w:val="center"/>
           </w:tcPr>
-          <w:p ns2:paraId="03A6BE52" ns2:textId="77777777">
+          <w:p>
             <w:pPr>
               <w:spacing w:line="360" w:lineRule="auto"/>
               <w:rPr>
@@ -1271,27 +829,7 @@
                 <w:sz w:val="24"/>
                 <w:szCs w:val="24"/>
               </w:rPr>
-              <w:t xml:space="preserve">Endereço:                            </w:t>
-            </w:r>
-            <w:r>
-              <w:rPr>
-                <w:rFonts w:ascii="Arial" w:eastAsia="Times New Roman" w:hAnsi="Arial" w:cs="Arial"/>
-                <w:bCs/>
-                <w:sz w:val="24"/>
-                <w:szCs w:val="24"/>
-              </w:rPr>
-            </w:r>
-            <w:r>
-              <w:rPr>
-                <w:rFonts w:ascii="Arial" w:eastAsia="Times New Roman" w:hAnsi="Arial" w:cs="Arial"/>
-                <w:bCs/>
-                <w:sz w:val="24"/>
-                <w:szCs w:val="24"/>
-              </w:rPr>
-            </w:r>
-            <w:r/>
-            <w:r>
-              <w:t xml:space="preserve"> {endereco}</w:t>
+              <w:t xml:space="preserve">Endereço: {endereco}</w:t>
             </w:r>
           </w:p>
         </w:tc>
@@ -1305,7 +843,7 @@
             </w:tcBorders>
             <w:vAlign w:val="center"/>
           </w:tcPr>
-          <w:p ns2:paraId="2EE003DE" ns2:textId="77777777">
+          <w:p>
             <w:pPr>
               <w:spacing w:line="360" w:lineRule="auto"/>
               <w:rPr>
@@ -1322,27 +860,7 @@
                 <w:sz w:val="24"/>
                 <w:szCs w:val="24"/>
               </w:rPr>
-              <w:t xml:space="preserve">nº:                    </w:t>
-            </w:r>
-            <w:r>
-              <w:rPr>
-                <w:rFonts w:ascii="Arial" w:eastAsia="Times New Roman" w:hAnsi="Arial" w:cs="Arial"/>
-                <w:b/>
-                <w:sz w:val="24"/>
-                <w:szCs w:val="24"/>
-              </w:rPr>
-            </w:r>
-            <w:r>
-              <w:rPr>
-                <w:rFonts w:ascii="Arial" w:eastAsia="Times New Roman" w:hAnsi="Arial" w:cs="Arial"/>
-                <w:b/>
-                <w:sz w:val="24"/>
-                <w:szCs w:val="24"/>
-              </w:rPr>
-            </w:r>
-            <w:r/>
-            <w:r>
-              <w:t xml:space="preserve"> {numero}</w:t>
+              <w:t>n?: {numero}</w:t>
             </w:r>
           </w:p>
         </w:tc>
@@ -1355,7 +873,7 @@
             </w:tcBorders>
             <w:vAlign w:val="center"/>
           </w:tcPr>
-          <w:p ns2:paraId="63011857" ns2:textId="77777777">
+          <w:p>
             <w:pPr>
               <w:spacing w:line="360" w:lineRule="auto"/>
               <w:rPr>
@@ -1372,24 +890,12 @@
                 <w:sz w:val="24"/>
                 <w:szCs w:val="24"/>
               </w:rPr>
-              <w:t xml:space="preserve">Complemento: </w:t>
-            </w:r>
-            <w:r>
-              <w:rPr>
-                <w:rFonts w:ascii="Arial" w:eastAsia="Times New Roman" w:hAnsi="Arial" w:cs="Arial"/>
-                <w:bCs/>
-                <w:sz w:val="24"/>
-                <w:szCs w:val="24"/>
-              </w:rPr>
-              <w:t xml:space="preserve">          </w:t>
-            </w:r>
-            <w:r>
-              <w:t xml:space="preserve"> {complemento}</w:t>
+              <w:t xml:space="preserve">Complemento: {complemento}</w:t>
             </w:r>
           </w:p>
         </w:tc>
       </w:tr>
-      <w:tr ns2:paraId="31CFD55F" ns2:textId="77777777">
+      <w:tr>
         <w:trPr>
           <w:trHeight w:val="349"/>
           <w:jc w:val="center"/>
@@ -1403,7 +909,7 @@
             </w:tcBorders>
             <w:vAlign w:val="center"/>
           </w:tcPr>
-          <w:p ns2:paraId="3E88ED8D" ns2:textId="77777777">
+          <w:p>
             <w:pPr>
               <w:spacing w:line="360" w:lineRule="auto"/>
               <w:rPr>
@@ -1420,28 +926,7 @@
                 <w:sz w:val="24"/>
                 <w:szCs w:val="24"/>
               </w:rPr>
-              <w:t>Bairr</w:t>
-            </w:r>
-            <w:r>
-              <w:rPr>
-                <w:rFonts w:ascii="Arial" w:eastAsia="Times New Roman" w:hAnsi="Arial" w:cs="Arial"/>
-                <w:bCs/>
-                <w:sz w:val="24"/>
-                <w:szCs w:val="24"/>
-              </w:rPr>
-              <w:t xml:space="preserve">o: </w:t>
-            </w:r>
-            <w:r>
-              <w:rPr>
-                <w:rFonts w:ascii="Arial" w:eastAsia="Times New Roman" w:hAnsi="Arial" w:cs="Arial"/>
-                <w:bCs/>
-                <w:sz w:val="24"/>
-                <w:szCs w:val="24"/>
-              </w:rPr>
-              <w:t xml:space="preserve">                        </w:t>
-            </w:r>
-            <w:r>
-              <w:t xml:space="preserve"> {bairro}</w:t>
+              <w:t xml:space="preserve">Bairro: {bairro}</w:t>
             </w:r>
           </w:p>
         </w:tc>
@@ -1454,7 +939,7 @@
             </w:tcBorders>
             <w:vAlign w:val="center"/>
           </w:tcPr>
-          <w:p ns2:paraId="260E102B" ns2:textId="77777777">
+          <w:p>
             <w:pPr>
               <w:spacing w:line="360" w:lineRule="auto"/>
               <w:rPr>
@@ -1471,28 +956,7 @@
                 <w:sz w:val="24"/>
                 <w:szCs w:val="24"/>
               </w:rPr>
-              <w:t>CE</w:t>
-            </w:r>
-            <w:r>
-              <w:rPr>
-                <w:rFonts w:ascii="Arial" w:eastAsia="Times New Roman" w:hAnsi="Arial" w:cs="Arial"/>
-                <w:bCs/>
-                <w:sz w:val="24"/>
-                <w:szCs w:val="24"/>
-              </w:rPr>
-              <w:t xml:space="preserve">P: </w:t>
-            </w:r>
-            <w:r>
-              <w:rPr>
-                <w:rFonts w:ascii="Arial" w:eastAsia="Times New Roman" w:hAnsi="Arial" w:cs="Arial"/>
-                <w:bCs/>
-                <w:sz w:val="24"/>
-                <w:szCs w:val="24"/>
-              </w:rPr>
-              <w:t xml:space="preserve">              </w:t>
-            </w:r>
-            <w:r>
-              <w:t xml:space="preserve"> {cep}</w:t>
+              <w:t xml:space="preserve">CEP: {cep}</w:t>
             </w:r>
           </w:p>
         </w:tc>
@@ -1506,7 +970,7 @@
             </w:tcBorders>
             <w:vAlign w:val="center"/>
           </w:tcPr>
-          <w:p ns2:paraId="048F0237" ns2:textId="77777777">
+          <w:p>
             <w:pPr>
               <w:spacing w:line="360" w:lineRule="auto"/>
               <w:rPr>
@@ -1523,27 +987,7 @@
                 <w:sz w:val="24"/>
                 <w:szCs w:val="24"/>
               </w:rPr>
-              <w:t xml:space="preserve">Cidade:           </w:t>
-            </w:r>
-            <w:r>
-              <w:rPr>
-                <w:rFonts w:ascii="Arial" w:eastAsia="Times New Roman" w:hAnsi="Arial" w:cs="Arial"/>
-                <w:bCs/>
-                <w:sz w:val="24"/>
-                <w:szCs w:val="24"/>
-              </w:rPr>
-            </w:r>
-            <w:r>
-              <w:rPr>
-                <w:rFonts w:ascii="Arial" w:eastAsia="Times New Roman" w:hAnsi="Arial" w:cs="Arial"/>
-                <w:bCs/>
-                <w:sz w:val="24"/>
-                <w:szCs w:val="24"/>
-              </w:rPr>
-            </w:r>
-            <w:r/>
-            <w:r>
-              <w:t xml:space="preserve"> {cidade}</w:t>
+              <w:t xml:space="preserve">Cidade: {cidade}</w:t>
             </w:r>
           </w:p>
         </w:tc>
@@ -1556,7 +1000,7 @@
             </w:tcBorders>
             <w:vAlign w:val="center"/>
           </w:tcPr>
-          <w:p ns2:paraId="7D549B1E" ns2:textId="77777777">
+          <w:p>
             <w:pPr>
               <w:spacing w:line="360" w:lineRule="auto"/>
               <w:rPr>
@@ -1573,33 +1017,12 @@
                 <w:sz w:val="24"/>
                 <w:szCs w:val="24"/>
               </w:rPr>
-              <w:t>Estado:</w:t>
-            </w:r>
-            <w:r>
-              <w:rPr>
-                <w:rFonts w:ascii="Arial" w:eastAsia="Times New Roman" w:hAnsi="Arial" w:cs="Arial"/>
-                <w:bCs/>
-                <w:sz w:val="24"/>
-                <w:szCs w:val="24"/>
-              </w:rPr>
-              <w:t xml:space="preserve"> </w:t>
-            </w:r>
-            <w:r>
-              <w:rPr>
-                <w:rFonts w:ascii="Arial" w:eastAsia="Times New Roman" w:hAnsi="Arial" w:cs="Arial"/>
-                <w:bCs/>
-                <w:sz w:val="24"/>
-                <w:szCs w:val="24"/>
-              </w:rPr>
-              <w:t xml:space="preserve">                </w:t>
-            </w:r>
-            <w:r>
-              <w:t xml:space="preserve"> {estado}</w:t>
+              <w:t xml:space="preserve">Estado: {estado}</w:t>
             </w:r>
           </w:p>
         </w:tc>
       </w:tr>
-      <w:tr ns2:paraId="7F98F5C6" ns2:textId="77777777">
+      <w:tr>
         <w:trPr>
           <w:trHeight w:val="349"/>
           <w:jc w:val="center"/>
@@ -1613,7 +1036,7 @@
             </w:tcBorders>
             <w:vAlign w:val="center"/>
           </w:tcPr>
-          <w:p ns2:paraId="0D396093" ns2:textId="77777777">
+          <w:p>
             <w:pPr>
               <w:spacing w:line="360" w:lineRule="auto"/>
               <w:rPr>
@@ -1630,19 +1053,7 @@
                 <w:sz w:val="24"/>
                 <w:szCs w:val="24"/>
               </w:rPr>
-              <w:t xml:space="preserve">Telefone: </w:t>
-            </w:r>
-            <w:r>
-              <w:rPr>
-                <w:rFonts w:ascii="Arial" w:eastAsia="Times New Roman" w:hAnsi="Arial" w:cs="Arial"/>
-                <w:bCs/>
-                <w:sz w:val="24"/>
-                <w:szCs w:val="24"/>
-              </w:rPr>
-              <w:t xml:space="preserve">                    </w:t>
-            </w:r>
-            <w:r>
-              <w:t xml:space="preserve"> {telefone}</w:t>
+              <w:t xml:space="preserve">Telefone: {telefone}</w:t>
             </w:r>
           </w:p>
         </w:tc>
@@ -1656,7 +1067,7 @@
             </w:tcBorders>
             <w:vAlign w:val="center"/>
           </w:tcPr>
-          <w:p ns2:paraId="6D3AB0AE" ns2:textId="77777777">
+          <w:p>
             <w:pPr>
               <w:spacing w:line="360" w:lineRule="auto"/>
               <w:rPr>
@@ -1673,26 +1084,12 @@
                 <w:sz w:val="24"/>
                 <w:szCs w:val="24"/>
               </w:rPr>
-              <w:t xml:space="preserve">Responsável/Contato:                              </w:t>
-            </w:r>
-            <w:r>
-              <w:rPr>
-                <w:rFonts w:ascii="Arial" w:eastAsia="Times New Roman" w:hAnsi="Arial" w:cs="Arial"/>
-                <w:bCs/>
-                <w:sz w:val="24"/>
-                <w:szCs w:val="24"/>
-              </w:rPr>
-            </w:r>
-            <w:r/>
-            <w:r/>
-            <w:r/>
-            <w:r>
-              <w:t xml:space="preserve"> {site}</w:t>
+              <w:t xml:space="preserve">Endereço eletrônico/site: {site}</w:t>
             </w:r>
           </w:p>
         </w:tc>
       </w:tr>
-      <w:tr ns2:paraId="2A195B2D" ns2:textId="77777777">
+      <w:tr>
         <w:trPr>
           <w:trHeight w:val="349"/>
           <w:jc w:val="center"/>
@@ -1707,7 +1104,7 @@
             </w:tcBorders>
             <w:vAlign w:val="center"/>
           </w:tcPr>
-          <w:p ns2:paraId="2A19A2CB" ns2:textId="77777777">
+          <w:p>
             <w:pPr>
               <w:spacing w:line="360" w:lineRule="auto"/>
               <w:rPr>
@@ -1724,29 +1121,10 @@
                 <w:sz w:val="24"/>
                 <w:szCs w:val="24"/>
               </w:rPr>
-              <w:t xml:space="preserve">Representante:                             </w:t>
-            </w:r>
-            <w:r>
-              <w:rPr>
-                <w:bCs/>
-                <w:sz w:val="24"/>
-                <w:szCs w:val="24"/>
-              </w:rPr>
-            </w:r>
-            <w:r>
-              <w:rPr>
-                <w:bCs/>
-                <w:sz w:val="24"/>
-                <w:szCs w:val="24"/>
-              </w:rPr>
-            </w:r>
-            <w:r/>
-            <w:r/>
-            <w:r>
-              <w:t xml:space="preserve"> {representante}</w:t>
+              <w:t xml:space="preserve">Representante: {representante}</w:t>
             </w:r>
           </w:p>
-          <w:p ns2:paraId="348714F2" ns2:textId="77777777">
+          <w:p>
             <w:pPr>
               <w:spacing w:line="360" w:lineRule="auto"/>
               <w:rPr>
@@ -1808,7 +1186,7 @@
             </w:tcBorders>
             <w:vAlign w:val="center"/>
           </w:tcPr>
-          <w:p ns2:paraId="3D3B6187" ns2:textId="77777777">
+          <w:p>
             <w:pPr>
               <w:spacing w:line="360" w:lineRule="auto"/>
               <w:rPr>
@@ -1825,32 +1203,12 @@
                 <w:sz w:val="24"/>
                 <w:szCs w:val="24"/>
               </w:rPr>
-              <w:t xml:space="preserve">Cargo:                   </w:t>
-            </w:r>
-            <w:r>
-              <w:rPr>
-                <w:rFonts w:ascii="Arial" w:eastAsia="Times New Roman" w:hAnsi="Arial" w:cs="Arial"/>
-                <w:bCs/>
-                <w:sz w:val="24"/>
-                <w:szCs w:val="24"/>
-              </w:rPr>
-            </w:r>
-            <w:r>
-              <w:rPr>
-                <w:rFonts w:ascii="Arial" w:eastAsia="Times New Roman" w:hAnsi="Arial" w:cs="Arial"/>
-                <w:bCs/>
-                <w:sz w:val="24"/>
-                <w:szCs w:val="24"/>
-              </w:rPr>
-            </w:r>
-            <w:r/>
-            <w:r>
-              <w:t xml:space="preserve"> {cargo}</w:t>
+              <w:t xml:space="preserve">Cargo: {cargo}</w:t>
             </w:r>
           </w:p>
         </w:tc>
       </w:tr>
-      <w:tr ns2:paraId="00E2FBC4" ns2:textId="77777777">
+      <w:tr>
         <w:trPr>
           <w:trHeight w:val="349"/>
           <w:jc w:val="center"/>
@@ -1864,7 +1222,7 @@
             </w:tcBorders>
             <w:vAlign w:val="center"/>
           </w:tcPr>
-          <w:p ns2:paraId="29CB8CBD" ns2:textId="61A24488">
+          <w:p>
             <w:pPr>
               <w:spacing w:line="360" w:lineRule="auto"/>
               <w:rPr>
@@ -1881,44 +1239,21 @@
                 <w:sz w:val="24"/>
                 <w:szCs w:val="24"/>
               </w:rPr>
-              <w:t xml:space="preserve"> E-mail (para assinatura digital):                                       </w:t>
-            </w:r>
-            <w:r>
-              <w:rPr>
-                <w:rFonts w:ascii="Arial" w:eastAsia="Times New Roman" w:hAnsi="Arial" w:cs="Arial"/>
-                <w:bCs/>
-                <w:sz w:val="24"/>
-                <w:szCs w:val="24"/>
-              </w:rPr>
-            </w:r>
-            <w:r>
-              <w:rPr>
-                <w:rFonts w:ascii="Arial" w:eastAsia="Times New Roman" w:hAnsi="Arial" w:cs="Arial"/>
-                <w:bCs/>
-                <w:sz w:val="24"/>
-                <w:szCs w:val="24"/>
-              </w:rPr>
-            </w:r>
-            <w:r/>
-            <w:r/>
-            <w:r/>
-            <w:r/>
-            <w:r>
-              <w:t xml:space="preserve"> {email_assinatura}</w:t>
+              <w:t xml:space="preserve">E-mail (para assinatura digital): {email_assinatura}</w:t>
             </w:r>
           </w:p>
         </w:tc>
       </w:tr>
       <w:bookmarkEnd w:id="0"/>
     </w:tbl>
-    <w:p ns2:paraId="1EE13E29" ns2:textId="77777777">
+    <w:p>
       <w:pPr>
         <w:rPr>
           <w:sz w:val="21"/>
         </w:rPr>
       </w:pPr>
     </w:p>
-    <w:p ns2:paraId="421A67F6" ns2:textId="77777777">
+    <w:p>
       <w:pPr>
         <w:jc w:val="center"/>
         <w:rPr>
@@ -1943,7 +1278,7 @@
         <w:t>DO OBJETO</w:t>
       </w:r>
     </w:p>
-    <w:p ns2:paraId="0A132F23" ns2:textId="77777777">
+    <w:p>
       <w:pPr>
         <w:jc w:val="both"/>
         <w:rPr>
@@ -1954,7 +1289,7 @@
         </w:rPr>
       </w:pPr>
     </w:p>
-    <w:p ns2:paraId="1D03F695" ns2:textId="77777777">
+    <w:p>
       <w:pPr>
         <w:jc w:val="both"/>
         <w:rPr>
@@ -2675,7 +2010,7 @@
         <w:t>.</w:t>
       </w:r>
     </w:p>
-    <w:p ns2:paraId="3C1773B1" ns2:textId="77777777">
+    <w:p>
       <w:pPr>
         <w:jc w:val="both"/>
         <w:rPr>
@@ -2685,7 +2020,7 @@
         </w:rPr>
       </w:pPr>
     </w:p>
-    <w:p ns2:paraId="6ABE24AA" ns2:textId="77777777">
+    <w:p>
       <w:pPr>
         <w:jc w:val="both"/>
         <w:rPr>
@@ -3340,7 +2675,7 @@
         <w:t>ensino-aprendizagem.</w:t>
       </w:r>
     </w:p>
-    <w:p ns2:paraId="1B918605" ns2:textId="77777777">
+    <w:p>
       <w:pPr>
         <w:jc w:val="both"/>
         <w:rPr>
@@ -3350,7 +2685,7 @@
         </w:rPr>
       </w:pPr>
     </w:p>
-    <w:p ns2:paraId="38CF35C0" ns2:textId="77777777">
+    <w:p>
       <w:pPr>
         <w:jc w:val="both"/>
         <w:rPr>
@@ -3564,7 +2899,7 @@
         <w:t>área.</w:t>
       </w:r>
     </w:p>
-    <w:p ns2:paraId="004DC89E" ns2:textId="77777777">
+    <w:p>
       <w:pPr>
         <w:jc w:val="both"/>
         <w:rPr>
@@ -3574,7 +2909,7 @@
         </w:rPr>
       </w:pPr>
     </w:p>
-    <w:p ns2:paraId="4315FBE9" ns2:textId="77777777">
+    <w:p>
       <w:pPr>
         <w:jc w:val="both"/>
         <w:rPr>
@@ -4147,7 +3482,7 @@
         <w:t>.</w:t>
       </w:r>
     </w:p>
-    <w:p ns2:paraId="3D6E016C" ns2:textId="77777777">
+    <w:p>
       <w:pPr>
         <w:jc w:val="both"/>
         <w:rPr>
@@ -4157,7 +3492,7 @@
         </w:rPr>
       </w:pPr>
     </w:p>
-    <w:p ns2:paraId="4039640D" ns2:textId="77777777">
+    <w:p>
       <w:pPr>
         <w:jc w:val="both"/>
         <w:rPr>
@@ -4470,7 +3805,7 @@
         <w:t>direito.</w:t>
       </w:r>
     </w:p>
-    <w:p ns2:paraId="74C01C10" ns2:textId="77777777">
+    <w:p>
       <w:pPr>
         <w:jc w:val="both"/>
         <w:rPr>
@@ -4480,7 +3815,7 @@
         </w:rPr>
       </w:pPr>
     </w:p>
-    <w:p ns2:paraId="09018DBF" ns2:textId="77777777">
+    <w:p>
       <w:pPr>
         <w:jc w:val="center"/>
         <w:rPr>
@@ -4527,7 +3862,7 @@
         <w:t>OBJETIVOS</w:t>
       </w:r>
     </w:p>
-    <w:p ns2:paraId="1BA79CA6" ns2:textId="77777777">
+    <w:p>
       <w:pPr>
         <w:jc w:val="both"/>
         <w:rPr>
@@ -4538,7 +3873,7 @@
         </w:rPr>
       </w:pPr>
     </w:p>
-    <w:p ns2:paraId="083151FE" ns2:textId="77777777">
+    <w:p>
       <w:pPr>
         <w:jc w:val="both"/>
         <w:rPr>
@@ -5217,7 +4552,7 @@
         <w:t>humano.</w:t>
       </w:r>
     </w:p>
-    <w:p ns2:paraId="67232DE6" ns2:textId="77777777">
+    <w:p>
       <w:pPr>
         <w:jc w:val="both"/>
         <w:rPr>
@@ -5227,7 +4562,7 @@
         </w:rPr>
       </w:pPr>
     </w:p>
-    <w:p ns2:paraId="4BA4CC56" ns2:textId="77777777">
+    <w:p>
       <w:pPr>
         <w:jc w:val="center"/>
         <w:rPr>
@@ -5343,7 +4678,7 @@
         <w:t>PROFISSIONAIS</w:t>
       </w:r>
     </w:p>
-    <w:p ns2:paraId="0C3FDBC8" ns2:textId="77777777">
+    <w:p>
       <w:pPr>
         <w:jc w:val="both"/>
         <w:rPr>
@@ -5354,7 +4689,7 @@
         </w:rPr>
       </w:pPr>
     </w:p>
-    <w:p ns2:paraId="08DF47A6" ns2:textId="77777777">
+    <w:p>
       <w:pPr>
         <w:jc w:val="both"/>
         <w:rPr>
@@ -5916,7 +5251,7 @@
         <w:t>visita.</w:t>
       </w:r>
     </w:p>
-    <w:p ns2:paraId="78CC636C" ns2:textId="77777777">
+    <w:p>
       <w:pPr>
         <w:jc w:val="both"/>
         <w:rPr>
@@ -5926,7 +5261,7 @@
         </w:rPr>
       </w:pPr>
     </w:p>
-    <w:p ns2:paraId="540F284F" ns2:textId="77777777">
+    <w:p>
       <w:pPr>
         <w:jc w:val="both"/>
         <w:rPr>
@@ -6377,7 +5712,7 @@
         <w:t>visita.</w:t>
       </w:r>
     </w:p>
-    <w:p ns2:paraId="648A4520" ns2:textId="77777777">
+    <w:p>
       <w:pPr>
         <w:jc w:val="both"/>
         <w:rPr>
@@ -6387,7 +5722,7 @@
         </w:rPr>
       </w:pPr>
     </w:p>
-    <w:p ns2:paraId="278AC214" ns2:textId="77777777">
+    <w:p>
       <w:pPr>
         <w:jc w:val="both"/>
         <w:rPr>
@@ -6491,7 +5826,7 @@
         <w:t>.</w:t>
       </w:r>
     </w:p>
-    <w:p ns2:paraId="114450DC" ns2:textId="77777777">
+    <w:p>
       <w:pPr>
         <w:jc w:val="both"/>
         <w:rPr>
@@ -6501,7 +5836,7 @@
         </w:rPr>
       </w:pPr>
     </w:p>
-    <w:p ns2:paraId="04DEC85D" ns2:textId="77777777">
+    <w:p>
       <w:pPr>
         <w:jc w:val="both"/>
         <w:rPr>
@@ -7019,7 +6354,7 @@
         <w:t>necessários.</w:t>
       </w:r>
     </w:p>
-    <w:p ns2:paraId="71B9535A" ns2:textId="77777777">
+    <w:p>
       <w:pPr>
         <w:jc w:val="both"/>
         <w:rPr>
@@ -7029,7 +6364,7 @@
         </w:rPr>
       </w:pPr>
     </w:p>
-    <w:p ns2:paraId="6DBF8D0B" ns2:textId="77777777">
+    <w:p>
       <w:pPr>
         <w:jc w:val="both"/>
         <w:rPr>
@@ -7422,7 +6757,7 @@
         <w:t>partes.</w:t>
       </w:r>
     </w:p>
-    <w:p ns2:paraId="6892C7D2" ns2:textId="77777777">
+    <w:p>
       <w:pPr>
         <w:jc w:val="both"/>
         <w:rPr>
@@ -7432,7 +6767,7 @@
         </w:rPr>
       </w:pPr>
     </w:p>
-    <w:p ns2:paraId="6208A19F" ns2:textId="77777777">
+    <w:p>
       <w:pPr>
         <w:jc w:val="both"/>
         <w:rPr>
@@ -7510,7 +6845,7 @@
         <w:t>TÉCNICAS:</w:t>
       </w:r>
     </w:p>
-    <w:p ns2:paraId="002D44E8" ns2:textId="77777777">
+    <w:p>
       <w:pPr>
         <w:jc w:val="both"/>
         <w:rPr>
@@ -7520,7 +6855,7 @@
         </w:rPr>
       </w:pPr>
     </w:p>
-    <w:p ns2:paraId="63B91A39" ns2:textId="77777777">
+    <w:p>
       <w:pPr>
         <w:pStyle w:val="PargrafodaLista"/>
         <w:numPr>
@@ -7781,7 +7116,7 @@
         <w:t>a CONVENIADA;</w:t>
       </w:r>
     </w:p>
-    <w:p ns2:paraId="4F2FE169" ns2:textId="77777777">
+    <w:p>
       <w:pPr>
         <w:pStyle w:val="PargrafodaLista"/>
         <w:numPr>
@@ -7940,7 +7275,7 @@
         <w:t>técnicas;</w:t>
       </w:r>
     </w:p>
-    <w:p ns2:paraId="7AE76629" ns2:textId="77777777">
+    <w:p>
       <w:pPr>
         <w:pStyle w:val="PargrafodaLista"/>
         <w:numPr>
@@ -8371,7 +7706,7 @@
         <w:t>prática;</w:t>
       </w:r>
     </w:p>
-    <w:p ns2:paraId="1A473E1D" ns2:textId="77777777">
+    <w:p>
       <w:pPr>
         <w:pStyle w:val="PargrafodaLista"/>
         <w:numPr>
@@ -8564,7 +7899,7 @@
         <w:t>técnica;</w:t>
       </w:r>
     </w:p>
-    <w:p ns2:paraId="3A26A4E5" ns2:textId="77777777">
+    <w:p>
       <w:pPr>
         <w:pStyle w:val="PargrafodaLista"/>
         <w:numPr>
@@ -8800,7 +8135,7 @@
         <w:t>.</w:t>
       </w:r>
     </w:p>
-    <w:p ns2:paraId="7790AE2B" ns2:textId="77777777">
+    <w:p>
       <w:pPr>
         <w:jc w:val="both"/>
         <w:rPr>
@@ -8810,7 +8145,7 @@
         </w:rPr>
       </w:pPr>
     </w:p>
-    <w:p ns2:paraId="0476A4AE" ns2:textId="77777777">
+    <w:p>
       <w:pPr>
         <w:jc w:val="both"/>
         <w:rPr>
@@ -8975,7 +8310,7 @@
         <w:t>TÉCNICAS:</w:t>
       </w:r>
     </w:p>
-    <w:p ns2:paraId="569860D4" ns2:textId="77777777">
+    <w:p>
       <w:pPr>
         <w:jc w:val="both"/>
         <w:rPr>
@@ -8985,7 +8320,7 @@
         </w:rPr>
       </w:pPr>
     </w:p>
-    <w:p ns2:paraId="2EC79902" ns2:textId="77777777">
+    <w:p>
       <w:pPr>
         <w:pStyle w:val="PargrafodaLista"/>
         <w:numPr>
@@ -9178,7 +8513,7 @@
         <w:t>técnica;</w:t>
       </w:r>
     </w:p>
-    <w:p ns2:paraId="3A459C19" ns2:textId="77777777">
+    <w:p>
       <w:pPr>
         <w:pStyle w:val="PargrafodaLista"/>
         <w:numPr>
@@ -9507,7 +8842,7 @@
         <w:t>realização;</w:t>
       </w:r>
     </w:p>
-    <w:p ns2:paraId="1B8231AB" ns2:textId="77777777">
+    <w:p>
       <w:pPr>
         <w:pStyle w:val="PargrafodaLista"/>
         <w:numPr>
@@ -9905,7 +9240,7 @@
         <w:t>acadêmico;</w:t>
       </w:r>
     </w:p>
-    <w:p ns2:paraId="6CB824A4" ns2:textId="77777777">
+    <w:p>
       <w:pPr>
         <w:pStyle w:val="PargrafodaLista"/>
         <w:numPr>
@@ -9996,7 +9331,7 @@
         <w:t>acordado.</w:t>
       </w:r>
     </w:p>
-    <w:p ns2:paraId="6F629845" ns2:textId="77777777">
+    <w:p>
       <w:pPr>
         <w:jc w:val="center"/>
         <w:rPr>
@@ -10006,7 +9341,7 @@
         </w:rPr>
       </w:pPr>
     </w:p>
-    <w:p ns2:paraId="34787019" ns2:textId="77777777">
+    <w:p>
       <w:pPr>
         <w:jc w:val="center"/>
         <w:rPr>
@@ -10076,7 +9411,7 @@
         <w:t>OBRIGATÓRIOS</w:t>
       </w:r>
     </w:p>
-    <w:p ns2:paraId="0B71519E" ns2:textId="77777777">
+    <w:p>
       <w:pPr>
         <w:jc w:val="both"/>
         <w:rPr>
@@ -10087,7 +9422,7 @@
         </w:rPr>
       </w:pPr>
     </w:p>
-    <w:p ns2:paraId="1554C868" ns2:textId="77777777">
+    <w:p>
       <w:pPr>
         <w:jc w:val="both"/>
         <w:rPr>
@@ -10267,7 +9602,7 @@
         <w:t>11.788/2008.</w:t>
       </w:r>
     </w:p>
-    <w:p ns2:paraId="7099057C" ns2:textId="77777777">
+    <w:p>
       <w:pPr>
         <w:jc w:val="both"/>
         <w:rPr>
@@ -10277,7 +9612,7 @@
         </w:rPr>
       </w:pPr>
     </w:p>
-    <w:p ns2:paraId="39745FBB" ns2:textId="77777777">
+    <w:p>
       <w:pPr>
         <w:jc w:val="both"/>
         <w:rPr>
@@ -10457,7 +9792,7 @@
         <w:t>disciplina.</w:t>
       </w:r>
     </w:p>
-    <w:p ns2:paraId="4089622C" ns2:textId="77777777">
+    <w:p>
       <w:pPr>
         <w:jc w:val="both"/>
         <w:rPr>
@@ -10467,7 +9802,7 @@
         </w:rPr>
       </w:pPr>
     </w:p>
-    <w:p ns2:paraId="718818A2" ns2:textId="77777777">
+    <w:p>
       <w:pPr>
         <w:jc w:val="both"/>
         <w:rPr>
@@ -10644,7 +9979,7 @@
         <w:t>a CONVENENTE:</w:t>
       </w:r>
     </w:p>
-    <w:p ns2:paraId="0D25F937" ns2:textId="77777777">
+    <w:p>
       <w:pPr>
         <w:jc w:val="both"/>
         <w:rPr>
@@ -10654,7 +9989,7 @@
         </w:rPr>
       </w:pPr>
     </w:p>
-    <w:p ns2:paraId="04D657ED" ns2:textId="77777777">
+    <w:p>
       <w:pPr>
         <w:pStyle w:val="PargrafodaLista"/>
         <w:numPr>
@@ -10711,7 +10046,7 @@
         <w:t>Curso;</w:t>
       </w:r>
     </w:p>
-    <w:p ns2:paraId="2DF7C144" ns2:textId="77777777">
+    <w:p>
       <w:pPr>
         <w:pStyle w:val="PargrafodaLista"/>
         <w:numPr>
@@ -10802,7 +10137,7 @@
         <w:t>estágio;</w:t>
       </w:r>
     </w:p>
-    <w:p ns2:paraId="14BE20F4" ns2:textId="77777777">
+    <w:p>
       <w:pPr>
         <w:pStyle w:val="PargrafodaLista"/>
         <w:numPr>
@@ -11080,7 +10415,7 @@
         <w:t>profissional;</w:t>
       </w:r>
     </w:p>
-    <w:p ns2:paraId="5D02DC8C" ns2:textId="77777777">
+    <w:p>
       <w:pPr>
         <w:pStyle w:val="PargrafodaLista"/>
         <w:numPr>
@@ -11171,7 +10506,7 @@
         <w:t>meses;</w:t>
       </w:r>
     </w:p>
-    <w:p ns2:paraId="51D3D1A2" ns2:textId="77777777">
+    <w:p>
       <w:pPr>
         <w:pStyle w:val="PargrafodaLista"/>
         <w:numPr>
@@ -11381,7 +10716,7 @@
         <w:t>suas normas;</w:t>
       </w:r>
     </w:p>
-    <w:p ns2:paraId="461E0779" ns2:textId="77777777">
+    <w:p>
       <w:pPr>
         <w:pStyle w:val="PargrafodaLista"/>
         <w:numPr>
@@ -11644,7 +10979,7 @@
         <w:t>Estágio;</w:t>
       </w:r>
     </w:p>
-    <w:p ns2:paraId="09117BB6" ns2:textId="77777777">
+    <w:p>
       <w:pPr>
         <w:pStyle w:val="PargrafodaLista"/>
         <w:numPr>
@@ -11877,7 +11212,7 @@
         <w:t>estágio;</w:t>
       </w:r>
     </w:p>
-    <w:p ns2:paraId="7EC3A4EB" ns2:textId="77777777">
+    <w:p>
       <w:pPr>
         <w:pStyle w:val="PargrafodaLista"/>
         <w:numPr>
@@ -12036,7 +11371,7 @@
         <w:t>acadêmico;</w:t>
       </w:r>
     </w:p>
-    <w:p ns2:paraId="329AC73B" ns2:textId="77777777">
+    <w:p>
       <w:pPr>
         <w:pStyle w:val="PargrafodaLista"/>
         <w:numPr>
@@ -12255,7 +11590,7 @@
         <w:t>Estagiário(a);</w:t>
       </w:r>
     </w:p>
-    <w:p ns2:paraId="76D9DFA6" ns2:textId="77777777">
+    <w:p>
       <w:pPr>
         <w:pStyle w:val="PargrafodaLista"/>
         <w:numPr>
@@ -12766,7 +12101,7 @@
         <w:t xml:space="preserve">estágio obrigatório; </w:t>
       </w:r>
     </w:p>
-    <w:p ns2:paraId="1F65CC82" ns2:textId="77777777">
+    <w:p>
       <w:pPr>
         <w:pStyle w:val="PargrafodaLista"/>
         <w:numPr>
@@ -13027,7 +12362,7 @@
         <w:t>público.</w:t>
       </w:r>
     </w:p>
-    <w:p ns2:paraId="1F634B9B" ns2:textId="77777777">
+    <w:p>
       <w:pPr>
         <w:jc w:val="both"/>
         <w:rPr>
@@ -13037,7 +12372,7 @@
         </w:rPr>
       </w:pPr>
     </w:p>
-    <w:p ns2:paraId="3F582B83" ns2:textId="77777777">
+    <w:p>
       <w:pPr>
         <w:jc w:val="both"/>
         <w:rPr>
@@ -13284,7 +12619,7 @@
         <w:t>pela CONVENENTE.</w:t>
       </w:r>
     </w:p>
-    <w:p ns2:paraId="348A0EE4" ns2:textId="77777777">
+    <w:p>
       <w:pPr>
         <w:jc w:val="both"/>
         <w:rPr>
@@ -13294,7 +12629,7 @@
         </w:rPr>
       </w:pPr>
     </w:p>
-    <w:p ns2:paraId="2F6A138D" ns2:textId="77777777">
+    <w:p>
       <w:pPr>
         <w:jc w:val="both"/>
         <w:rPr>
@@ -13495,7 +12830,7 @@
         <w:t>OBRIGATÓRIO:</w:t>
       </w:r>
     </w:p>
-    <w:p ns2:paraId="137CD015" ns2:textId="77777777">
+    <w:p>
       <w:pPr>
         <w:jc w:val="both"/>
         <w:rPr>
@@ -13505,7 +12840,7 @@
         </w:rPr>
       </w:pPr>
     </w:p>
-    <w:p ns2:paraId="36477086" ns2:textId="77777777">
+    <w:p>
       <w:pPr>
         <w:pStyle w:val="PargrafodaLista"/>
         <w:numPr>
@@ -13579,7 +12914,7 @@
         <w:t>cultural;</w:t>
       </w:r>
     </w:p>
-    <w:p ns2:paraId="6DB495AD" ns2:textId="77777777">
+    <w:p>
       <w:pPr>
         <w:pStyle w:val="PargrafodaLista"/>
         <w:numPr>
@@ -13773,7 +13108,7 @@
         <w:t>trabalho;</w:t>
       </w:r>
     </w:p>
-    <w:p ns2:paraId="43DEF540" ns2:textId="77777777">
+    <w:p>
       <w:pPr>
         <w:pStyle w:val="PargrafodaLista"/>
         <w:numPr>
@@ -13983,7 +13318,7 @@
         <w:t>11.788/2008.</w:t>
       </w:r>
     </w:p>
-    <w:p ns2:paraId="5B736533" ns2:textId="77777777">
+    <w:p>
       <w:pPr>
         <w:pStyle w:val="PargrafodaLista"/>
         <w:numPr>
@@ -14176,7 +13511,7 @@
         <w:t>cumprimento;</w:t>
       </w:r>
     </w:p>
-    <w:p ns2:paraId="74FE4445" ns2:textId="77777777">
+    <w:p>
       <w:pPr>
         <w:pStyle w:val="PargrafodaLista"/>
         <w:numPr>
@@ -14489,7 +13824,7 @@
         <w:t>estágio;</w:t>
       </w:r>
     </w:p>
-    <w:p ns2:paraId="598DF6BD" ns2:textId="77777777">
+    <w:p>
       <w:pPr>
         <w:pStyle w:val="PargrafodaLista"/>
         <w:numPr>
@@ -14614,7 +13949,7 @@
         <w:t>TCE;</w:t>
       </w:r>
     </w:p>
-    <w:p ns2:paraId="363F8B40" ns2:textId="77777777">
+    <w:p>
       <w:pPr>
         <w:pStyle w:val="PargrafodaLista"/>
         <w:numPr>
@@ -14834,7 +14169,7 @@
         <w:t>;</w:t>
       </w:r>
     </w:p>
-    <w:p ns2:paraId="3ECDE0E1" ns2:textId="77777777">
+    <w:p>
       <w:pPr>
         <w:pStyle w:val="PargrafodaLista"/>
         <w:numPr>
@@ -14968,7 +14303,7 @@
         <w:t>;</w:t>
       </w:r>
     </w:p>
-    <w:p ns2:paraId="7B38EE47" ns2:textId="77777777">
+    <w:p>
       <w:pPr>
         <w:pStyle w:val="PargrafodaLista"/>
         <w:numPr>
@@ -15025,7 +14360,7 @@
         <w:t>formal;</w:t>
       </w:r>
     </w:p>
-    <w:p ns2:paraId="521A1221" ns2:textId="77777777">
+    <w:p>
       <w:pPr>
         <w:pStyle w:val="PargrafodaLista"/>
         <w:numPr>
@@ -15354,7 +14689,7 @@
         <w:t>Obrigatórios.</w:t>
       </w:r>
     </w:p>
-    <w:p ns2:paraId="4D364B0A" ns2:textId="77777777">
+    <w:p>
       <w:pPr>
         <w:jc w:val="both"/>
         <w:rPr>
@@ -15364,7 +14699,7 @@
         </w:rPr>
       </w:pPr>
     </w:p>
-    <w:p ns2:paraId="36E98A50" ns2:textId="77777777">
+    <w:p>
       <w:pPr>
         <w:jc w:val="both"/>
         <w:rPr>
@@ -15493,7 +14828,7 @@
         <w:t>intervenção.</w:t>
       </w:r>
     </w:p>
-    <w:p ns2:paraId="386BE412" ns2:textId="77777777">
+    <w:p>
       <w:pPr>
         <w:jc w:val="both"/>
         <w:rPr>
@@ -15503,7 +14838,7 @@
         </w:rPr>
       </w:pPr>
     </w:p>
-    <w:p ns2:paraId="1E196B8B" ns2:textId="77777777">
+    <w:p>
       <w:pPr>
         <w:jc w:val="both"/>
         <w:rPr>
@@ -15768,7 +15103,7 @@
         <w:t>semanais.</w:t>
       </w:r>
     </w:p>
-    <w:p ns2:paraId="48D6084A" ns2:textId="77777777">
+    <w:p>
       <w:pPr>
         <w:jc w:val="both"/>
         <w:rPr>
@@ -15778,7 +15113,7 @@
         </w:rPr>
       </w:pPr>
     </w:p>
-    <w:p ns2:paraId="503F87A4" ns2:textId="77777777">
+    <w:p>
       <w:pPr>
         <w:jc w:val="center"/>
         <w:rPr>
@@ -15894,7 +15229,7 @@
         <w:t>PESSOAIS</w:t>
       </w:r>
     </w:p>
-    <w:p ns2:paraId="304377BE" ns2:textId="77777777">
+    <w:p>
       <w:pPr>
         <w:jc w:val="both"/>
         <w:rPr>
@@ -15905,7 +15240,7 @@
         </w:rPr>
       </w:pPr>
     </w:p>
-    <w:p ns2:paraId="275593B5" ns2:textId="77777777">
+    <w:p>
       <w:pPr>
         <w:jc w:val="both"/>
         <w:rPr>
@@ -16459,7 +15794,7 @@
         <w:t>vigor.</w:t>
       </w:r>
     </w:p>
-    <w:p ns2:paraId="19105EDF" ns2:textId="77777777">
+    <w:p>
       <w:pPr>
         <w:jc w:val="both"/>
         <w:rPr>
@@ -16469,7 +15804,7 @@
         </w:rPr>
       </w:pPr>
     </w:p>
-    <w:p ns2:paraId="24145BDE" ns2:textId="77777777">
+    <w:p>
       <w:pPr>
         <w:jc w:val="both"/>
         <w:rPr>
@@ -16590,7 +15925,7 @@
         <w:t>.</w:t>
       </w:r>
     </w:p>
-    <w:p ns2:paraId="3C1518BC" ns2:textId="77777777">
+    <w:p>
       <w:pPr>
         <w:jc w:val="both"/>
         <w:rPr>
@@ -16600,7 +15935,7 @@
         </w:rPr>
       </w:pPr>
     </w:p>
-    <w:p ns2:paraId="1062A9E9" ns2:textId="77777777">
+    <w:p>
       <w:pPr>
         <w:jc w:val="both"/>
         <w:rPr>
@@ -16972,7 +16307,7 @@
         <w:t>dependências.</w:t>
       </w:r>
     </w:p>
-    <w:p ns2:paraId="341CF94E" ns2:textId="77777777">
+    <w:p>
       <w:pPr>
         <w:jc w:val="both"/>
         <w:rPr>
@@ -16982,7 +16317,7 @@
         </w:rPr>
       </w:pPr>
     </w:p>
-    <w:p ns2:paraId="5694FEE0" ns2:textId="77777777">
+    <w:p>
       <w:pPr>
         <w:jc w:val="center"/>
         <w:rPr>
@@ -17029,7 +16364,7 @@
         <w:t>VÍNCULO</w:t>
       </w:r>
     </w:p>
-    <w:p ns2:paraId="2D02B38A" ns2:textId="77777777">
+    <w:p>
       <w:pPr>
         <w:jc w:val="both"/>
         <w:rPr>
@@ -17040,7 +16375,7 @@
         </w:rPr>
       </w:pPr>
     </w:p>
-    <w:p ns2:paraId="5BAE78A4" ns2:textId="77777777">
+    <w:p>
       <w:pPr>
         <w:jc w:val="both"/>
         <w:rPr>
@@ -17357,7 +16692,7 @@
         <w:t>acadêmico.</w:t>
       </w:r>
     </w:p>
-    <w:p ns2:paraId="2D6ED75F" ns2:textId="77777777">
+    <w:p>
       <w:pPr>
         <w:jc w:val="both"/>
         <w:rPr>
@@ -17367,7 +16702,7 @@
         </w:rPr>
       </w:pPr>
     </w:p>
-    <w:p ns2:paraId="4F571EAB" ns2:textId="77777777">
+    <w:p>
       <w:pPr>
         <w:jc w:val="center"/>
         <w:rPr>
@@ -17414,7 +16749,7 @@
         <w:t>VIGÊNCIA</w:t>
       </w:r>
     </w:p>
-    <w:p ns2:paraId="5C405FF5" ns2:textId="77777777">
+    <w:p>
       <w:pPr>
         <w:jc w:val="both"/>
         <w:rPr>
@@ -17425,7 +16760,7 @@
         </w:rPr>
       </w:pPr>
     </w:p>
-    <w:p ns2:paraId="2CAE320A" ns2:textId="77777777">
+    <w:p>
       <w:pPr>
         <w:jc w:val="both"/>
         <w:rPr>
@@ -17530,7 +16865,7 @@
           <w:sz w:val="24"/>
           <w:szCs w:val="24"/>
         </w:rPr>
-        <w:t>com possibilidade de rescisão com aviso prévio de 60 dias</w:t>
+        <w:t>com possibilidade de recisão com aviso prévio de 60 dias</w:t>
       </w:r>
       <w:r>
         <w:rPr>
@@ -17541,7 +16876,7 @@
         <w:t>.</w:t>
       </w:r>
     </w:p>
-    <w:p ns2:paraId="31C28306" ns2:textId="77777777">
+    <w:p>
       <w:pPr>
         <w:jc w:val="both"/>
         <w:rPr>
@@ -17551,7 +16886,7 @@
         </w:rPr>
       </w:pPr>
     </w:p>
-    <w:p ns2:paraId="0E294B68" ns2:textId="77777777">
+    <w:p>
       <w:pPr>
         <w:jc w:val="center"/>
         <w:rPr>
@@ -17598,7 +16933,7 @@
         <w:t>RESCISÃO</w:t>
       </w:r>
     </w:p>
-    <w:p ns2:paraId="613EA088" ns2:textId="77777777">
+    <w:p>
       <w:pPr>
         <w:jc w:val="both"/>
         <w:rPr>
@@ -17609,7 +16944,7 @@
         </w:rPr>
       </w:pPr>
     </w:p>
-    <w:p ns2:paraId="3AA173BF" ns2:textId="77777777">
+    <w:p>
       <w:pPr>
         <w:jc w:val="both"/>
         <w:rPr>
@@ -18351,7 +17686,7 @@
         <w:t>couber.</w:t>
       </w:r>
     </w:p>
-    <w:p ns2:paraId="5EE24744" ns2:textId="77777777">
+    <w:p>
       <w:pPr>
         <w:jc w:val="both"/>
         <w:rPr>
@@ -18361,7 +17696,7 @@
         </w:rPr>
       </w:pPr>
     </w:p>
-    <w:p ns2:paraId="29D4F696" ns2:textId="77777777">
+    <w:p>
       <w:pPr>
         <w:jc w:val="both"/>
         <w:rPr>
@@ -19193,7 +18528,7 @@
         <w:t>Convênio.</w:t>
       </w:r>
     </w:p>
-    <w:p ns2:paraId="6A04AE22" ns2:textId="77777777">
+    <w:p>
       <w:pPr>
         <w:jc w:val="both"/>
         <w:rPr>
@@ -19203,7 +18538,7 @@
         </w:rPr>
       </w:pPr>
     </w:p>
-    <w:p ns2:paraId="50993FCB" ns2:textId="77777777">
+    <w:p>
       <w:pPr>
         <w:jc w:val="both"/>
         <w:rPr>
@@ -19213,7 +18548,7 @@
         </w:rPr>
       </w:pPr>
     </w:p>
-    <w:p ns2:paraId="223128BD" ns2:textId="77777777">
+    <w:p>
       <w:pPr>
         <w:jc w:val="center"/>
         <w:rPr>
@@ -19237,7 +18572,7 @@
         <w:t>DA PROTEÇÃO DE DADOS</w:t>
       </w:r>
     </w:p>
-    <w:p ns2:paraId="52F493E8" ns2:textId="77777777">
+    <w:p>
       <w:pPr>
         <w:jc w:val="both"/>
         <w:rPr>
@@ -19247,7 +18582,7 @@
         </w:rPr>
       </w:pPr>
     </w:p>
-    <w:p ns2:paraId="0BDAFC6F" ns2:textId="77777777">
+    <w:p>
       <w:pPr>
         <w:jc w:val="both"/>
         <w:rPr>
@@ -19285,7 +18620,7 @@
         <w:t xml:space="preserve"> – As partes declaram e concordam que toda e qualquer atividade de tratamento de dados deve atender às finalidades e limites previstos neste instrumento e estar em conformidade com a legislação aplicável, principalmente, mas não se limitando à Lei 13.709/18 (“Lei Geral de Proteção de Dados” ou “LGPD”).</w:t>
       </w:r>
     </w:p>
-    <w:p ns2:paraId="6B12D6EF" ns2:textId="77777777">
+    <w:p>
       <w:pPr>
         <w:jc w:val="both"/>
         <w:rPr>
@@ -19295,7 +18630,7 @@
         </w:rPr>
       </w:pPr>
     </w:p>
-    <w:p ns2:paraId="4CCC79E5" ns2:textId="77777777">
+    <w:p>
       <w:pPr>
         <w:jc w:val="both"/>
         <w:rPr>
@@ -19341,7 +18676,7 @@
         <w:t xml:space="preserve"> é única e exclusivamente responsável por obter o consentimento para fins de coleta, tratamento, conservação e uso dos dados pessoais de seus empregados, prepostos, subcontratados e/ou pessoas a seu serviço, necessários ao cumprimento do presente instrumento.</w:t>
       </w:r>
     </w:p>
-    <w:p ns2:paraId="5B6D35C2" ns2:textId="77777777">
+    <w:p>
       <w:pPr>
         <w:jc w:val="both"/>
         <w:rPr>
@@ -19351,7 +18686,7 @@
         </w:rPr>
       </w:pPr>
     </w:p>
-    <w:p ns2:paraId="07B43F14" ns2:textId="77777777">
+    <w:p>
       <w:pPr>
         <w:jc w:val="both"/>
         <w:rPr>
@@ -19397,7 +18732,7 @@
         <w:t xml:space="preserve"> se compromete perante os titulares dos dados, salvo impedimento legal, a salvaguardar os direitos destes de acesso aos dados pessoais que lhe digam respeito, bem como a sua retificação ou eliminação, à limitação do tratamento, ao direito de se opor ao tratamento e à portabilidade dos dados.</w:t>
       </w:r>
     </w:p>
-    <w:p ns2:paraId="28E48F73" ns2:textId="77777777">
+    <w:p>
       <w:pPr>
         <w:jc w:val="both"/>
         <w:rPr>
@@ -19407,7 +18742,7 @@
         </w:rPr>
       </w:pPr>
     </w:p>
-    <w:p ns2:paraId="635FF68F" ns2:textId="77777777">
+    <w:p>
       <w:pPr>
         <w:jc w:val="both"/>
         <w:rPr>
@@ -19462,7 +18797,7 @@
         <w:t>cumprimento de obrigações legais ou com base no consentimento previamente dado.</w:t>
       </w:r>
     </w:p>
-    <w:p ns2:paraId="7382A63C" ns2:textId="77777777">
+    <w:p>
       <w:pPr>
         <w:jc w:val="both"/>
         <w:rPr>
@@ -19472,7 +18807,7 @@
         </w:rPr>
       </w:pPr>
     </w:p>
-    <w:p ns2:paraId="76304747" ns2:textId="77777777">
+    <w:p>
       <w:pPr>
         <w:jc w:val="both"/>
         <w:rPr>
@@ -19536,7 +18871,7 @@
         <w:t xml:space="preserve"> com as seguintes finalidades específicas: Gestão contabilística, fiscal e administrativa para controle de cobranças, pagamentos e acompanhamento das informações mensais para medição da prestação de serviços.</w:t>
       </w:r>
     </w:p>
-    <w:p ns2:paraId="352B55D2" ns2:textId="77777777">
+    <w:p>
       <w:pPr>
         <w:jc w:val="both"/>
         <w:rPr>
@@ -19546,7 +18881,7 @@
         </w:rPr>
       </w:pPr>
     </w:p>
-    <w:p ns2:paraId="5A8829D6" ns2:textId="77777777">
+    <w:p>
       <w:pPr>
         <w:jc w:val="both"/>
         <w:rPr>
@@ -19574,7 +18909,7 @@
         <w:t xml:space="preserve"> – As partes devem tomar as medidas cabíveis e aplicar as medidas de segurança, técnicas e administrativas aptas a proteger os dados pessoais de acessos não autorizados ou de qualquer forma de tratamento inadequado ou ilícito, com o objetivo de assegurar o nível de segurança devido aos dados pessoais decorrentes deste instrumento.</w:t>
       </w:r>
     </w:p>
-    <w:p ns2:paraId="34B9DAB3" ns2:textId="77777777">
+    <w:p>
       <w:pPr>
         <w:jc w:val="both"/>
         <w:rPr>
@@ -19584,7 +18919,7 @@
         </w:rPr>
       </w:pPr>
     </w:p>
-    <w:p ns2:paraId="5907C457" ns2:textId="77777777">
+    <w:p>
       <w:pPr>
         <w:jc w:val="both"/>
         <w:rPr>
@@ -19648,7 +18983,7 @@
         <w:t>.</w:t>
       </w:r>
     </w:p>
-    <w:p ns2:paraId="1A042A1B" ns2:textId="77777777">
+    <w:p>
       <w:pPr>
         <w:jc w:val="both"/>
         <w:rPr>
@@ -19658,7 +18993,7 @@
         </w:rPr>
       </w:pPr>
     </w:p>
-    <w:p ns2:paraId="2CD001E3" ns2:textId="77777777">
+    <w:p>
       <w:pPr>
         <w:jc w:val="both"/>
         <w:rPr>
@@ -19740,7 +19075,7 @@
         <w:t xml:space="preserve"> e de seus representantes a fim de verificar a conformidade e o adequado cumprimento da Lei Geral de Proteção de Dados.</w:t>
       </w:r>
     </w:p>
-    <w:p ns2:paraId="42E51E28" ns2:textId="77777777">
+    <w:p>
       <w:pPr>
         <w:jc w:val="both"/>
         <w:rPr>
@@ -19753,7 +19088,7 @@
         </w:rPr>
       </w:pPr>
     </w:p>
-    <w:p ns2:paraId="6AC2C350" ns2:textId="77777777">
+    <w:p>
       <w:pPr>
         <w:jc w:val="center"/>
         <w:rPr>
@@ -19823,7 +19158,7 @@
         <w:t>FINAIS</w:t>
       </w:r>
     </w:p>
-    <w:p ns2:paraId="4CCBCBA6" ns2:textId="77777777">
+    <w:p>
       <w:pPr>
         <w:jc w:val="both"/>
         <w:rPr>
@@ -19834,7 +19169,7 @@
         </w:rPr>
       </w:pPr>
     </w:p>
-    <w:p ns2:paraId="4150753F" ns2:textId="77777777">
+    <w:p>
       <w:pPr>
         <w:jc w:val="both"/>
         <w:rPr>
@@ -20261,7 +19596,7 @@
         <w:t>administrativo.</w:t>
       </w:r>
     </w:p>
-    <w:p ns2:paraId="46AED8D7" ns2:textId="77777777">
+    <w:p>
       <w:pPr>
         <w:jc w:val="both"/>
         <w:rPr>
@@ -20271,7 +19606,7 @@
         </w:rPr>
       </w:pPr>
     </w:p>
-    <w:p ns2:paraId="3CC1799C" ns2:textId="77777777">
+    <w:p>
       <w:pPr>
         <w:jc w:val="both"/>
         <w:rPr>
@@ -20797,7 +20132,7 @@
         <w:t>parte.</w:t>
       </w:r>
     </w:p>
-    <w:p ns2:paraId="656336C7" ns2:textId="77777777">
+    <w:p>
       <w:pPr>
         <w:jc w:val="both"/>
         <w:rPr>
@@ -20807,7 +20142,7 @@
         </w:rPr>
       </w:pPr>
     </w:p>
-    <w:p ns2:paraId="2A3959B8" ns2:textId="77777777">
+    <w:p>
       <w:pPr>
         <w:jc w:val="both"/>
         <w:rPr>
@@ -21226,7 +20561,7 @@
         <w:t>tácita.</w:t>
       </w:r>
     </w:p>
-    <w:p ns2:paraId="7533B11F" ns2:textId="77777777">
+    <w:p>
       <w:pPr>
         <w:jc w:val="both"/>
         <w:rPr>
@@ -21236,7 +20571,7 @@
         </w:rPr>
       </w:pPr>
     </w:p>
-    <w:p ns2:paraId="5B1EE4D3" ns2:textId="77777777">
+    <w:p>
       <w:pPr>
         <w:jc w:val="both"/>
         <w:rPr>
@@ -21434,7 +20769,7 @@
         <w:t>instrumento.</w:t>
       </w:r>
     </w:p>
-    <w:p ns2:paraId="4B3D6884" ns2:textId="77777777">
+    <w:p>
       <w:pPr>
         <w:jc w:val="both"/>
         <w:rPr>
@@ -21481,7 +20816,7 @@
         <w:t>FORO</w:t>
       </w:r>
     </w:p>
-    <w:p ns2:paraId="0DDF5F15" ns2:textId="77777777">
+    <w:p>
       <w:pPr>
         <w:jc w:val="both"/>
         <w:rPr>
@@ -21492,7 +20827,7 @@
         </w:rPr>
       </w:pPr>
     </w:p>
-    <w:p ns2:paraId="4D4F54E9" ns2:textId="4339293B">
+    <w:p>
       <w:pPr>
         <w:jc w:val="both"/>
         <w:rPr>
@@ -22037,7 +21372,7 @@
         <w:t>seja.</w:t>
       </w:r>
     </w:p>
-    <w:p ns2:paraId="777955E5" ns2:textId="77777777">
+    <w:p>
       <w:pPr>
         <w:jc w:val="both"/>
         <w:rPr>
@@ -22047,7 +21382,7 @@
         </w:rPr>
       </w:pPr>
     </w:p>
-    <w:p ns2:paraId="04E11793" ns2:textId="77777777">
+    <w:p>
       <w:pPr>
         <w:jc w:val="both"/>
         <w:rPr>
@@ -22771,7 +22106,7 @@
         <w:t>teor.</w:t>
       </w:r>
     </w:p>
-    <w:p ns2:paraId="4A520CBD" ns2:textId="77777777">
+    <w:p>
       <w:pPr>
         <w:jc w:val="both"/>
         <w:rPr>
@@ -22781,7 +22116,7 @@
         </w:rPr>
       </w:pPr>
     </w:p>
-    <w:p ns2:paraId="48BF7A30" ns2:textId="625E4BA8">
+    <w:p>
       <w:pPr>
         <w:jc w:val="both"/>
         <w:rPr>
@@ -22796,96 +22131,10 @@
           <w:sz w:val="24"/>
           <w:szCs w:val="24"/>
         </w:rPr>
-        <w:t>Paranavaí/PR, {data_extenso}.</w:t>
-      </w:r>
-      <w:r>
-        <w:rPr>
-          <w:rFonts w:ascii="Arial" w:hAnsi="Arial" w:cs="Arial"/>
-          <w:sz w:val="24"/>
-          <w:szCs w:val="24"/>
-        </w:rPr>
-      </w:r>
-      <w:r>
-        <w:rPr>
-          <w:rFonts w:ascii="Arial" w:hAnsi="Arial" w:cs="Arial"/>
-          <w:sz w:val="24"/>
-          <w:szCs w:val="24"/>
-        </w:rPr>
-      </w:r>
-      <w:r>
-        <w:rPr>
-          <w:rFonts w:ascii="Arial" w:hAnsi="Arial" w:cs="Arial"/>
-          <w:sz w:val="24"/>
-          <w:szCs w:val="24"/>
-        </w:rPr>
-      </w:r>
-      <w:r>
-        <w:rPr>
-          <w:rFonts w:ascii="Arial" w:hAnsi="Arial" w:cs="Arial"/>
-          <w:sz w:val="24"/>
-          <w:szCs w:val="24"/>
-        </w:rPr>
-      </w:r>
-      <w:r>
-        <w:rPr>
-          <w:rFonts w:ascii="Arial" w:hAnsi="Arial" w:cs="Arial"/>
-          <w:sz w:val="24"/>
-          <w:szCs w:val="24"/>
-        </w:rPr>
-      </w:r>
-      <w:r>
-        <w:rPr>
-          <w:rFonts w:ascii="Arial" w:hAnsi="Arial" w:cs="Arial"/>
-          <w:color w:val="FF0000"/>
-          <w:sz w:val="24"/>
-          <w:szCs w:val="24"/>
-        </w:rPr>
-      </w:r>
-      <w:r>
-        <w:rPr>
-          <w:rFonts w:ascii="Arial" w:hAnsi="Arial" w:cs="Arial"/>
-          <w:sz w:val="24"/>
-          <w:szCs w:val="24"/>
-        </w:rPr>
-      </w:r>
-      <w:r>
-        <w:rPr>
-          <w:rFonts w:ascii="Arial" w:hAnsi="Arial" w:cs="Arial"/>
-          <w:sz w:val="24"/>
-          <w:szCs w:val="24"/>
-        </w:rPr>
-      </w:r>
-      <w:r>
-        <w:rPr>
-          <w:rFonts w:ascii="Arial" w:hAnsi="Arial" w:cs="Arial"/>
-          <w:color w:val="FF0000"/>
-          <w:sz w:val="24"/>
-          <w:szCs w:val="24"/>
-        </w:rPr>
-      </w:r>
-      <w:r>
-        <w:rPr>
-          <w:rFonts w:ascii="Arial" w:hAnsi="Arial" w:cs="Arial"/>
-          <w:sz w:val="24"/>
-          <w:szCs w:val="24"/>
-        </w:rPr>
-      </w:r>
-      <w:r>
-        <w:rPr>
-          <w:rFonts w:ascii="Arial" w:hAnsi="Arial" w:cs="Arial"/>
-          <w:sz w:val="24"/>
-          <w:szCs w:val="24"/>
-        </w:rPr>
-      </w:r>
-      <w:r>
-        <w:rPr>
-          <w:rFonts w:ascii="Arial" w:hAnsi="Arial" w:cs="Arial"/>
-          <w:sz w:val="24"/>
-          <w:szCs w:val="24"/>
-        </w:rPr>
+        <w:t xml:space="preserve">Paranava?/PR, {data_extenso}.</w:t>
       </w:r>
     </w:p>
-    <w:p ns2:paraId="74BF60DF" ns2:textId="77777777">
+    <w:p>
       <w:pPr>
         <w:jc w:val="both"/>
         <w:rPr>
@@ -22899,13 +22148,13 @@
       <w:tblPr>
         <w:tblStyle w:val="Tabelacomgrade"/>
         <w:tblW w:w="9702" w:type="dxa"/>
-        <w:tblLook w:val="04A0"/>
+        <w:tblLook w:val="04A0" w:firstRow="1" w:lastRow="0" w:firstColumn="1" w:lastColumn="0" w:noHBand="0" w:noVBand="1"/>
       </w:tblPr>
       <w:tblGrid>
         <w:gridCol w:w="4851"/>
         <w:gridCol w:w="4851"/>
       </w:tblGrid>
-      <w:tr ns2:paraId="2AA54568" ns2:textId="77777777">
+      <w:tr>
         <w:trPr>
           <w:trHeight w:val="1677"/>
         </w:trPr>
@@ -22914,7 +22163,7 @@
             <w:tcW w:w="4851" w:type="dxa"/>
             <w:vAlign w:val="bottom"/>
           </w:tcPr>
-          <w:p ns2:paraId="6CF43841" ns2:textId="77777777">
+          <w:p>
             <w:pPr>
               <w:jc w:val="center"/>
               <w:rPr>
@@ -22926,7 +22175,7 @@
               </w:rPr>
             </w:pPr>
           </w:p>
-          <w:p ns2:paraId="701F0F85" ns2:textId="77777777">
+          <w:p>
             <w:pPr>
               <w:jc w:val="center"/>
               <w:rPr>
@@ -22938,7 +22187,7 @@
               </w:rPr>
             </w:pPr>
           </w:p>
-          <w:p ns2:paraId="72A34F88" ns2:textId="77777777">
+          <w:p>
             <w:pPr>
               <w:jc w:val="center"/>
               <w:rPr>
@@ -22960,7 +22209,7 @@
               <w:t>______________________________</w:t>
             </w:r>
           </w:p>
-          <w:p ns2:paraId="7E2F1C19" ns2:textId="77777777">
+          <w:p>
             <w:pPr>
               <w:jc w:val="center"/>
               <w:rPr>
@@ -23022,7 +22271,7 @@
               <w:t>)</w:t>
             </w:r>
           </w:p>
-          <w:p ns2:paraId="7055E97C" ns2:textId="77777777">
+          <w:p>
             <w:pPr>
               <w:jc w:val="center"/>
               <w:rPr>
@@ -23062,7 +22311,7 @@
             <w:tcW w:w="4851" w:type="dxa"/>
             <w:vAlign w:val="bottom"/>
           </w:tcPr>
-          <w:p ns2:paraId="2AEB245F" ns2:textId="77777777">
+          <w:p>
             <w:pPr>
               <w:jc w:val="center"/>
               <w:rPr>
@@ -23074,7 +22323,7 @@
               </w:rPr>
             </w:pPr>
           </w:p>
-          <w:p ns2:paraId="19DF20C3" ns2:textId="77777777">
+          <w:p>
             <w:pPr>
               <w:jc w:val="center"/>
               <w:rPr>
@@ -23096,7 +22345,7 @@
               <w:t>______________________________</w:t>
             </w:r>
           </w:p>
-          <w:p ns2:paraId="1FF8A0EC" ns2:textId="77777777">
+          <w:p>
             <w:pPr>
               <w:jc w:val="center"/>
               <w:rPr>
@@ -23128,7 +22377,7 @@
               <w:t xml:space="preserve"> (LOCAL)</w:t>
             </w:r>
           </w:p>
-          <w:p ns2:paraId="20424D89" ns2:textId="77777777">
+          <w:p>
             <w:pPr>
               <w:jc w:val="center"/>
               <w:rPr>
@@ -23165,7 +22414,7 @@
         </w:tc>
       </w:tr>
     </w:tbl>
-    <w:p ns2:paraId="6EBF3F64" ns2:textId="77777777">
+    <w:p>
       <w:pPr>
         <w:jc w:val="both"/>
         <w:rPr>
@@ -23178,7 +22427,7 @@
         </w:rPr>
       </w:pPr>
     </w:p>
-    <w:p ns2:paraId="40B2E97F" ns2:textId="77777777">
+    <w:p>
       <w:pPr>
         <w:jc w:val="both"/>
         <w:rPr>
@@ -23191,7 +22440,7 @@
         </w:rPr>
       </w:pPr>
     </w:p>
-    <w:p ns2:paraId="216468F2" ns2:textId="39EFD45E">
+    <w:p>
       <w:pPr>
         <w:jc w:val="both"/>
         <w:rPr>
@@ -23226,14 +22475,14 @@
         <w:t xml:space="preserve"> assinatura só será considerada se for digital (Token, GOV) se manual deverá ser reconhecida em firma. </w:t>
       </w:r>
     </w:p>
-    <w:p ns2:paraId="43D7741D" ns2:textId="77777777">
+    <w:p>
       <w:pPr>
         <w:jc w:val="both"/>
       </w:pPr>
     </w:p>
     <w:sectPr>
-      <w:headerReference w:type="default" ns3:id="rId8"/>
-      <w:footerReference w:type="default" ns3:id="rId9"/>
+      <w:headerReference w:type="default" r:id="rId8"/>
+      <w:footerReference w:type="default" r:id="rId9"/>
       <w:pgSz w:w="11906" w:h="16838"/>
       <w:pgMar w:top="1701" w:right="1134" w:bottom="1701" w:left="1134" w:header="709" w:footer="709" w:gutter="0"/>
       <w:cols w:space="708"/>

--- a/templates/simples.docx
+++ b/templates/simples.docx
@@ -331,7 +331,25 @@
                 <w:sz w:val="24"/>
                 <w:szCs w:val="24"/>
               </w:rPr>
-              <w:t xml:space="preserve">Razão Social: {razao_social}</w:t>
+              <w:t>Razão Social: {razao_social}</w:t>
+            </w:r>
+            <w:r>
+              <w:rPr>
+                <w:rFonts w:ascii="Arial" w:eastAsia="Times New Roman" w:hAnsi="Arial" w:cs="Arial"/>
+                <w:b/>
+                <w:sz w:val="24"/>
+                <w:szCs w:val="24"/>
+              </w:rPr>
+              <w:t xml:space="preserve"/>
+            </w:r>
+            <w:r>
+              <w:rPr>
+                <w:rFonts w:ascii="Arial" w:eastAsia="Times New Roman" w:hAnsi="Arial" w:cs="Arial"/>
+                <w:b/>
+                <w:sz w:val="24"/>
+                <w:szCs w:val="24"/>
+              </w:rPr>
+              <w:t xml:space="preserve"/>
             </w:r>
           </w:p>
         </w:tc>
@@ -368,7 +386,33 @@
                 <w:sz w:val="24"/>
                 <w:szCs w:val="24"/>
               </w:rPr>
-              <w:t xml:space="preserve">CNPJ/CPF: {cnpj}</w:t>
+              <w:t>CNPJ/CPF: {cnpj}</w:t>
+            </w:r>
+            <w:r>
+              <w:rPr>
+                <w:rFonts w:ascii="Arial" w:eastAsia="Times New Roman" w:hAnsi="Arial" w:cs="Arial"/>
+                <w:b/>
+                <w:sz w:val="24"/>
+                <w:szCs w:val="24"/>
+              </w:rPr>
+              <w:t/>
+            </w:r>
+            <w:r>
+              <w:rPr>
+                <w:rFonts w:ascii="Arial" w:eastAsia="Times New Roman" w:hAnsi="Arial" w:cs="Arial"/>
+                <w:b/>
+                <w:sz w:val="24"/>
+                <w:szCs w:val="24"/>
+              </w:rPr>
+              <w:t/>
+            </w:r>
+            <w:r>
+              <w:rPr>
+                <w:b/>
+                <w:sz w:val="24"/>
+                <w:szCs w:val="24"/>
+              </w:rPr>
+              <w:t xml:space="preserve"/>
             </w:r>
           </w:p>
         </w:tc>
@@ -473,7 +517,25 @@
                 <w:sz w:val="24"/>
                 <w:szCs w:val="24"/>
               </w:rPr>
-              <w:t xml:space="preserve">Área de atuação : {area_atuacao}</w:t>
+              <w:t>Área de atuação : {area_atuacao}</w:t>
+            </w:r>
+            <w:r>
+              <w:rPr>
+                <w:rFonts w:ascii="Arial" w:eastAsia="Times New Roman" w:hAnsi="Arial" w:cs="Arial"/>
+                <w:bCs/>
+                <w:sz w:val="24"/>
+                <w:szCs w:val="24"/>
+              </w:rPr>
+              <w:t xml:space="preserve"/>
+            </w:r>
+            <w:r>
+              <w:rPr>
+                <w:rFonts w:ascii="Arial" w:eastAsia="Times New Roman" w:hAnsi="Arial" w:cs="Arial"/>
+                <w:bCs/>
+                <w:sz w:val="24"/>
+                <w:szCs w:val="24"/>
+              </w:rPr>
+              <w:t/>
             </w:r>
           </w:p>
           <w:p>
@@ -495,6 +557,33 @@
               </w:rPr>
               <w:t xml:space="preserve">({chk_biomedicina}) Biomedicina</w:t>
             </w:r>
+            <w:r>
+              <w:rPr>
+                <w:rFonts w:ascii="Arial" w:eastAsia="Times New Roman" w:hAnsi="Arial" w:cs="Arial"/>
+                <w:bCs/>
+                <w:sz w:val="24"/>
+                <w:szCs w:val="24"/>
+              </w:rPr>
+              <w:t/>
+            </w:r>
+            <w:r>
+              <w:rPr>
+                <w:rFonts w:ascii="Arial" w:eastAsia="Times New Roman" w:hAnsi="Arial" w:cs="Arial"/>
+                <w:bCs/>
+                <w:sz w:val="24"/>
+                <w:szCs w:val="24"/>
+              </w:rPr>
+              <w:t/>
+            </w:r>
+            <w:r>
+              <w:rPr>
+                <w:rFonts w:ascii="Arial" w:eastAsia="Times New Roman" w:hAnsi="Arial" w:cs="Arial"/>
+                <w:bCs/>
+                <w:sz w:val="24"/>
+                <w:szCs w:val="24"/>
+              </w:rPr>
+              <w:t xml:space="preserve"/>
+            </w:r>
           </w:p>
           <w:p>
             <w:pPr>
@@ -514,6 +603,15 @@
                 <w:szCs w:val="24"/>
               </w:rPr>
               <w:t xml:space="preserve">({chk_farmacia}) Farmácia</w:t>
+            </w:r>
+            <w:r>
+              <w:rPr>
+                <w:rFonts w:ascii="Arial" w:eastAsia="Times New Roman" w:hAnsi="Arial" w:cs="Arial"/>
+                <w:bCs/>
+                <w:sz w:val="24"/>
+                <w:szCs w:val="24"/>
+              </w:rPr>
+              <w:t xml:space="preserve"/>
             </w:r>
           </w:p>
           <w:p>
@@ -535,6 +633,24 @@
               </w:rPr>
               <w:t xml:space="preserve">({chk_fonoaudiologia}) Fonoaudiologia</w:t>
             </w:r>
+            <w:r>
+              <w:rPr>
+                <w:rFonts w:ascii="Arial" w:eastAsia="Times New Roman" w:hAnsi="Arial" w:cs="Arial"/>
+                <w:bCs/>
+                <w:sz w:val="24"/>
+                <w:szCs w:val="24"/>
+              </w:rPr>
+              <w:t/>
+            </w:r>
+            <w:r>
+              <w:rPr>
+                <w:rFonts w:ascii="Arial" w:eastAsia="Times New Roman" w:hAnsi="Arial" w:cs="Arial"/>
+                <w:bCs/>
+                <w:sz w:val="24"/>
+                <w:szCs w:val="24"/>
+              </w:rPr>
+              <w:t/>
+            </w:r>
           </w:p>
           <w:p>
             <w:pPr>
@@ -554,6 +670,24 @@
                 <w:szCs w:val="24"/>
               </w:rPr>
               <w:t xml:space="preserve">({chk_fisioterapia}) Fisioterapia</w:t>
+            </w:r>
+            <w:r>
+              <w:rPr>
+                <w:rFonts w:ascii="Arial" w:eastAsia="Times New Roman" w:hAnsi="Arial" w:cs="Arial"/>
+                <w:bCs/>
+                <w:sz w:val="24"/>
+                <w:szCs w:val="24"/>
+              </w:rPr>
+              <w:t/>
+            </w:r>
+            <w:r>
+              <w:rPr>
+                <w:rFonts w:ascii="Arial" w:eastAsia="Times New Roman" w:hAnsi="Arial" w:cs="Arial"/>
+                <w:bCs/>
+                <w:sz w:val="24"/>
+                <w:szCs w:val="24"/>
+              </w:rPr>
+              <w:t/>
             </w:r>
           </w:p>
           <w:p>
@@ -575,6 +709,24 @@
               </w:rPr>
               <w:t xml:space="preserve">({chk_nutricao}) Nutrição</w:t>
             </w:r>
+            <w:r>
+              <w:rPr>
+                <w:rFonts w:ascii="Arial" w:eastAsia="Times New Roman" w:hAnsi="Arial" w:cs="Arial"/>
+                <w:bCs/>
+                <w:sz w:val="24"/>
+                <w:szCs w:val="24"/>
+              </w:rPr>
+              <w:t/>
+            </w:r>
+            <w:r>
+              <w:rPr>
+                <w:rFonts w:ascii="Arial" w:eastAsia="Times New Roman" w:hAnsi="Arial" w:cs="Arial"/>
+                <w:bCs/>
+                <w:sz w:val="24"/>
+                <w:szCs w:val="24"/>
+              </w:rPr>
+              <w:t/>
+            </w:r>
           </w:p>
           <w:p>
             <w:pPr>
@@ -594,6 +746,24 @@
                 <w:szCs w:val="24"/>
               </w:rPr>
               <w:t xml:space="preserve">({chk_terapia_ocupacional}) Terapia Ocupacional</w:t>
+            </w:r>
+            <w:r>
+              <w:rPr>
+                <w:rFonts w:ascii="Arial" w:eastAsia="Times New Roman" w:hAnsi="Arial" w:cs="Arial"/>
+                <w:bCs/>
+                <w:sz w:val="24"/>
+                <w:szCs w:val="24"/>
+              </w:rPr>
+              <w:t/>
+            </w:r>
+            <w:r>
+              <w:rPr>
+                <w:rFonts w:ascii="Arial" w:eastAsia="Times New Roman" w:hAnsi="Arial" w:cs="Arial"/>
+                <w:bCs/>
+                <w:sz w:val="24"/>
+                <w:szCs w:val="24"/>
+              </w:rPr>
+              <w:t/>
             </w:r>
           </w:p>
           <w:p>
@@ -615,6 +785,24 @@
               </w:rPr>
               <w:t xml:space="preserve">({chk_radiologia}) Radiologia</w:t>
             </w:r>
+            <w:r>
+              <w:rPr>
+                <w:rFonts w:ascii="Arial" w:eastAsia="Times New Roman" w:hAnsi="Arial" w:cs="Arial"/>
+                <w:bCs/>
+                <w:sz w:val="24"/>
+                <w:szCs w:val="24"/>
+              </w:rPr>
+              <w:t/>
+            </w:r>
+            <w:r>
+              <w:rPr>
+                <w:rFonts w:ascii="Arial" w:eastAsia="Times New Roman" w:hAnsi="Arial" w:cs="Arial"/>
+                <w:bCs/>
+                <w:sz w:val="24"/>
+                <w:szCs w:val="24"/>
+              </w:rPr>
+              <w:t xml:space="preserve"/>
+            </w:r>
           </w:p>
           <w:p>
             <w:pPr>
@@ -633,7 +821,7 @@
                 <w:sz w:val="24"/>
                 <w:szCs w:val="24"/>
               </w:rPr>
-              <w:t xml:space="preserve">({chk_engenharias}) Engenharias</w:t>
+              <w:t>({chk_engenharias}) Engenharias</w:t>
             </w:r>
           </w:p>
           <w:p>
@@ -654,6 +842,24 @@
                 <w:szCs w:val="24"/>
               </w:rPr>
               <w:t xml:space="preserve">({chk_licenciaturas}) Licenciaturas</w:t>
+            </w:r>
+            <w:r>
+              <w:rPr>
+                <w:rFonts w:ascii="Arial" w:eastAsia="Times New Roman" w:hAnsi="Arial" w:cs="Arial"/>
+                <w:bCs/>
+                <w:sz w:val="24"/>
+                <w:szCs w:val="24"/>
+              </w:rPr>
+              <w:t/>
+            </w:r>
+            <w:r>
+              <w:rPr>
+                <w:rFonts w:ascii="Arial" w:eastAsia="Times New Roman" w:hAnsi="Arial" w:cs="Arial"/>
+                <w:bCs/>
+                <w:sz w:val="24"/>
+                <w:szCs w:val="24"/>
+              </w:rPr>
+              <w:t xml:space="preserve"/>
             </w:r>
           </w:p>
           <w:p>
@@ -713,7 +919,7 @@
                 <w:sz w:val="24"/>
                 <w:szCs w:val="24"/>
               </w:rPr>
-              <w:t>({chk_pos_biomedicina_estetica}) P?s-Gradua??o em Biomedicina Est?tica</w:t>
+              <w:t xml:space="preserve">({chk_pos_biomedicina_estetica}) Pós-Graduação em Biomedicina Estética</w:t>
             </w:r>
           </w:p>
           <w:p>
@@ -744,7 +950,7 @@
                 <w:sz w:val="24"/>
                 <w:szCs w:val="24"/>
               </w:rPr>
-              <w:t xml:space="preserve">Outros (informar qual curso): {outros}</w:t>
+              <w:t>Outros (informar qual curso): {outros}</w:t>
             </w:r>
           </w:p>
           <w:p>
@@ -829,7 +1035,16 @@
                 <w:sz w:val="24"/>
                 <w:szCs w:val="24"/>
               </w:rPr>
-              <w:t xml:space="preserve">Endereço: {endereco}</w:t>
+              <w:t>Endereço: {endereco}</w:t>
+            </w:r>
+            <w:r>
+              <w:rPr>
+                <w:rFonts w:ascii="Arial" w:eastAsia="Times New Roman" w:hAnsi="Arial" w:cs="Arial"/>
+                <w:bCs/>
+                <w:sz w:val="24"/>
+                <w:szCs w:val="24"/>
+              </w:rPr>
+              <w:t xml:space="preserve"/>
             </w:r>
           </w:p>
         </w:tc>
@@ -860,7 +1075,25 @@
                 <w:sz w:val="24"/>
                 <w:szCs w:val="24"/>
               </w:rPr>
-              <w:t>n?: {numero}</w:t>
+              <w:t>nº: {numero}</w:t>
+            </w:r>
+            <w:r>
+              <w:rPr>
+                <w:rFonts w:ascii="Arial" w:eastAsia="Times New Roman" w:hAnsi="Arial" w:cs="Arial"/>
+                <w:b/>
+                <w:sz w:val="24"/>
+                <w:szCs w:val="24"/>
+              </w:rPr>
+              <w:t xml:space="preserve"/>
+            </w:r>
+            <w:r>
+              <w:rPr>
+                <w:rFonts w:ascii="Arial" w:eastAsia="Times New Roman" w:hAnsi="Arial" w:cs="Arial"/>
+                <w:b/>
+                <w:sz w:val="24"/>
+                <w:szCs w:val="24"/>
+              </w:rPr>
+              <w:t xml:space="preserve"/>
             </w:r>
           </w:p>
         </w:tc>
@@ -926,7 +1159,16 @@
                 <w:sz w:val="24"/>
                 <w:szCs w:val="24"/>
               </w:rPr>
-              <w:t xml:space="preserve">Bairro: {bairro}</w:t>
+              <w:t>Bairro: {bairro}</w:t>
+            </w:r>
+            <w:r>
+              <w:rPr>
+                <w:rFonts w:ascii="Arial" w:eastAsia="Times New Roman" w:hAnsi="Arial" w:cs="Arial"/>
+                <w:bCs/>
+                <w:sz w:val="24"/>
+                <w:szCs w:val="24"/>
+              </w:rPr>
+              <w:t xml:space="preserve"/>
             </w:r>
           </w:p>
         </w:tc>
@@ -956,7 +1198,16 @@
                 <w:sz w:val="24"/>
                 <w:szCs w:val="24"/>
               </w:rPr>
-              <w:t xml:space="preserve">CEP: {cep}</w:t>
+              <w:t>CEP: {cep}</w:t>
+            </w:r>
+            <w:r>
+              <w:rPr>
+                <w:rFonts w:ascii="Arial" w:eastAsia="Times New Roman" w:hAnsi="Arial" w:cs="Arial"/>
+                <w:bCs/>
+                <w:sz w:val="24"/>
+                <w:szCs w:val="24"/>
+              </w:rPr>
+              <w:t xml:space="preserve"/>
             </w:r>
           </w:p>
         </w:tc>
@@ -987,7 +1238,16 @@
                 <w:sz w:val="24"/>
                 <w:szCs w:val="24"/>
               </w:rPr>
-              <w:t xml:space="preserve">Cidade: {cidade}</w:t>
+              <w:t>Cidade: {cidade}</w:t>
+            </w:r>
+            <w:r>
+              <w:rPr>
+                <w:rFonts w:ascii="Arial" w:eastAsia="Times New Roman" w:hAnsi="Arial" w:cs="Arial"/>
+                <w:bCs/>
+                <w:sz w:val="24"/>
+                <w:szCs w:val="24"/>
+              </w:rPr>
+              <w:t xml:space="preserve"/>
             </w:r>
           </w:p>
         </w:tc>
@@ -1017,7 +1277,16 @@
                 <w:sz w:val="24"/>
                 <w:szCs w:val="24"/>
               </w:rPr>
-              <w:t xml:space="preserve">Estado: {estado}</w:t>
+              <w:t>Estado: {estado}</w:t>
+            </w:r>
+            <w:r>
+              <w:rPr>
+                <w:rFonts w:ascii="Arial" w:eastAsia="Times New Roman" w:hAnsi="Arial" w:cs="Arial"/>
+                <w:bCs/>
+                <w:sz w:val="24"/>
+                <w:szCs w:val="24"/>
+              </w:rPr>
+              <w:t xml:space="preserve"/>
             </w:r>
           </w:p>
         </w:tc>
@@ -1084,7 +1353,35 @@
                 <w:sz w:val="24"/>
                 <w:szCs w:val="24"/>
               </w:rPr>
-              <w:t xml:space="preserve">Endereço eletrônico/site: {site}</w:t>
+              <w:t>Responsável pelo estágio ou setor: {responsavel_estagios}  Telefone direto: {contato_responsavel}</w:t>
+            </w:r>
+            <w:r>
+              <w:rPr>
+                <w:rFonts w:ascii="Arial" w:eastAsia="Times New Roman" w:hAnsi="Arial" w:cs="Arial"/>
+                <w:bCs/>
+                <w:sz w:val="24"/>
+                <w:szCs w:val="24"/>
+              </w:rPr>
+              <w:t/>
+            </w:r>
+            <w:r>
+              <w:rPr>
+                <w:rFonts w:ascii="Arial" w:eastAsia="Times New Roman" w:hAnsi="Arial" w:cs="Arial"/>
+                <w:bCs/>
+                <w:sz w:val="24"/>
+                <w:szCs w:val="24"/>
+              </w:rPr>
+              <w:br/>
+              <w:t/>
+            </w:r>
+            <w:r>
+              <w:rPr>
+                <w:rFonts w:ascii="Arial" w:eastAsia="Times New Roman" w:hAnsi="Arial" w:cs="Arial"/>
+                <w:bCs/>
+                <w:sz w:val="24"/>
+                <w:szCs w:val="24"/>
+              </w:rPr>
+              <w:t xml:space="preserve"/>
             </w:r>
           </w:p>
         </w:tc>
@@ -1121,7 +1418,15 @@
                 <w:sz w:val="24"/>
                 <w:szCs w:val="24"/>
               </w:rPr>
-              <w:t xml:space="preserve">Representante: {representante}</w:t>
+              <w:t>Representante: {representante}</w:t>
+            </w:r>
+            <w:r>
+              <w:rPr>
+                <w:bCs/>
+                <w:sz w:val="24"/>
+                <w:szCs w:val="24"/>
+              </w:rPr>
+              <w:t xml:space="preserve"/>
             </w:r>
           </w:p>
           <w:p>
@@ -1203,7 +1508,16 @@
                 <w:sz w:val="24"/>
                 <w:szCs w:val="24"/>
               </w:rPr>
-              <w:t xml:space="preserve">Cargo: {cargo}</w:t>
+              <w:t>Cargo: {cargo}</w:t>
+            </w:r>
+            <w:r>
+              <w:rPr>
+                <w:rFonts w:ascii="Arial" w:eastAsia="Times New Roman" w:hAnsi="Arial" w:cs="Arial"/>
+                <w:bCs/>
+                <w:sz w:val="24"/>
+                <w:szCs w:val="24"/>
+              </w:rPr>
+              <w:t xml:space="preserve"/>
             </w:r>
           </w:p>
         </w:tc>
@@ -1241,6 +1555,15 @@
               </w:rPr>
               <w:t xml:space="preserve">E-mail (para assinatura digital): {email_assinatura}</w:t>
             </w:r>
+            <w:r>
+              <w:rPr>
+                <w:rFonts w:ascii="Arial" w:eastAsia="Times New Roman" w:hAnsi="Arial" w:cs="Arial"/>
+                <w:bCs/>
+                <w:sz w:val="24"/>
+                <w:szCs w:val="24"/>
+              </w:rPr>
+              <w:t xml:space="preserve"/>
+            </w:r>
           </w:p>
         </w:tc>
       </w:tr>
@@ -1274,7 +1597,6 @@
           <w:szCs w:val="24"/>
           <w:u w:val="single"/>
         </w:rPr>
-        <w:lastRenderedPageBreak/>
         <w:t>DO OBJETO</w:t>
       </w:r>
     </w:p>
@@ -5094,7 +5416,16 @@
           <w:sz w:val="24"/>
           <w:szCs w:val="24"/>
         </w:rPr>
-        <w:t>o aperfeiçoamento técnico, acadêmico e científico, além do relacionamento humano e a troca de</w:t>
+        <w:t xml:space="preserve">o aperfeiçoamento técnico, acadêmico e científico, além do </w:t>
+      </w:r>
+      <w:r>
+        <w:rPr>
+          <w:rFonts w:ascii="Arial" w:hAnsi="Arial" w:cs="Arial"/>
+          <w:sz w:val="24"/>
+          <w:szCs w:val="24"/>
+        </w:rPr>
+        <w:lastRenderedPageBreak/>
+        <w:t>relacionamento humano e a troca de</w:t>
       </w:r>
       <w:r>
         <w:rPr>
@@ -5213,7 +5544,6 @@
           <w:sz w:val="24"/>
           <w:szCs w:val="24"/>
         </w:rPr>
-        <w:lastRenderedPageBreak/>
         <w:t>roteiro</w:t>
       </w:r>
       <w:r>
@@ -9311,7 +9641,16 @@
           <w:sz w:val="24"/>
           <w:szCs w:val="24"/>
         </w:rPr>
-        <w:t>, de acordo com roteiro da visita previamente</w:t>
+        <w:t xml:space="preserve">, de acordo </w:t>
+      </w:r>
+      <w:r>
+        <w:rPr>
+          <w:rFonts w:ascii="Arial" w:hAnsi="Arial" w:cs="Arial"/>
+          <w:sz w:val="24"/>
+          <w:szCs w:val="24"/>
+        </w:rPr>
+        <w:lastRenderedPageBreak/>
+        <w:t>com roteiro da visita previamente</w:t>
       </w:r>
       <w:r>
         <w:rPr>
@@ -12860,7 +13199,16 @@
           <w:sz w:val="24"/>
           <w:szCs w:val="24"/>
         </w:rPr>
-        <w:t>Ofertar instalações com condições de proporcionar ao aluno atividades de aprendizagem social,</w:t>
+        <w:t xml:space="preserve">Ofertar instalações com condições de proporcionar ao aluno atividades de </w:t>
+      </w:r>
+      <w:r>
+        <w:rPr>
+          <w:rFonts w:ascii="Arial" w:hAnsi="Arial" w:cs="Arial"/>
+          <w:sz w:val="24"/>
+          <w:szCs w:val="24"/>
+        </w:rPr>
+        <w:lastRenderedPageBreak/>
+        <w:t>aprendizagem social,</w:t>
       </w:r>
       <w:r>
         <w:rPr>
@@ -12934,7 +13282,6 @@
           <w:sz w:val="24"/>
           <w:szCs w:val="24"/>
         </w:rPr>
-        <w:lastRenderedPageBreak/>
         <w:t>Oferecer condições físicas e materiais indispensáveis ao desempenho das atividades e aplicar</w:t>
       </w:r>
       <w:r>
@@ -16391,7 +16738,6 @@
           <w:sz w:val="24"/>
           <w:szCs w:val="24"/>
         </w:rPr>
-        <w:lastRenderedPageBreak/>
         <w:t xml:space="preserve">CLÁUSULA DÉCIMA TERCEIRA – </w:t>
       </w:r>
       <w:r>
@@ -18785,7 +19131,7 @@
           <w:sz w:val="24"/>
           <w:szCs w:val="24"/>
         </w:rPr>
-        <w:t xml:space="preserve"> será responsável por salvaguardar, ainda, os direitos dos titulares de dados pessoais a ela fornecidos de retirar o consentimento do tratamento de seus dados a qualquer tempo, sem comprometer a licitude do tratamento efetuado com base no </w:t>
+        <w:t xml:space="preserve"> será responsável por salvaguardar, ainda, os direitos dos titulares de dados pessoais a ela fornecidos de retirar o consentimento do tratamento de seus dados </w:t>
       </w:r>
       <w:r>
         <w:rPr>
@@ -18794,7 +19140,7 @@
           <w:szCs w:val="24"/>
         </w:rPr>
         <w:lastRenderedPageBreak/>
-        <w:t>cumprimento de obrigações legais ou com base no consentimento previamente dado.</w:t>
+        <w:t>a qualquer tempo, sem comprometer a licitude do tratamento efetuado com base no cumprimento de obrigações legais ou com base no consentimento previamente dado.</w:t>
       </w:r>
     </w:p>
     <w:p>
@@ -21318,6 +21664,7 @@
           <w:sz w:val="24"/>
           <w:szCs w:val="24"/>
         </w:rPr>
+        <w:lastRenderedPageBreak/>
         <w:t>mais</w:t>
       </w:r>
       <w:r>
@@ -22131,7 +22478,105 @@
           <w:sz w:val="24"/>
           <w:szCs w:val="24"/>
         </w:rPr>
-        <w:t xml:space="preserve">Paranava?/PR, {data_extenso}.</w:t>
+        <w:t>Paranavaí/PR, {data_extenso}</w:t>
+      </w:r>
+      <w:r>
+        <w:rPr>
+          <w:rFonts w:ascii="Arial" w:hAnsi="Arial" w:cs="Arial"/>
+          <w:sz w:val="24"/>
+          <w:szCs w:val="24"/>
+        </w:rPr>
+        <w:t/>
+      </w:r>
+      <w:r>
+        <w:rPr>
+          <w:rFonts w:ascii="Arial" w:hAnsi="Arial" w:cs="Arial"/>
+          <w:sz w:val="24"/>
+          <w:szCs w:val="24"/>
+        </w:rPr>
+        <w:t xml:space="preserve"/>
+      </w:r>
+      <w:r>
+        <w:rPr>
+          <w:rFonts w:ascii="Arial" w:hAnsi="Arial" w:cs="Arial"/>
+          <w:sz w:val="24"/>
+          <w:szCs w:val="24"/>
+        </w:rPr>
+        <w:t xml:space="preserve"/>
+      </w:r>
+      <w:r>
+        <w:rPr>
+          <w:rFonts w:ascii="Arial" w:hAnsi="Arial" w:cs="Arial"/>
+          <w:sz w:val="24"/>
+          <w:szCs w:val="24"/>
+        </w:rPr>
+        <w:t xml:space="preserve"/>
+      </w:r>
+      <w:r>
+        <w:rPr>
+          <w:rFonts w:ascii="Arial" w:hAnsi="Arial" w:cs="Arial"/>
+          <w:sz w:val="24"/>
+          <w:szCs w:val="24"/>
+        </w:rPr>
+        <w:t/>
+      </w:r>
+      <w:r>
+        <w:rPr>
+          <w:rFonts w:ascii="Arial" w:hAnsi="Arial" w:cs="Arial"/>
+          <w:color w:val="FF0000"/>
+          <w:sz w:val="24"/>
+          <w:szCs w:val="24"/>
+        </w:rPr>
+        <w:t xml:space="preserve"/>
+      </w:r>
+      <w:r>
+        <w:rPr>
+          <w:rFonts w:ascii="Arial" w:hAnsi="Arial" w:cs="Arial"/>
+          <w:sz w:val="24"/>
+          <w:szCs w:val="24"/>
+        </w:rPr>
+        <w:t xml:space="preserve"/>
+      </w:r>
+      <w:r>
+        <w:rPr>
+          <w:rFonts w:ascii="Arial" w:hAnsi="Arial" w:cs="Arial"/>
+          <w:sz w:val="24"/>
+          <w:szCs w:val="24"/>
+        </w:rPr>
+        <w:t/>
+      </w:r>
+      <w:r>
+        <w:rPr>
+          <w:rFonts w:ascii="Arial" w:hAnsi="Arial" w:cs="Arial"/>
+          <w:color w:val="FF0000"/>
+          <w:sz w:val="24"/>
+          <w:szCs w:val="24"/>
+        </w:rPr>
+        <w:t xml:space="preserve"/>
+      </w:r>
+      <w:r>
+        <w:rPr>
+          <w:rFonts w:ascii="Arial" w:hAnsi="Arial" w:cs="Arial"/>
+          <w:sz w:val="24"/>
+          <w:szCs w:val="24"/>
+        </w:rPr>
+        <w:t/>
+      </w:r>
+      <w:r>
+        <w:rPr>
+          <w:rFonts w:ascii="Arial" w:hAnsi="Arial" w:cs="Arial"/>
+          <w:sz w:val="24"/>
+          <w:szCs w:val="24"/>
+        </w:rPr>
+        <w:t/>
+      </w:r>
+      <w:r>
+        <w:rPr>
+          <w:rFonts w:ascii="Arial" w:hAnsi="Arial" w:cs="Arial"/>
+          <w:sz w:val="24"/>
+          <w:szCs w:val="24"/>
+        </w:rPr>
+        <w:t/>
       </w:r>
     </w:p>
     <w:p>
